--- a/medical_gen/temp_filled_form.docx
+++ b/medical_gen/temp_filled_form.docx
@@ -3273,7 +3273,7 @@
                 <w:sz w:val="24"/>
                 <w:szCs w:val="24"/>
               </w:rPr>
-              <w:t xml:space="preserve">संतोष महादेव बनसोडे (उप कोषागार अधिकारी)</w:t>
+              <w:t xml:space="preserve">चैतन्य विठ्ठलराव सुरवसे (स्था. अभियांत्रिकी सहाय्यक)</w:t>
             </w:r>
           </w:p>
         </w:tc>
@@ -3307,7 +3307,7 @@
                 <w:szCs w:val="22"/>
                 <w:lang w:eastAsia="en-IN"/>
               </w:rPr>
-              <w:t xml:space="preserve">कोषागार कार्यालय, लातूर </w:t>
+              <w:t xml:space="preserve">सा. बा. उपविभाग, शिरूर अनंतपाळ </w:t>
             </w:r>
           </w:p>
         </w:tc>
@@ -3685,7 +3685,7 @@
                 <w:szCs w:val="21"/>
                 <w:lang w:eastAsia="en-IN"/>
               </w:rPr>
-              <w:t xml:space="preserve">संतोष महादेव बनसोडे (उप कोषागार अधिकारी)</w:t>
+              <w:t xml:space="preserve">चैतन्य विठ्ठलराव सुरवसे (स्था. अभियांत्रिकी सहाय्यक)</w:t>
             </w:r>
           </w:p>
         </w:tc>
@@ -3790,7 +3790,7 @@
                 <w:szCs w:val="21"/>
                 <w:lang w:eastAsia="en-IN"/>
               </w:rPr>
-              <w:t xml:space="preserve">कोषागार कार्यालय, लातूर </w:t>
+              <w:t xml:space="preserve">सा. बा. उपविभाग, शिरूर अनंतपाळ </w:t>
             </w:r>
           </w:p>
         </w:tc>
@@ -3918,7 +3918,7 @@
                 <w:szCs w:val="21"/>
                 <w:lang w:eastAsia="en-IN"/>
               </w:rPr>
-              <w:t xml:space="preserve">. 23800 </w:t>
+              <w:t xml:space="preserve">. 38600</w:t>
             </w:r>
           </w:p>
           <w:p>
@@ -4016,7 +4016,7 @@
                 <w:szCs w:val="21"/>
                 <w:lang w:eastAsia="en-IN"/>
               </w:rPr>
-              <w:t xml:space="preserve">लातूर </w:t>
+              <w:t xml:space="preserve">सा. बा. उपविभाग, शिरूर अनंतपाळ </w:t>
             </w:r>
           </w:p>
         </w:tc>
@@ -4102,7 +4102,7 @@
                 <w:szCs w:val="21"/>
                 <w:lang w:eastAsia="en-IN"/>
               </w:rPr>
-              <w:t xml:space="preserve"> लातूर </w:t>
+              <w:t xml:space="preserve"> NILANGA</w:t>
             </w:r>
           </w:p>
         </w:tc>
@@ -4291,7 +4291,7 @@
                 <w:szCs w:val="21"/>
                 <w:lang w:eastAsia="en-IN"/>
               </w:rPr>
-              <w:t xml:space="preserve">संतोष महादेव बनसोडे </w:t>
+              <w:t xml:space="preserve"/>
             </w:r>
           </w:p>
           <w:p>
@@ -4323,7 +4323,7 @@
                 <w:szCs w:val="21"/>
                 <w:lang w:eastAsia="en-IN"/>
               </w:rPr>
-              <w:t xml:space="preserve">स्वतः  37 </w:t>
+              <w:t xml:space="preserve"> </w:t>
             </w:r>
           </w:p>
         </w:tc>
@@ -4409,7 +4409,7 @@
                 <w:szCs w:val="21"/>
                 <w:lang w:eastAsia="en-IN"/>
               </w:rPr>
-              <w:t xml:space="preserve">लातूर </w:t>
+              <w:t xml:space="preserve"/>
             </w:r>
           </w:p>
         </w:tc>
@@ -4495,7 +4495,7 @@
                 <w:szCs w:val="21"/>
                 <w:lang w:eastAsia="en-IN"/>
               </w:rPr>
-              <w:t xml:space="preserve">01/01/2026 to 08/01/2026</w:t>
+              <w:t xml:space="preserve">06-02-2026 to </w:t>
             </w:r>
           </w:p>
         </w:tc>
@@ -4593,7 +4593,7 @@
                 <w:szCs w:val="21"/>
                 <w:lang w:eastAsia="en-IN"/>
               </w:rPr>
-              <w:t xml:space="preserve">. 662312.0</w:t>
+              <w:t xml:space="preserve">. 71000.0</w:t>
             </w:r>
           </w:p>
         </w:tc>
@@ -4698,7 +4698,7 @@
                 <w:szCs w:val="21"/>
                 <w:lang w:eastAsia="en-IN"/>
               </w:rPr>
-              <w:t xml:space="preserve">18/09/2019</w:t>
+              <w:t xml:space="preserve"/>
             </w:r>
           </w:p>
         </w:tc>
@@ -4990,7 +4990,7 @@
                 <w:szCs w:val="21"/>
                 <w:lang w:eastAsia="en-IN"/>
               </w:rPr>
-              <w:t xml:space="preserve">डॉ. पाटील , पाटील हॉस्पिटल </w:t>
+              <w:t xml:space="preserve"/>
             </w:r>
           </w:p>
         </w:tc>
@@ -5652,7 +5652,7 @@
                 <w:rFonts w:eastAsia="Arial" w:cs="Arial"/>
                 <w:szCs w:val="22"/>
               </w:rPr>
-              <w:t xml:space="preserve">8542.0</w:t>
+              <w:t xml:space="preserve">0.0</w:t>
             </w:r>
           </w:p>
         </w:tc>
@@ -5828,7 +5828,7 @@
                 <w:szCs w:val="21"/>
                 <w:lang w:eastAsia="en-IN"/>
               </w:rPr>
-              <w:t xml:space="preserve">651312.0</w:t>
+              <w:t xml:space="preserve">0.0</w:t>
             </w:r>
           </w:p>
         </w:tc>
@@ -6986,7 +6986,7 @@
                 <w:szCs w:val="21"/>
                 <w:lang w:eastAsia="en-IN"/>
               </w:rPr>
-              <w:t xml:space="preserve">662312.0</w:t>
+              <w:t xml:space="preserve">71000.0</w:t>
             </w:r>
           </w:p>
         </w:tc>
@@ -7680,7 +7680,15 @@
           <w:szCs w:val="22"/>
           <w:lang w:eastAsia="en-IN"/>
         </w:rPr>
-        <w:t xml:space="preserve">____ ) </w:t>
+        <w:t xml:space="preserve"> ____</w:t>
+      </w:r>
+      <w:r>
+        <w:rPr>
+          <w:rFonts w:asciiTheme="minorBidi" w:eastAsia="Arial" w:hAnsiTheme="minorBidi" w:cstheme="minorBidi"/>
+          <w:szCs w:val="22"/>
+          <w:lang w:eastAsia="en-IN"/>
+        </w:rPr>
+        <w:t xml:space="preserve"> ) </w:t>
       </w:r>
       <w:r>
         <w:rPr>
@@ -7867,7 +7875,7 @@
                 <w:szCs w:val="22"/>
                 <w:lang w:eastAsia="en-IN"/>
               </w:rPr>
-              <w:t xml:space="preserve">संतोष महादेव बनसोडे (उप कोषागार अधिकारी)</w:t>
+              <w:t xml:space="preserve">चैतन्य विठ्ठलराव सुरवसे (स्था. अभियांत्रिकी सहाय्यक)</w:t>
             </w:r>
           </w:p>
         </w:tc>
@@ -7898,7 +7906,7 @@
                 <w:szCs w:val="22"/>
                 <w:lang w:eastAsia="en-IN"/>
               </w:rPr>
-              <w:t xml:space="preserve">कोषागार कार्यालय, लातूर </w:t>
+              <w:t xml:space="preserve">सा. बा. उपविभाग, शिरूर अनंतपाळ </w:t>
             </w:r>
           </w:p>
         </w:tc>
@@ -8088,7 +8096,7 @@
           <w:u w:val="single"/>
           <w:lang w:eastAsia="en-IN"/>
         </w:rPr>
-        <w:t xml:space="preserve">Santosh Mahadev Bansode</w:t>
+        <w:t xml:space="preserve"/>
       </w:r>
       <w:r>
         <w:rPr>
@@ -8146,7 +8154,7 @@
           <w:u w:val="single"/>
           <w:lang w:eastAsia="en-IN"/>
         </w:rPr>
-        <w:t xml:space="preserve">Latur</w:t>
+        <w:t xml:space="preserve">NILANGA</w:t>
       </w:r>
       <w:r>
         <w:rPr>
@@ -8230,7 +8238,7 @@
           <w:szCs w:val="24"/>
           <w:u w:val="single"/>
         </w:rPr>
-        <w:t xml:space="preserve">Treasury office , Latur</w:t>
+        <w:t xml:space="preserve">सा. बा. उपविभाग, शिरूर अनंतपाळ </w:t>
       </w:r>
       <w:r>
         <w:rPr>
@@ -8292,7 +8300,7 @@
           <w:szCs w:val="24"/>
           <w:u w:val="single"/>
         </w:rPr>
-        <w:t xml:space="preserve">Sub Treasury officer</w:t>
+        <w:t xml:space="preserve">TECHNICAL ASSISTANT (CIVIL)</w:t>
       </w:r>
       <w:r>
         <w:rPr>
@@ -8330,7 +8338,7 @@
           <w:u w:val="single"/>
           <w:lang w:eastAsia="en-IN"/>
         </w:rPr>
-        <w:t xml:space="preserve">Dr. Patil</w:t>
+        <w:t xml:space="preserve"/>
       </w:r>
       <w:r>
         <w:rPr>
@@ -8351,7 +8359,7 @@
           <w:u w:val="single"/>
           <w:lang w:eastAsia="en-IN"/>
         </w:rPr>
-        <w:t xml:space="preserve">Patil Hospital</w:t>
+        <w:t xml:space="preserve"/>
       </w:r>
       <w:r>
         <w:rPr>
@@ -8392,7 +8400,7 @@
           <w:u w:val="single"/>
           <w:lang w:eastAsia="en-IN"/>
         </w:rPr>
-        <w:t xml:space="preserve">01/01/2026  to 08/01/2026</w:t>
+        <w:t xml:space="preserve">06-02-2026  to </w:t>
       </w:r>
       <w:r>
         <w:rPr>
@@ -8623,7 +8631,7 @@
           <w:szCs w:val="22"/>
           <w:lang w:eastAsia="en-IN"/>
         </w:rPr>
-        <w:t xml:space="preserve">662312.0</w:t>
+        <w:t xml:space="preserve">71000.0</w:t>
       </w:r>
       <w:r>
         <w:rPr>
@@ -8770,7 +8778,7 @@
           <w:szCs w:val="24"/>
           <w:lang w:eastAsia="en-IN"/>
         </w:rPr>
-        <w:t xml:space="preserve">लातूर </w:t>
+        <w:t xml:space="preserve"/>
       </w:r>
       <w:r>
         <w:rPr>
@@ -8857,7 +8865,7 @@
           <w:szCs w:val="24"/>
           <w:lang w:eastAsia="en-IN"/>
         </w:rPr>
-        <w:t xml:space="preserve">27/01/2026</w:t>
+        <w:t xml:space="preserve">06-03-2026</w:t>
       </w:r>
       <w:r>
         <w:rPr>
@@ -9006,21 +9014,6 @@
         <w:tab/>
         <w:t>Hospital Stamp</w:t>
       </w:r>
-    </w:p>
-    <w:p>
-      <w:pPr>
-        <w:spacing w:after="0" w:line="240" w:lineRule="auto"/>
-        <w:ind w:right="-154"/>
-        <w:rPr>
-          <w:rFonts w:asciiTheme="minorBidi" w:eastAsia="Times New Roman" w:hAnsiTheme="minorBidi" w:cstheme="minorBidi"/>
-          <w:b/>
-          <w:bCs/>
-          <w:sz w:val="24"/>
-          <w:szCs w:val="24"/>
-          <w:u w:val="single"/>
-          <w:lang w:eastAsia="en-IN"/>
-        </w:rPr>
-      </w:pPr>
     </w:p>
     <w:p>
       <w:pPr>
@@ -9160,7 +9153,7 @@
           <w:szCs w:val="24"/>
           <w:lang w:eastAsia="en-IN"/>
         </w:rPr>
-        <w:t xml:space="preserve">Santosh Mahadev Bansode</w:t>
+        <w:t xml:space="preserve"/>
       </w:r>
     </w:p>
     <w:p>
@@ -9204,7 +9197,7 @@
           <w:szCs w:val="22"/>
           <w:lang w:eastAsia="en-IN"/>
         </w:rPr>
-        <w:t xml:space="preserve">01/01/2026 </w:t>
+        <w:t xml:space="preserve">06-02-2026 </w:t>
       </w:r>
     </w:p>
     <w:p>
@@ -9248,7 +9241,7 @@
           <w:szCs w:val="22"/>
           <w:lang w:eastAsia="en-IN"/>
         </w:rPr>
-        <w:t xml:space="preserve">08/01/2026</w:t>
+        <w:t xml:space="preserve"/>
       </w:r>
     </w:p>
     <w:p>
@@ -9620,7 +9613,7 @@
                 <w:sz w:val="22"/>
                 <w:szCs w:val="22"/>
               </w:rPr>
-              <w:t xml:space="preserve">11000</w:t>
+              <w:t xml:space="preserve">0.0</w:t>
             </w:r>
           </w:p>
           <w:p>
@@ -9903,7 +9896,7 @@
                 <w:szCs w:val="22"/>
                 <w:lang w:eastAsia="en-IN"/>
               </w:rPr>
-              <w:t xml:space="preserve">0.0</w:t>
+              <w:t xml:space="preserve">5000.0</w:t>
             </w:r>
           </w:p>
         </w:tc>
@@ -10055,7 +10048,7 @@
                 <w:szCs w:val="22"/>
                 <w:lang w:eastAsia="en-IN"/>
               </w:rPr>
-              <w:t xml:space="preserve">0.0</w:t>
+              <w:t xml:space="preserve">50000.0</w:t>
             </w:r>
           </w:p>
         </w:tc>
@@ -10941,7 +10934,7 @@
                 <w:rFonts w:eastAsia="Arial" w:cs="Arial"/>
                 <w:lang w:val="en-US"/>
               </w:rPr>
-              <w:t xml:space="preserve">0.0</w:t>
+              <w:t xml:space="preserve">16000.0</w:t>
             </w:r>
           </w:p>
         </w:tc>
@@ -11116,7 +11109,7 @@
                 <w:szCs w:val="24"/>
                 <w:lang w:eastAsia="en-IN"/>
               </w:rPr>
-              <w:t xml:space="preserve">11000.00</w:t>
+              <w:t xml:space="preserve">71000.0</w:t>
             </w:r>
           </w:p>
         </w:tc>
@@ -11545,7 +11538,7 @@
           <w:szCs w:val="24"/>
           <w:lang w:eastAsia="en-IN"/>
         </w:rPr>
-        <w:t xml:space="preserve">Santosh Mahadev Bansode</w:t>
+        <w:t xml:space="preserve"/>
       </w:r>
     </w:p>
     <w:p>
@@ -11589,7 +11582,7 @@
           <w:szCs w:val="22"/>
           <w:lang w:eastAsia="en-IN"/>
         </w:rPr>
-        <w:t xml:space="preserve">01/01/2026 </w:t>
+        <w:t xml:space="preserve">06-02-2026 </w:t>
       </w:r>
     </w:p>
     <w:p>
@@ -11640,7 +11633,7 @@
           <w:szCs w:val="22"/>
           <w:lang w:eastAsia="en-IN"/>
         </w:rPr>
-        <w:t xml:space="preserve">08/01/2026</w:t>
+        <w:t xml:space="preserve"/>
       </w:r>
     </w:p>
     <w:p>
@@ -11808,6 +11801,7 @@
             <w:pPr>
               <w:spacing w:after="0" w:line="240" w:lineRule="auto"/>
               <w:ind w:right="-154"/>
+              <w:jc w:val="center"/>
               <w:rPr>
                 <w:rFonts w:ascii="Mangal" w:eastAsia="Calibri" w:hAnsi="Mangal"/>
                 <w:b/>
@@ -11824,6 +11818,7 @@
             <w:pPr>
               <w:spacing w:after="0" w:line="240" w:lineRule="auto"/>
               <w:ind w:right="-154"/>
+              <w:jc w:val="center"/>
               <w:rPr>
                 <w:rFonts w:ascii="Mangal" w:eastAsia="Calibri" w:hAnsi="Mangal"/>
                 <w:b/>
@@ -11840,6 +11835,7 @@
             <w:pPr>
               <w:spacing w:after="0" w:line="240" w:lineRule="auto"/>
               <w:ind w:right="-154"/>
+              <w:jc w:val="center"/>
               <w:rPr>
                 <w:rFonts w:ascii="Mangal" w:eastAsia="Calibri" w:hAnsi="Mangal"/>
                 <w:b/>
@@ -11868,576 +11864,6 @@
                 <w:bCs/>
               </w:rPr>
             </w:pPr>
-            <w:r>
-              <w:rPr>
-                <w:rFonts w:eastAsia="Arial" w:cs="Arial"/>
-                <w:b/>
-                <w:bCs/>
-              </w:rPr>
-              <w:t xml:space="preserve">1</w:t>
-            </w:r>
-          </w:p>
-        </w:tc>
-        <w:tc>
-          <w:tcPr>
-            <w:tcW w:w="4126" w:type="dxa"/>
-          </w:tcPr>
-          <w:p>
-            <w:pPr>
-              <w:spacing w:after="0" w:line="240" w:lineRule="auto"/>
-              <w:ind w:right="-154"/>
-              <w:jc w:val="center"/>
-              <w:rPr>
-                <w:rFonts w:ascii="Mangal" w:eastAsia="Calibri" w:hAnsi="Mangal"/>
-                <w:b/>
-                <w:bCs/>
-              </w:rPr>
-            </w:pPr>
-            <w:r>
-              <w:rPr>
-                <w:rFonts w:eastAsia="Arial" w:cs="Arial"/>
-                <w:b/>
-                <w:bCs/>
-              </w:rPr>
-              <w:t xml:space="preserve">AGAG</w:t>
-            </w:r>
-          </w:p>
-        </w:tc>
-        <w:tc>
-          <w:tcPr>
-            <w:tcW w:w="1836" w:type="dxa"/>
-          </w:tcPr>
-          <w:p>
-            <w:pPr>
-              <w:spacing w:after="0" w:line="240" w:lineRule="auto"/>
-              <w:ind w:right="-154"/>
-              <w:jc w:val="center"/>
-              <w:rPr>
-                <w:rFonts w:ascii="Mangal" w:eastAsia="Calibri" w:hAnsi="Mangal"/>
-                <w:b/>
-                <w:bCs/>
-              </w:rPr>
-            </w:pPr>
-            <w:r>
-              <w:rPr>
-                <w:rFonts w:eastAsia="Arial" w:cs="Arial"/>
-                <w:b/>
-                <w:bCs/>
-              </w:rPr>
-              <w:t xml:space="preserve">2026-01-01</w:t>
-            </w:r>
-          </w:p>
-        </w:tc>
-        <w:tc>
-          <w:tcPr>
-            <w:tcW w:w="2228" w:type="dxa"/>
-          </w:tcPr>
-          <w:p>
-            <w:pPr>
-              <w:spacing w:after="0" w:line="240" w:lineRule="auto"/>
-              <w:ind w:right="-154"/>
-              <w:jc w:val="center"/>
-              <w:rPr>
-                <w:rFonts w:ascii="Mangal" w:eastAsia="Calibri" w:hAnsi="Mangal"/>
-                <w:b/>
-                <w:bCs/>
-              </w:rPr>
-            </w:pPr>
-            <w:r>
-              <w:rPr>
-                <w:rFonts w:eastAsia="Arial" w:cs="Arial"/>
-                <w:b/>
-                <w:bCs/>
-              </w:rPr>
-              <w:t xml:space="preserve">346.0</w:t>
-            </w:r>
-          </w:p>
-        </w:tc>
-      </w:tr>
-      <w:tr>
-        <w:trPr>
-          <w:trHeight w:hRule="exact" w:val="20"/>
-        </w:trPr>
-        <w:tc>
-          <w:tcPr>
-            <w:tcW w:w="1350" w:type="dxa"/>
-          </w:tcPr>
-          <w:p>
-            <w:pPr>
-              <w:spacing w:after="0" w:line="240" w:lineRule="auto"/>
-              <w:ind w:right="-154"/>
-              <w:jc w:val="center"/>
-              <w:rPr>
-                <w:rFonts w:ascii="Mangal" w:eastAsia="Calibri" w:hAnsi="Mangal"/>
-                <w:b/>
-                <w:bCs/>
-                <w:color w:val="FFFFFF" w:themeColor="background1"/>
-                <w:sz w:val="4"/>
-                <w:szCs w:val="4"/>
-              </w:rPr>
-            </w:pPr>
-            <w:r>
-              <w:rPr>
-                <w:rFonts w:eastAsia="Arial" w:cs="Arial"/>
-                <w:b/>
-                <w:bCs/>
-                <w:color w:val="FFFFFF" w:themeColor="background1"/>
-                <w:sz w:val="4"/>
-                <w:szCs w:val="4"/>
-              </w:rPr>
-              <w:t xml:space="preserve"/>
-            </w:r>
-          </w:p>
-        </w:tc>
-        <w:tc>
-          <w:tcPr>
-            <w:tcW w:w="4126" w:type="dxa"/>
-          </w:tcPr>
-          <w:p>
-            <w:pPr>
-              <w:spacing w:after="0" w:line="240" w:lineRule="auto"/>
-              <w:ind w:right="-154"/>
-              <w:rPr>
-                <w:rFonts w:ascii="Mangal" w:eastAsia="Calibri" w:hAnsi="Mangal"/>
-                <w:b/>
-                <w:bCs/>
-              </w:rPr>
-            </w:pPr>
-          </w:p>
-        </w:tc>
-        <w:tc>
-          <w:tcPr>
-            <w:tcW w:w="1836" w:type="dxa"/>
-          </w:tcPr>
-          <w:p>
-            <w:pPr>
-              <w:spacing w:after="0" w:line="240" w:lineRule="auto"/>
-              <w:ind w:right="-154"/>
-              <w:rPr>
-                <w:rFonts w:ascii="Mangal" w:eastAsia="Calibri" w:hAnsi="Mangal"/>
-                <w:b/>
-                <w:bCs/>
-              </w:rPr>
-            </w:pPr>
-          </w:p>
-        </w:tc>
-        <w:tc>
-          <w:tcPr>
-            <w:tcW w:w="2228" w:type="dxa"/>
-          </w:tcPr>
-          <w:p>
-            <w:pPr>
-              <w:spacing w:after="0" w:line="240" w:lineRule="auto"/>
-              <w:ind w:right="-154"/>
-              <w:rPr>
-                <w:rFonts w:ascii="Mangal" w:eastAsia="Calibri" w:hAnsi="Mangal"/>
-                <w:b/>
-                <w:bCs/>
-              </w:rPr>
-            </w:pPr>
-          </w:p>
-        </w:tc>
-      </w:tr>
-      <w:tr>
-        <w:trPr>
-          <w:trHeight w:val="576"/>
-        </w:trPr>
-        <w:tc>
-          <w:tcPr>
-            <w:tcW w:w="1350" w:type="dxa"/>
-          </w:tcPr>
-          <w:p>
-            <w:pPr>
-              <w:spacing w:after="0" w:line="240" w:lineRule="auto"/>
-              <w:ind w:right="-154"/>
-              <w:jc w:val="center"/>
-              <w:rPr>
-                <w:rFonts w:ascii="Mangal" w:eastAsia="Calibri" w:hAnsi="Mangal"/>
-                <w:b/>
-                <w:bCs/>
-              </w:rPr>
-            </w:pPr>
-            <w:r>
-              <w:rPr>
-                <w:rFonts w:eastAsia="Arial" w:cs="Arial"/>
-                <w:b/>
-                <w:bCs/>
-              </w:rPr>
-              <w:t xml:space="preserve">2</w:t>
-            </w:r>
-          </w:p>
-        </w:tc>
-        <w:tc>
-          <w:tcPr>
-            <w:tcW w:w="4126" w:type="dxa"/>
-          </w:tcPr>
-          <w:p>
-            <w:pPr>
-              <w:spacing w:after="0" w:line="240" w:lineRule="auto"/>
-              <w:ind w:right="-154"/>
-              <w:jc w:val="center"/>
-              <w:rPr>
-                <w:rFonts w:ascii="Mangal" w:eastAsia="Calibri" w:hAnsi="Mangal"/>
-                <w:b/>
-                <w:bCs/>
-              </w:rPr>
-            </w:pPr>
-            <w:r>
-              <w:rPr>
-                <w:rFonts w:eastAsia="Arial" w:cs="Arial"/>
-                <w:b/>
-                <w:bCs/>
-              </w:rPr>
-              <w:t xml:space="preserve">AAAAA</w:t>
-            </w:r>
-          </w:p>
-        </w:tc>
-        <w:tc>
-          <w:tcPr>
-            <w:tcW w:w="1836" w:type="dxa"/>
-          </w:tcPr>
-          <w:p>
-            <w:pPr>
-              <w:spacing w:after="0" w:line="240" w:lineRule="auto"/>
-              <w:ind w:right="-154"/>
-              <w:jc w:val="center"/>
-              <w:rPr>
-                <w:rFonts w:ascii="Mangal" w:eastAsia="Calibri" w:hAnsi="Mangal"/>
-                <w:b/>
-                <w:bCs/>
-              </w:rPr>
-            </w:pPr>
-            <w:r>
-              <w:rPr>
-                <w:rFonts w:eastAsia="Arial" w:cs="Arial"/>
-                <w:b/>
-                <w:bCs/>
-              </w:rPr>
-              <w:t xml:space="preserve">2026-01-02</w:t>
-            </w:r>
-          </w:p>
-        </w:tc>
-        <w:tc>
-          <w:tcPr>
-            <w:tcW w:w="2228" w:type="dxa"/>
-          </w:tcPr>
-          <w:p>
-            <w:pPr>
-              <w:spacing w:after="0" w:line="240" w:lineRule="auto"/>
-              <w:ind w:right="-154"/>
-              <w:jc w:val="center"/>
-              <w:rPr>
-                <w:rFonts w:ascii="Mangal" w:eastAsia="Calibri" w:hAnsi="Mangal"/>
-                <w:b/>
-                <w:bCs/>
-              </w:rPr>
-            </w:pPr>
-            <w:r>
-              <w:rPr>
-                <w:rFonts w:eastAsia="Arial" w:cs="Arial"/>
-                <w:b/>
-                <w:bCs/>
-              </w:rPr>
-              <w:t xml:space="preserve">3573.0</w:t>
-            </w:r>
-          </w:p>
-        </w:tc>
-      </w:tr>
-      <w:tr>
-        <w:trPr>
-          <w:trHeight w:hRule="exact" w:val="20"/>
-        </w:trPr>
-        <w:tc>
-          <w:tcPr>
-            <w:tcW w:w="1350" w:type="dxa"/>
-          </w:tcPr>
-          <w:p>
-            <w:pPr>
-              <w:spacing w:after="0" w:line="240" w:lineRule="auto"/>
-              <w:ind w:right="-154"/>
-              <w:jc w:val="center"/>
-              <w:rPr>
-                <w:rFonts w:ascii="Mangal" w:eastAsia="Calibri" w:hAnsi="Mangal"/>
-                <w:b/>
-                <w:bCs/>
-                <w:color w:val="FFFFFF" w:themeColor="background1"/>
-                <w:sz w:val="4"/>
-                <w:szCs w:val="4"/>
-              </w:rPr>
-            </w:pPr>
-            <w:r>
-              <w:rPr>
-                <w:rFonts w:eastAsia="Arial" w:cs="Arial"/>
-                <w:b/>
-                <w:bCs/>
-                <w:color w:val="FFFFFF" w:themeColor="background1"/>
-                <w:sz w:val="4"/>
-                <w:szCs w:val="4"/>
-              </w:rPr>
-              <w:t xml:space="preserve"/>
-            </w:r>
-          </w:p>
-        </w:tc>
-        <w:tc>
-          <w:tcPr>
-            <w:tcW w:w="4126" w:type="dxa"/>
-          </w:tcPr>
-          <w:p>
-            <w:pPr>
-              <w:spacing w:after="0" w:line="240" w:lineRule="auto"/>
-              <w:ind w:right="-154"/>
-              <w:rPr>
-                <w:rFonts w:ascii="Mangal" w:eastAsia="Calibri" w:hAnsi="Mangal"/>
-                <w:b/>
-                <w:bCs/>
-              </w:rPr>
-            </w:pPr>
-          </w:p>
-        </w:tc>
-        <w:tc>
-          <w:tcPr>
-            <w:tcW w:w="1836" w:type="dxa"/>
-          </w:tcPr>
-          <w:p>
-            <w:pPr>
-              <w:spacing w:after="0" w:line="240" w:lineRule="auto"/>
-              <w:ind w:right="-154"/>
-              <w:rPr>
-                <w:rFonts w:ascii="Mangal" w:eastAsia="Calibri" w:hAnsi="Mangal"/>
-                <w:b/>
-                <w:bCs/>
-              </w:rPr>
-            </w:pPr>
-          </w:p>
-        </w:tc>
-        <w:tc>
-          <w:tcPr>
-            <w:tcW w:w="2228" w:type="dxa"/>
-          </w:tcPr>
-          <w:p>
-            <w:pPr>
-              <w:spacing w:after="0" w:line="240" w:lineRule="auto"/>
-              <w:ind w:right="-154"/>
-              <w:rPr>
-                <w:rFonts w:ascii="Mangal" w:eastAsia="Calibri" w:hAnsi="Mangal"/>
-                <w:b/>
-                <w:bCs/>
-              </w:rPr>
-            </w:pPr>
-          </w:p>
-        </w:tc>
-      </w:tr>
-      <w:tr>
-        <w:trPr>
-          <w:trHeight w:val="576"/>
-        </w:trPr>
-        <w:tc>
-          <w:tcPr>
-            <w:tcW w:w="1350" w:type="dxa"/>
-          </w:tcPr>
-          <w:p>
-            <w:pPr>
-              <w:spacing w:after="0" w:line="240" w:lineRule="auto"/>
-              <w:ind w:right="-154"/>
-              <w:jc w:val="center"/>
-              <w:rPr>
-                <w:rFonts w:ascii="Mangal" w:eastAsia="Calibri" w:hAnsi="Mangal"/>
-                <w:b/>
-                <w:bCs/>
-              </w:rPr>
-            </w:pPr>
-            <w:r>
-              <w:rPr>
-                <w:rFonts w:eastAsia="Arial" w:cs="Arial"/>
-                <w:b/>
-                <w:bCs/>
-              </w:rPr>
-              <w:t xml:space="preserve">3</w:t>
-            </w:r>
-          </w:p>
-        </w:tc>
-        <w:tc>
-          <w:tcPr>
-            <w:tcW w:w="4126" w:type="dxa"/>
-          </w:tcPr>
-          <w:p>
-            <w:pPr>
-              <w:spacing w:after="0" w:line="240" w:lineRule="auto"/>
-              <w:ind w:right="-154"/>
-              <w:jc w:val="center"/>
-              <w:rPr>
-                <w:rFonts w:ascii="Mangal" w:eastAsia="Calibri" w:hAnsi="Mangal"/>
-                <w:b/>
-                <w:bCs/>
-              </w:rPr>
-            </w:pPr>
-            <w:r>
-              <w:rPr>
-                <w:rFonts w:eastAsia="Arial" w:cs="Arial"/>
-                <w:b/>
-                <w:bCs/>
-              </w:rPr>
-              <w:t xml:space="preserve">375</w:t>
-            </w:r>
-          </w:p>
-        </w:tc>
-        <w:tc>
-          <w:tcPr>
-            <w:tcW w:w="1836" w:type="dxa"/>
-          </w:tcPr>
-          <w:p>
-            <w:pPr>
-              <w:spacing w:after="0" w:line="240" w:lineRule="auto"/>
-              <w:ind w:right="-154"/>
-              <w:jc w:val="center"/>
-              <w:rPr>
-                <w:rFonts w:ascii="Mangal" w:eastAsia="Calibri" w:hAnsi="Mangal"/>
-                <w:b/>
-                <w:bCs/>
-              </w:rPr>
-            </w:pPr>
-            <w:r>
-              <w:rPr>
-                <w:rFonts w:eastAsia="Arial" w:cs="Arial"/>
-                <w:b/>
-                <w:bCs/>
-              </w:rPr>
-              <w:t xml:space="preserve">2026-01-03</w:t>
-            </w:r>
-          </w:p>
-        </w:tc>
-        <w:tc>
-          <w:tcPr>
-            <w:tcW w:w="2228" w:type="dxa"/>
-          </w:tcPr>
-          <w:p>
-            <w:pPr>
-              <w:spacing w:after="0" w:line="240" w:lineRule="auto"/>
-              <w:ind w:right="-154"/>
-              <w:jc w:val="center"/>
-              <w:rPr>
-                <w:rFonts w:ascii="Mangal" w:eastAsia="Calibri" w:hAnsi="Mangal"/>
-                <w:b/>
-                <w:bCs/>
-              </w:rPr>
-            </w:pPr>
-            <w:r>
-              <w:rPr>
-                <w:rFonts w:eastAsia="Arial" w:cs="Arial"/>
-                <w:b/>
-                <w:bCs/>
-              </w:rPr>
-              <w:t xml:space="preserve">4623.0</w:t>
-            </w:r>
-          </w:p>
-        </w:tc>
-      </w:tr>
-      <w:tr>
-        <w:trPr>
-          <w:trHeight w:hRule="exact" w:val="20"/>
-        </w:trPr>
-        <w:tc>
-          <w:tcPr>
-            <w:tcW w:w="1350" w:type="dxa"/>
-          </w:tcPr>
-          <w:p>
-            <w:pPr>
-              <w:spacing w:after="0" w:line="240" w:lineRule="auto"/>
-              <w:ind w:right="-154"/>
-              <w:jc w:val="center"/>
-              <w:rPr>
-                <w:rFonts w:ascii="Mangal" w:eastAsia="Calibri" w:hAnsi="Mangal"/>
-                <w:b/>
-                <w:bCs/>
-                <w:color w:val="FFFFFF" w:themeColor="background1"/>
-                <w:sz w:val="4"/>
-                <w:szCs w:val="4"/>
-              </w:rPr>
-            </w:pPr>
-            <w:r>
-              <w:rPr>
-                <w:rFonts w:eastAsia="Arial" w:cs="Arial"/>
-                <w:b/>
-                <w:bCs/>
-                <w:color w:val="FFFFFF" w:themeColor="background1"/>
-                <w:sz w:val="4"/>
-                <w:szCs w:val="4"/>
-              </w:rPr>
-              <w:t xml:space="preserve"/>
-            </w:r>
-          </w:p>
-        </w:tc>
-        <w:tc>
-          <w:tcPr>
-            <w:tcW w:w="4126" w:type="dxa"/>
-          </w:tcPr>
-          <w:p>
-            <w:pPr>
-              <w:spacing w:after="0" w:line="240" w:lineRule="auto"/>
-              <w:ind w:right="-154"/>
-              <w:jc w:val="center"/>
-              <w:rPr>
-                <w:rFonts w:ascii="Mangal" w:eastAsia="Calibri" w:hAnsi="Mangal"/>
-                <w:b/>
-                <w:bCs/>
-              </w:rPr>
-            </w:pPr>
-          </w:p>
-        </w:tc>
-        <w:tc>
-          <w:tcPr>
-            <w:tcW w:w="1836" w:type="dxa"/>
-          </w:tcPr>
-          <w:p>
-            <w:pPr>
-              <w:spacing w:after="0" w:line="240" w:lineRule="auto"/>
-              <w:ind w:right="-154"/>
-              <w:jc w:val="center"/>
-              <w:rPr>
-                <w:rFonts w:ascii="Mangal" w:eastAsia="Calibri" w:hAnsi="Mangal"/>
-                <w:b/>
-                <w:bCs/>
-              </w:rPr>
-            </w:pPr>
-          </w:p>
-        </w:tc>
-        <w:tc>
-          <w:tcPr>
-            <w:tcW w:w="2228" w:type="dxa"/>
-          </w:tcPr>
-          <w:p>
-            <w:pPr>
-              <w:spacing w:after="0" w:line="240" w:lineRule="auto"/>
-              <w:ind w:right="-154"/>
-              <w:jc w:val="center"/>
-              <w:rPr>
-                <w:rFonts w:ascii="Mangal" w:eastAsia="Calibri" w:hAnsi="Mangal"/>
-                <w:b/>
-                <w:bCs/>
-              </w:rPr>
-            </w:pPr>
-          </w:p>
-        </w:tc>
-      </w:tr>
-      <w:tr>
-        <w:trPr>
-          <w:trHeight w:val="576"/>
-        </w:trPr>
-        <w:tc>
-          <w:tcPr>
-            <w:tcW w:w="1350" w:type="dxa"/>
-          </w:tcPr>
-          <w:p>
-            <w:pPr>
-              <w:spacing w:after="0" w:line="240" w:lineRule="auto"/>
-              <w:ind w:right="-154"/>
-              <w:jc w:val="center"/>
-              <w:rPr>
-                <w:rFonts w:ascii="Mangal" w:eastAsia="Calibri" w:hAnsi="Mangal"/>
-                <w:b/>
-                <w:bCs/>
-              </w:rPr>
-            </w:pPr>
           </w:p>
         </w:tc>
         <w:tc>
@@ -12507,7 +11933,7 @@
                 <w:b/>
                 <w:bCs/>
               </w:rPr>
-              <w:t xml:space="preserve">8542.0</w:t>
+              <w:t xml:space="preserve">0.0</w:t>
             </w:r>
           </w:p>
         </w:tc>
@@ -12593,8 +12019,6 @@
           <w:bCs/>
         </w:rPr>
       </w:pPr>
-      <w:bookmarkStart w:id="0" w:name="_GoBack"/>
-      <w:bookmarkEnd w:id="0"/>
     </w:p>
     <w:p>
       <w:pPr>
@@ -12985,7 +12409,7 @@
           <w:szCs w:val="24"/>
           <w:lang w:eastAsia="en-IN"/>
         </w:rPr>
-        <w:t xml:space="preserve">Santosh Mahadev Bansode</w:t>
+        <w:t xml:space="preserve"/>
       </w:r>
     </w:p>
     <w:p>
@@ -13029,7 +12453,7 @@
           <w:szCs w:val="22"/>
           <w:lang w:eastAsia="en-IN"/>
         </w:rPr>
-        <w:t xml:space="preserve">01/01/2026 </w:t>
+        <w:t xml:space="preserve">06-02-2026 </w:t>
       </w:r>
     </w:p>
     <w:p>
@@ -13080,7 +12504,7 @@
           <w:szCs w:val="22"/>
           <w:lang w:eastAsia="en-IN"/>
         </w:rPr>
-        <w:t xml:space="preserve">08/01/2026</w:t>
+        <w:t xml:space="preserve"/>
       </w:r>
     </w:p>
     <w:p>
@@ -13301,179 +12725,78 @@
             <w:pPr>
               <w:spacing w:after="0" w:line="240" w:lineRule="auto"/>
               <w:ind w:right="-154"/>
-              <w:jc w:val="center"/>
               <w:rPr>
                 <w:rFonts w:ascii="Mangal" w:eastAsia="Calibri" w:hAnsi="Mangal"/>
                 <w:b/>
                 <w:bCs/>
               </w:rPr>
             </w:pPr>
+          </w:p>
+        </w:tc>
+        <w:tc>
+          <w:tcPr>
+            <w:tcW w:w="3330" w:type="dxa"/>
+          </w:tcPr>
+          <w:p>
+            <w:pPr>
+              <w:spacing w:after="0" w:line="240" w:lineRule="auto"/>
+              <w:ind w:right="-154"/>
+              <w:rPr>
+                <w:rFonts w:ascii="Mangal" w:eastAsia="Calibri" w:hAnsi="Mangal"/>
+                <w:b/>
+                <w:bCs/>
+              </w:rPr>
+            </w:pPr>
+          </w:p>
+        </w:tc>
+        <w:tc>
+          <w:tcPr>
+            <w:tcW w:w="1890" w:type="dxa"/>
+          </w:tcPr>
+          <w:p>
+            <w:pPr>
+              <w:spacing w:after="0" w:line="240" w:lineRule="auto"/>
+              <w:ind w:right="-154"/>
+              <w:jc w:val="center"/>
+            </w:pPr>
             <w:r>
               <w:rPr>
                 <w:rFonts w:eastAsia="Arial" w:cs="Arial"/>
                 <w:b/>
                 <w:bCs/>
               </w:rPr>
-              <w:t xml:space="preserve">1</w:t>
-            </w:r>
-          </w:p>
-        </w:tc>
-        <w:tc>
-          <w:tcPr>
-            <w:tcW w:w="3330" w:type="dxa"/>
+              <w:t>TOTAL OF (C</w:t>
+            </w:r>
+            <w:r>
+              <w:rPr>
+                <w:rFonts w:eastAsia="Arial" w:cs="Arial"/>
+                <w:b/>
+                <w:bCs/>
+              </w:rPr>
+              <w:t>)</w:t>
+            </w:r>
+          </w:p>
+        </w:tc>
+        <w:tc>
+          <w:tcPr>
+            <w:tcW w:w="2520" w:type="dxa"/>
           </w:tcPr>
           <w:p>
             <w:pPr>
               <w:spacing w:after="0" w:line="240" w:lineRule="auto"/>
               <w:ind w:right="-154"/>
               <w:jc w:val="center"/>
-              <w:rPr>
-                <w:rFonts w:ascii="Mangal" w:eastAsia="Calibri" w:hAnsi="Mangal"/>
+            </w:pPr>
+            <w:r>
+              <w:rPr>
+                <w:rFonts w:eastAsia="Arial" w:cstheme="minorBidi"/>
                 <w:b/>
                 <w:bCs/>
-              </w:rPr>
-            </w:pPr>
-            <w:r>
-              <w:rPr>
-                <w:rFonts w:eastAsia="Arial" w:cs="Arial"/>
-                <w:b/>
-                <w:bCs/>
-              </w:rPr>
-              <w:t xml:space="preserve">SH</w:t>
-            </w:r>
-          </w:p>
-        </w:tc>
-        <w:tc>
-          <w:tcPr>
-            <w:tcW w:w="1890" w:type="dxa"/>
-          </w:tcPr>
-          <w:p>
-            <w:pPr>
-              <w:spacing w:after="0" w:line="240" w:lineRule="auto"/>
-              <w:ind w:right="-154"/>
-              <w:jc w:val="center"/>
-              <w:rPr>
-                <w:rFonts w:ascii="Mangal" w:eastAsia="Calibri" w:hAnsi="Mangal"/>
-                <w:b/>
-                <w:bCs/>
-              </w:rPr>
-            </w:pPr>
-            <w:r>
-              <w:rPr>
-                <w:rFonts w:eastAsia="Arial" w:cs="Arial"/>
-                <w:b/>
-                <w:bCs/>
-              </w:rPr>
-              <w:t xml:space="preserve">2026-01-01</w:t>
-            </w:r>
-          </w:p>
-        </w:tc>
-        <w:tc>
-          <w:tcPr>
-            <w:tcW w:w="2520" w:type="dxa"/>
-          </w:tcPr>
-          <w:p>
-            <w:pPr>
-              <w:spacing w:after="0" w:line="240" w:lineRule="auto"/>
-              <w:ind w:right="-154"/>
-              <w:jc w:val="center"/>
-              <w:rPr>
-                <w:rFonts w:ascii="Mangal" w:eastAsia="Calibri" w:hAnsi="Mangal"/>
-                <w:b/>
-                <w:bCs/>
-              </w:rPr>
-            </w:pPr>
-            <w:r>
-              <w:rPr>
-                <w:rFonts w:eastAsia="Arial" w:cs="Arial"/>
-                <w:b/>
-                <w:bCs/>
-              </w:rPr>
-              <w:t xml:space="preserve">4326.0</w:t>
-            </w:r>
-          </w:p>
-        </w:tc>
-      </w:tr>
-      <w:tr>
-        <w:trPr>
-          <w:trHeight w:hRule="exact" w:val="20"/>
-        </w:trPr>
-        <w:tc>
-          <w:tcPr>
-            <w:tcW w:w="1530" w:type="dxa"/>
-          </w:tcPr>
-          <w:p>
-            <w:pPr>
-              <w:spacing w:after="0" w:line="240" w:lineRule="auto"/>
-              <w:ind w:right="-154"/>
-              <w:rPr>
-                <w:rFonts w:ascii="Mangal" w:eastAsia="Calibri" w:hAnsi="Mangal"/>
-                <w:b/>
-                <w:bCs/>
-                <w:color w:val="FFFFFF" w:themeColor="background1"/>
-                <w:sz w:val="4"/>
-                <w:szCs w:val="4"/>
-              </w:rPr>
-            </w:pPr>
-            <w:r>
-              <w:rPr>
-                <w:rFonts w:eastAsia="Arial" w:cs="Arial"/>
-                <w:b/>
-                <w:bCs/>
-                <w:color w:val="FFFFFF" w:themeColor="background1"/>
-                <w:sz w:val="4"/>
-                <w:szCs w:val="4"/>
-              </w:rPr>
-              <w:t xml:space="preserve"/>
-            </w:r>
-          </w:p>
-        </w:tc>
-        <w:tc>
-          <w:tcPr>
-            <w:tcW w:w="3330" w:type="dxa"/>
-          </w:tcPr>
-          <w:p>
-            <w:pPr>
-              <w:spacing w:after="0" w:line="240" w:lineRule="auto"/>
-              <w:ind w:right="-154"/>
-              <w:rPr>
-                <w:rFonts w:ascii="Mangal" w:eastAsia="Calibri" w:hAnsi="Mangal"/>
-                <w:b/>
-                <w:bCs/>
-              </w:rPr>
-            </w:pPr>
-          </w:p>
-        </w:tc>
-        <w:tc>
-          <w:tcPr>
-            <w:tcW w:w="1890" w:type="dxa"/>
-          </w:tcPr>
-          <w:p>
-            <w:pPr>
-              <w:spacing w:after="0" w:line="240" w:lineRule="auto"/>
-              <w:ind w:right="-154"/>
-              <w:rPr>
-                <w:rFonts w:ascii="Mangal" w:eastAsia="Calibri" w:hAnsi="Mangal"/>
-                <w:b/>
-                <w:bCs/>
-              </w:rPr>
-            </w:pPr>
-          </w:p>
-        </w:tc>
-        <w:tc>
-          <w:tcPr>
-            <w:tcW w:w="2520" w:type="dxa"/>
-          </w:tcPr>
-          <w:p>
-            <w:pPr>
-              <w:spacing w:after="0" w:line="240" w:lineRule="auto"/>
-              <w:ind w:right="-154"/>
-              <w:rPr>
-                <w:rFonts w:ascii="Mangal" w:eastAsia="Calibri" w:hAnsi="Mangal"/>
-                <w:b/>
-                <w:bCs/>
-              </w:rPr>
-            </w:pPr>
+                <w:szCs w:val="22"/>
+                <w:lang w:eastAsia="en-IN"/>
+              </w:rPr>
+              <w:t xml:space="preserve">0.0</w:t>
+            </w:r>
           </w:p>
         </w:tc>
       </w:tr>
@@ -13489,1514 +12812,85 @@
             <w:pPr>
               <w:spacing w:after="0" w:line="240" w:lineRule="auto"/>
               <w:ind w:right="-154"/>
-              <w:jc w:val="center"/>
               <w:rPr>
                 <w:rFonts w:ascii="Mangal" w:eastAsia="Calibri" w:hAnsi="Mangal"/>
                 <w:b/>
                 <w:bCs/>
               </w:rPr>
             </w:pPr>
+          </w:p>
+        </w:tc>
+        <w:tc>
+          <w:tcPr>
+            <w:tcW w:w="3330" w:type="dxa"/>
+          </w:tcPr>
+          <w:p>
+            <w:pPr>
+              <w:spacing w:after="0" w:line="240" w:lineRule="auto"/>
+              <w:ind w:right="-154"/>
+              <w:rPr>
+                <w:rFonts w:ascii="Mangal" w:eastAsia="Calibri" w:hAnsi="Mangal"/>
+                <w:b/>
+                <w:bCs/>
+              </w:rPr>
+            </w:pPr>
+          </w:p>
+        </w:tc>
+        <w:tc>
+          <w:tcPr>
+            <w:tcW w:w="1890" w:type="dxa"/>
+          </w:tcPr>
+          <w:p>
+            <w:pPr>
+              <w:spacing w:after="0" w:line="240" w:lineRule="auto"/>
+              <w:ind w:right="-154"/>
+              <w:jc w:val="center"/>
+            </w:pPr>
             <w:r>
               <w:rPr>
                 <w:rFonts w:eastAsia="Arial" w:cs="Arial"/>
                 <w:b/>
                 <w:bCs/>
               </w:rPr>
-              <w:t xml:space="preserve">2</w:t>
-            </w:r>
-          </w:p>
-        </w:tc>
-        <w:tc>
-          <w:tcPr>
-            <w:tcW w:w="3330" w:type="dxa"/>
+              <w:t>TOTAL (A+B</w:t>
+            </w:r>
+            <w:r>
+              <w:rPr>
+                <w:rFonts w:eastAsia="Arial" w:cs="Arial"/>
+                <w:b/>
+                <w:bCs/>
+              </w:rPr>
+              <w:t>+C</w:t>
+            </w:r>
+            <w:r>
+              <w:rPr>
+                <w:rFonts w:eastAsia="Arial" w:cs="Arial"/>
+                <w:b/>
+                <w:bCs/>
+              </w:rPr>
+              <w:t>)</w:t>
+            </w:r>
+          </w:p>
+        </w:tc>
+        <w:tc>
+          <w:tcPr>
+            <w:tcW w:w="2520" w:type="dxa"/>
           </w:tcPr>
           <w:p>
             <w:pPr>
               <w:spacing w:after="0" w:line="240" w:lineRule="auto"/>
               <w:ind w:right="-154"/>
               <w:jc w:val="center"/>
-              <w:rPr>
-                <w:rFonts w:ascii="Mangal" w:eastAsia="Calibri" w:hAnsi="Mangal"/>
-                <w:b/>
-                <w:bCs/>
-              </w:rPr>
             </w:pPr>
             <w:r>
               <w:rPr>
                 <w:rFonts w:eastAsia="Arial" w:cs="Arial"/>
                 <w:b/>
                 <w:bCs/>
-              </w:rPr>
-              <w:t xml:space="preserve">266</w:t>
-            </w:r>
-          </w:p>
-        </w:tc>
-        <w:tc>
-          <w:tcPr>
-            <w:tcW w:w="1890" w:type="dxa"/>
-          </w:tcPr>
-          <w:p>
-            <w:pPr>
-              <w:spacing w:after="0" w:line="240" w:lineRule="auto"/>
-              <w:ind w:right="-154"/>
-              <w:jc w:val="center"/>
-              <w:rPr>
-                <w:rFonts w:ascii="Mangal" w:eastAsia="Calibri" w:hAnsi="Mangal"/>
-                <w:b/>
-                <w:bCs/>
-              </w:rPr>
-            </w:pPr>
-            <w:r>
-              <w:rPr>
-                <w:rFonts w:eastAsia="Arial" w:cs="Arial"/>
-                <w:b/>
-                <w:bCs/>
-              </w:rPr>
-              <w:t xml:space="preserve">2026-01-02</w:t>
-            </w:r>
-          </w:p>
-        </w:tc>
-        <w:tc>
-          <w:tcPr>
-            <w:tcW w:w="2520" w:type="dxa"/>
-          </w:tcPr>
-          <w:p>
-            <w:pPr>
-              <w:spacing w:after="0" w:line="240" w:lineRule="auto"/>
-              <w:ind w:right="-154"/>
-              <w:jc w:val="center"/>
-              <w:rPr>
-                <w:rFonts w:ascii="Mangal" w:eastAsia="Calibri" w:hAnsi="Mangal"/>
-                <w:b/>
-                <w:bCs/>
-              </w:rPr>
-            </w:pPr>
-            <w:r>
-              <w:rPr>
-                <w:rFonts w:eastAsia="Arial" w:cs="Arial"/>
-                <w:b/>
-                <w:bCs/>
-              </w:rPr>
-              <w:t xml:space="preserve">642364.0</w:t>
-            </w:r>
-          </w:p>
-        </w:tc>
-      </w:tr>
-      <w:tr>
-        <w:trPr>
-          <w:trHeight w:hRule="exact" w:val="20"/>
-        </w:trPr>
-        <w:tc>
-          <w:tcPr>
-            <w:tcW w:w="1530" w:type="dxa"/>
-          </w:tcPr>
-          <w:p>
-            <w:pPr>
-              <w:spacing w:after="0" w:line="240" w:lineRule="auto"/>
-              <w:ind w:right="-154"/>
-              <w:rPr>
-                <w:rFonts w:ascii="Mangal" w:eastAsia="Calibri" w:hAnsi="Mangal"/>
-                <w:b/>
-                <w:bCs/>
-                <w:color w:val="FFFFFF" w:themeColor="background1"/>
-                <w:sz w:val="4"/>
-                <w:szCs w:val="4"/>
-              </w:rPr>
-            </w:pPr>
-            <w:r>
-              <w:rPr>
-                <w:rFonts w:eastAsia="Arial" w:cs="Arial"/>
-                <w:b/>
-                <w:bCs/>
-                <w:color w:val="FFFFFF" w:themeColor="background1"/>
-                <w:sz w:val="4"/>
-                <w:szCs w:val="4"/>
-              </w:rPr>
-              <w:t xml:space="preserve"/>
-            </w:r>
-          </w:p>
-        </w:tc>
-        <w:tc>
-          <w:tcPr>
-            <w:tcW w:w="3330" w:type="dxa"/>
-          </w:tcPr>
-          <w:p>
-            <w:pPr>
-              <w:spacing w:after="0" w:line="240" w:lineRule="auto"/>
-              <w:ind w:right="-154"/>
-              <w:rPr>
-                <w:rFonts w:ascii="Mangal" w:eastAsia="Calibri" w:hAnsi="Mangal"/>
-                <w:b/>
-                <w:bCs/>
-              </w:rPr>
-            </w:pPr>
-          </w:p>
-        </w:tc>
-        <w:tc>
-          <w:tcPr>
-            <w:tcW w:w="1890" w:type="dxa"/>
-          </w:tcPr>
-          <w:p>
-            <w:pPr>
-              <w:spacing w:after="0" w:line="240" w:lineRule="auto"/>
-              <w:ind w:right="-154"/>
-              <w:rPr>
-                <w:rFonts w:ascii="Mangal" w:eastAsia="Calibri" w:hAnsi="Mangal"/>
-                <w:b/>
-                <w:bCs/>
-              </w:rPr>
-            </w:pPr>
-          </w:p>
-        </w:tc>
-        <w:tc>
-          <w:tcPr>
-            <w:tcW w:w="2520" w:type="dxa"/>
-          </w:tcPr>
-          <w:p>
-            <w:pPr>
-              <w:spacing w:after="0" w:line="240" w:lineRule="auto"/>
-              <w:ind w:right="-154"/>
-              <w:rPr>
-                <w:rFonts w:ascii="Mangal" w:eastAsia="Calibri" w:hAnsi="Mangal"/>
-                <w:b/>
-                <w:bCs/>
-              </w:rPr>
-            </w:pPr>
-          </w:p>
-        </w:tc>
-      </w:tr>
-      <w:tr>
-        <w:trPr>
-          <w:trHeight w:val="576"/>
-        </w:trPr>
-        <w:tc>
-          <w:tcPr>
-            <w:tcW w:w="1530" w:type="dxa"/>
-          </w:tcPr>
-          <w:p>
-            <w:pPr>
-              <w:spacing w:after="0" w:line="240" w:lineRule="auto"/>
-              <w:ind w:right="-154"/>
-              <w:jc w:val="center"/>
-              <w:rPr>
-                <w:rFonts w:ascii="Mangal" w:eastAsia="Calibri" w:hAnsi="Mangal"/>
-                <w:b/>
-                <w:bCs/>
-              </w:rPr>
-            </w:pPr>
-            <w:r>
-              <w:rPr>
-                <w:rFonts w:eastAsia="Arial" w:cs="Arial"/>
-                <w:b/>
-                <w:bCs/>
-              </w:rPr>
-              <w:t xml:space="preserve">3</w:t>
-            </w:r>
-          </w:p>
-        </w:tc>
-        <w:tc>
-          <w:tcPr>
-            <w:tcW w:w="3330" w:type="dxa"/>
-          </w:tcPr>
-          <w:p>
-            <w:pPr>
-              <w:spacing w:after="0" w:line="240" w:lineRule="auto"/>
-              <w:ind w:right="-154"/>
-              <w:jc w:val="center"/>
-              <w:rPr>
-                <w:rFonts w:ascii="Mangal" w:eastAsia="Calibri" w:hAnsi="Mangal"/>
-                <w:b/>
-                <w:bCs/>
-              </w:rPr>
-            </w:pPr>
-            <w:r>
-              <w:rPr>
-                <w:rFonts w:eastAsia="Arial" w:cs="Arial"/>
-                <w:b/>
-                <w:bCs/>
-              </w:rPr>
-              <w:t xml:space="preserve">62</w:t>
-            </w:r>
-          </w:p>
-        </w:tc>
-        <w:tc>
-          <w:tcPr>
-            <w:tcW w:w="1890" w:type="dxa"/>
-          </w:tcPr>
-          <w:p>
-            <w:pPr>
-              <w:spacing w:after="0" w:line="240" w:lineRule="auto"/>
-              <w:ind w:right="-154"/>
-              <w:jc w:val="center"/>
-              <w:rPr>
-                <w:rFonts w:ascii="Mangal" w:eastAsia="Calibri" w:hAnsi="Mangal"/>
-                <w:b/>
-                <w:bCs/>
-              </w:rPr>
-            </w:pPr>
-            <w:r>
-              <w:rPr>
-                <w:rFonts w:eastAsia="Arial" w:cs="Arial"/>
-                <w:b/>
-                <w:bCs/>
-              </w:rPr>
-              <w:t xml:space="preserve">2026-01-02</w:t>
-            </w:r>
-          </w:p>
-        </w:tc>
-        <w:tc>
-          <w:tcPr>
-            <w:tcW w:w="2520" w:type="dxa"/>
-          </w:tcPr>
-          <w:p>
-            <w:pPr>
-              <w:spacing w:after="0" w:line="240" w:lineRule="auto"/>
-              <w:ind w:right="-154"/>
-              <w:jc w:val="center"/>
-              <w:rPr>
-                <w:rFonts w:ascii="Mangal" w:eastAsia="Calibri" w:hAnsi="Mangal"/>
-                <w:b/>
-                <w:bCs/>
-              </w:rPr>
-            </w:pPr>
-            <w:r>
-              <w:rPr>
-                <w:rFonts w:eastAsia="Arial" w:cs="Arial"/>
-                <w:b/>
-                <w:bCs/>
-              </w:rPr>
-              <w:t xml:space="preserve">4622.0</w:t>
-            </w:r>
-          </w:p>
-        </w:tc>
-      </w:tr>
-      <w:tr>
-        <w:trPr>
-          <w:trHeight w:hRule="exact" w:val="20"/>
-        </w:trPr>
-        <w:tc>
-          <w:tcPr>
-            <w:tcW w:w="1530" w:type="dxa"/>
-          </w:tcPr>
-          <w:p>
-            <w:pPr>
-              <w:spacing w:after="0" w:line="240" w:lineRule="auto"/>
-              <w:ind w:right="-154"/>
-              <w:rPr>
-                <w:rFonts w:ascii="Mangal" w:eastAsia="Calibri" w:hAnsi="Mangal"/>
-                <w:b/>
-                <w:bCs/>
-                <w:color w:val="FFFFFF" w:themeColor="background1"/>
-                <w:sz w:val="4"/>
-                <w:szCs w:val="4"/>
-              </w:rPr>
-            </w:pPr>
-            <w:r>
-              <w:rPr>
-                <w:rFonts w:eastAsia="Arial" w:cs="Arial"/>
-                <w:b/>
-                <w:bCs/>
-                <w:color w:val="FFFFFF" w:themeColor="background1"/>
-                <w:sz w:val="4"/>
-                <w:szCs w:val="4"/>
-              </w:rPr>
-              <w:t xml:space="preserve"/>
-            </w:r>
-          </w:p>
-        </w:tc>
-        <w:tc>
-          <w:tcPr>
-            <w:tcW w:w="3330" w:type="dxa"/>
-          </w:tcPr>
-          <w:p>
-            <w:pPr>
-              <w:spacing w:after="0" w:line="240" w:lineRule="auto"/>
-              <w:ind w:right="-154"/>
-              <w:rPr>
-                <w:rFonts w:ascii="Mangal" w:eastAsia="Calibri" w:hAnsi="Mangal"/>
-                <w:b/>
-                <w:bCs/>
-              </w:rPr>
-            </w:pPr>
-          </w:p>
-        </w:tc>
-        <w:tc>
-          <w:tcPr>
-            <w:tcW w:w="1890" w:type="dxa"/>
-          </w:tcPr>
-          <w:p>
-            <w:pPr>
-              <w:spacing w:after="0" w:line="240" w:lineRule="auto"/>
-              <w:ind w:right="-154"/>
-              <w:rPr>
-                <w:rFonts w:ascii="Mangal" w:eastAsia="Calibri" w:hAnsi="Mangal"/>
-                <w:b/>
-                <w:bCs/>
-              </w:rPr>
-            </w:pPr>
-          </w:p>
-        </w:tc>
-        <w:tc>
-          <w:tcPr>
-            <w:tcW w:w="2520" w:type="dxa"/>
-          </w:tcPr>
-          <w:p>
-            <w:pPr>
-              <w:spacing w:after="0" w:line="240" w:lineRule="auto"/>
-              <w:ind w:right="-154"/>
-              <w:rPr>
-                <w:rFonts w:ascii="Mangal" w:eastAsia="Calibri" w:hAnsi="Mangal"/>
-                <w:b/>
-                <w:bCs/>
-              </w:rPr>
-            </w:pPr>
-          </w:p>
-        </w:tc>
-      </w:tr>
-      <w:tr>
-        <w:trPr>
-          <w:trHeight w:val="576"/>
-        </w:trPr>
-        <w:tc>
-          <w:tcPr>
-            <w:tcW w:w="1530" w:type="dxa"/>
-          </w:tcPr>
-          <w:p>
-            <w:pPr>
-              <w:spacing w:after="0" w:line="240" w:lineRule="auto"/>
-              <w:ind w:right="-154"/>
-              <w:rPr>
-                <w:rFonts w:ascii="Mangal" w:eastAsia="Calibri" w:hAnsi="Mangal"/>
-                <w:b/>
-                <w:bCs/>
-              </w:rPr>
-            </w:pPr>
-          </w:p>
-        </w:tc>
-        <w:tc>
-          <w:tcPr>
-            <w:tcW w:w="3330" w:type="dxa"/>
-          </w:tcPr>
-          <w:p>
-            <w:pPr>
-              <w:spacing w:after="0" w:line="240" w:lineRule="auto"/>
-              <w:ind w:right="-154"/>
-              <w:rPr>
-                <w:rFonts w:ascii="Mangal" w:eastAsia="Calibri" w:hAnsi="Mangal"/>
-                <w:b/>
-                <w:bCs/>
-              </w:rPr>
-            </w:pPr>
-          </w:p>
-        </w:tc>
-        <w:tc>
-          <w:tcPr>
-            <w:tcW w:w="1890" w:type="dxa"/>
-          </w:tcPr>
-          <w:p>
-            <w:pPr>
-              <w:spacing w:after="0" w:line="240" w:lineRule="auto"/>
-              <w:ind w:right="-154"/>
-              <w:rPr>
-                <w:rFonts w:ascii="Mangal" w:eastAsia="Calibri" w:hAnsi="Mangal"/>
-                <w:b/>
-                <w:bCs/>
-              </w:rPr>
-            </w:pPr>
-          </w:p>
-        </w:tc>
-        <w:tc>
-          <w:tcPr>
-            <w:tcW w:w="2520" w:type="dxa"/>
-          </w:tcPr>
-          <w:p>
-            <w:pPr>
-              <w:spacing w:after="0" w:line="240" w:lineRule="auto"/>
-              <w:ind w:right="-154"/>
-              <w:rPr>
-                <w:rFonts w:ascii="Mangal" w:eastAsia="Calibri" w:hAnsi="Mangal"/>
-                <w:b/>
-                <w:bCs/>
-              </w:rPr>
-            </w:pPr>
-          </w:p>
-        </w:tc>
-      </w:tr>
-      <w:tr>
-        <w:trPr>
-          <w:trHeight w:val="576"/>
-        </w:trPr>
-        <w:tc>
-          <w:tcPr>
-            <w:tcW w:w="1530" w:type="dxa"/>
-          </w:tcPr>
-          <w:p>
-            <w:pPr>
-              <w:spacing w:after="0" w:line="240" w:lineRule="auto"/>
-              <w:ind w:right="-154"/>
-              <w:rPr>
-                <w:rFonts w:ascii="Mangal" w:eastAsia="Calibri" w:hAnsi="Mangal"/>
-                <w:b/>
-                <w:bCs/>
-              </w:rPr>
-            </w:pPr>
-          </w:p>
-        </w:tc>
-        <w:tc>
-          <w:tcPr>
-            <w:tcW w:w="3330" w:type="dxa"/>
-          </w:tcPr>
-          <w:p>
-            <w:pPr>
-              <w:spacing w:after="0" w:line="240" w:lineRule="auto"/>
-              <w:ind w:right="-154"/>
-              <w:rPr>
-                <w:rFonts w:ascii="Mangal" w:eastAsia="Calibri" w:hAnsi="Mangal"/>
-                <w:b/>
-                <w:bCs/>
-              </w:rPr>
-            </w:pPr>
-          </w:p>
-        </w:tc>
-        <w:tc>
-          <w:tcPr>
-            <w:tcW w:w="1890" w:type="dxa"/>
-          </w:tcPr>
-          <w:p>
-            <w:pPr>
-              <w:spacing w:after="0" w:line="240" w:lineRule="auto"/>
-              <w:ind w:right="-154"/>
-              <w:rPr>
-                <w:rFonts w:ascii="Mangal" w:eastAsia="Calibri" w:hAnsi="Mangal"/>
-                <w:b/>
-                <w:bCs/>
-              </w:rPr>
-            </w:pPr>
-          </w:p>
-        </w:tc>
-        <w:tc>
-          <w:tcPr>
-            <w:tcW w:w="2520" w:type="dxa"/>
-          </w:tcPr>
-          <w:p>
-            <w:pPr>
-              <w:spacing w:after="0" w:line="240" w:lineRule="auto"/>
-              <w:ind w:right="-154"/>
-              <w:rPr>
-                <w:rFonts w:ascii="Mangal" w:eastAsia="Calibri" w:hAnsi="Mangal"/>
-                <w:b/>
-                <w:bCs/>
-              </w:rPr>
-            </w:pPr>
-          </w:p>
-        </w:tc>
-      </w:tr>
-      <w:tr>
-        <w:trPr>
-          <w:trHeight w:val="576"/>
-        </w:trPr>
-        <w:tc>
-          <w:tcPr>
-            <w:tcW w:w="1530" w:type="dxa"/>
-          </w:tcPr>
-          <w:p>
-            <w:pPr>
-              <w:spacing w:after="0" w:line="240" w:lineRule="auto"/>
-              <w:ind w:right="-154"/>
-              <w:rPr>
-                <w:rFonts w:ascii="Mangal" w:eastAsia="Calibri" w:hAnsi="Mangal"/>
-                <w:b/>
-                <w:bCs/>
-              </w:rPr>
-            </w:pPr>
-          </w:p>
-        </w:tc>
-        <w:tc>
-          <w:tcPr>
-            <w:tcW w:w="3330" w:type="dxa"/>
-          </w:tcPr>
-          <w:p>
-            <w:pPr>
-              <w:spacing w:after="0" w:line="240" w:lineRule="auto"/>
-              <w:ind w:right="-154"/>
-              <w:rPr>
-                <w:rFonts w:ascii="Mangal" w:eastAsia="Calibri" w:hAnsi="Mangal"/>
-                <w:b/>
-                <w:bCs/>
-              </w:rPr>
-            </w:pPr>
-          </w:p>
-        </w:tc>
-        <w:tc>
-          <w:tcPr>
-            <w:tcW w:w="1890" w:type="dxa"/>
-          </w:tcPr>
-          <w:p>
-            <w:pPr>
-              <w:spacing w:after="0" w:line="240" w:lineRule="auto"/>
-              <w:ind w:right="-154"/>
-              <w:rPr>
-                <w:rFonts w:ascii="Mangal" w:eastAsia="Calibri" w:hAnsi="Mangal"/>
-                <w:b/>
-                <w:bCs/>
-              </w:rPr>
-            </w:pPr>
-          </w:p>
-        </w:tc>
-        <w:tc>
-          <w:tcPr>
-            <w:tcW w:w="2520" w:type="dxa"/>
-          </w:tcPr>
-          <w:p>
-            <w:pPr>
-              <w:spacing w:after="0" w:line="240" w:lineRule="auto"/>
-              <w:ind w:right="-154"/>
-              <w:rPr>
-                <w:rFonts w:ascii="Mangal" w:eastAsia="Calibri" w:hAnsi="Mangal"/>
-                <w:b/>
-                <w:bCs/>
-              </w:rPr>
-            </w:pPr>
-          </w:p>
-        </w:tc>
-      </w:tr>
-      <w:tr>
-        <w:trPr>
-          <w:trHeight w:val="576"/>
-        </w:trPr>
-        <w:tc>
-          <w:tcPr>
-            <w:tcW w:w="1530" w:type="dxa"/>
-          </w:tcPr>
-          <w:p>
-            <w:pPr>
-              <w:spacing w:after="0" w:line="240" w:lineRule="auto"/>
-              <w:ind w:right="-154"/>
-              <w:rPr>
-                <w:rFonts w:ascii="Mangal" w:eastAsia="Calibri" w:hAnsi="Mangal"/>
-                <w:b/>
-                <w:bCs/>
-              </w:rPr>
-            </w:pPr>
-          </w:p>
-        </w:tc>
-        <w:tc>
-          <w:tcPr>
-            <w:tcW w:w="3330" w:type="dxa"/>
-          </w:tcPr>
-          <w:p>
-            <w:pPr>
-              <w:spacing w:after="0" w:line="240" w:lineRule="auto"/>
-              <w:ind w:right="-154"/>
-              <w:rPr>
-                <w:rFonts w:ascii="Mangal" w:eastAsia="Calibri" w:hAnsi="Mangal"/>
-                <w:b/>
-                <w:bCs/>
-              </w:rPr>
-            </w:pPr>
-          </w:p>
-        </w:tc>
-        <w:tc>
-          <w:tcPr>
-            <w:tcW w:w="1890" w:type="dxa"/>
-          </w:tcPr>
-          <w:p>
-            <w:pPr>
-              <w:spacing w:after="0" w:line="240" w:lineRule="auto"/>
-              <w:ind w:right="-154"/>
-              <w:rPr>
-                <w:rFonts w:ascii="Mangal" w:eastAsia="Calibri" w:hAnsi="Mangal"/>
-                <w:b/>
-                <w:bCs/>
-              </w:rPr>
-            </w:pPr>
-          </w:p>
-        </w:tc>
-        <w:tc>
-          <w:tcPr>
-            <w:tcW w:w="2520" w:type="dxa"/>
-          </w:tcPr>
-          <w:p>
-            <w:pPr>
-              <w:spacing w:after="0" w:line="240" w:lineRule="auto"/>
-              <w:ind w:right="-154"/>
-              <w:rPr>
-                <w:rFonts w:ascii="Mangal" w:eastAsia="Calibri" w:hAnsi="Mangal"/>
-                <w:b/>
-                <w:bCs/>
-              </w:rPr>
-            </w:pPr>
-          </w:p>
-        </w:tc>
-      </w:tr>
-      <w:tr>
-        <w:trPr>
-          <w:trHeight w:val="576"/>
-        </w:trPr>
-        <w:tc>
-          <w:tcPr>
-            <w:tcW w:w="1530" w:type="dxa"/>
-          </w:tcPr>
-          <w:p>
-            <w:pPr>
-              <w:spacing w:after="0" w:line="240" w:lineRule="auto"/>
-              <w:ind w:right="-154"/>
-              <w:rPr>
-                <w:rFonts w:ascii="Mangal" w:eastAsia="Calibri" w:hAnsi="Mangal"/>
-                <w:b/>
-                <w:bCs/>
-              </w:rPr>
-            </w:pPr>
-          </w:p>
-        </w:tc>
-        <w:tc>
-          <w:tcPr>
-            <w:tcW w:w="3330" w:type="dxa"/>
-          </w:tcPr>
-          <w:p>
-            <w:pPr>
-              <w:spacing w:after="0" w:line="240" w:lineRule="auto"/>
-              <w:ind w:right="-154"/>
-              <w:rPr>
-                <w:rFonts w:ascii="Mangal" w:eastAsia="Calibri" w:hAnsi="Mangal"/>
-                <w:b/>
-                <w:bCs/>
-              </w:rPr>
-            </w:pPr>
-          </w:p>
-        </w:tc>
-        <w:tc>
-          <w:tcPr>
-            <w:tcW w:w="1890" w:type="dxa"/>
-          </w:tcPr>
-          <w:p>
-            <w:pPr>
-              <w:spacing w:after="0" w:line="240" w:lineRule="auto"/>
-              <w:ind w:right="-154"/>
-              <w:rPr>
-                <w:rFonts w:ascii="Mangal" w:eastAsia="Calibri" w:hAnsi="Mangal"/>
-                <w:b/>
-                <w:bCs/>
-              </w:rPr>
-            </w:pPr>
-          </w:p>
-        </w:tc>
-        <w:tc>
-          <w:tcPr>
-            <w:tcW w:w="2520" w:type="dxa"/>
-          </w:tcPr>
-          <w:p>
-            <w:pPr>
-              <w:spacing w:after="0" w:line="240" w:lineRule="auto"/>
-              <w:ind w:right="-154"/>
-              <w:rPr>
-                <w:rFonts w:ascii="Mangal" w:eastAsia="Calibri" w:hAnsi="Mangal"/>
-                <w:b/>
-                <w:bCs/>
-              </w:rPr>
-            </w:pPr>
-          </w:p>
-        </w:tc>
-      </w:tr>
-      <w:tr>
-        <w:trPr>
-          <w:trHeight w:val="576"/>
-        </w:trPr>
-        <w:tc>
-          <w:tcPr>
-            <w:tcW w:w="1530" w:type="dxa"/>
-          </w:tcPr>
-          <w:p>
-            <w:pPr>
-              <w:spacing w:after="0" w:line="240" w:lineRule="auto"/>
-              <w:ind w:right="-154"/>
-              <w:rPr>
-                <w:rFonts w:ascii="Mangal" w:eastAsia="Calibri" w:hAnsi="Mangal"/>
-                <w:b/>
-                <w:bCs/>
-              </w:rPr>
-            </w:pPr>
-          </w:p>
-        </w:tc>
-        <w:tc>
-          <w:tcPr>
-            <w:tcW w:w="3330" w:type="dxa"/>
-          </w:tcPr>
-          <w:p>
-            <w:pPr>
-              <w:spacing w:after="0" w:line="240" w:lineRule="auto"/>
-              <w:ind w:right="-154"/>
-              <w:rPr>
-                <w:rFonts w:ascii="Mangal" w:eastAsia="Calibri" w:hAnsi="Mangal"/>
-                <w:b/>
-                <w:bCs/>
-              </w:rPr>
-            </w:pPr>
-          </w:p>
-        </w:tc>
-        <w:tc>
-          <w:tcPr>
-            <w:tcW w:w="1890" w:type="dxa"/>
-          </w:tcPr>
-          <w:p>
-            <w:pPr>
-              <w:spacing w:after="0" w:line="240" w:lineRule="auto"/>
-              <w:ind w:right="-154"/>
-              <w:rPr>
-                <w:rFonts w:ascii="Mangal" w:eastAsia="Calibri" w:hAnsi="Mangal"/>
-                <w:b/>
-                <w:bCs/>
-              </w:rPr>
-            </w:pPr>
-          </w:p>
-        </w:tc>
-        <w:tc>
-          <w:tcPr>
-            <w:tcW w:w="2520" w:type="dxa"/>
-          </w:tcPr>
-          <w:p>
-            <w:pPr>
-              <w:spacing w:after="0" w:line="240" w:lineRule="auto"/>
-              <w:ind w:right="-154"/>
-              <w:rPr>
-                <w:rFonts w:ascii="Mangal" w:eastAsia="Calibri" w:hAnsi="Mangal"/>
-                <w:b/>
-                <w:bCs/>
-              </w:rPr>
-            </w:pPr>
-          </w:p>
-        </w:tc>
-      </w:tr>
-      <w:tr>
-        <w:trPr>
-          <w:trHeight w:val="576"/>
-        </w:trPr>
-        <w:tc>
-          <w:tcPr>
-            <w:tcW w:w="1530" w:type="dxa"/>
-          </w:tcPr>
-          <w:p>
-            <w:pPr>
-              <w:spacing w:after="0" w:line="240" w:lineRule="auto"/>
-              <w:ind w:right="-154"/>
-              <w:rPr>
-                <w:rFonts w:ascii="Mangal" w:eastAsia="Calibri" w:hAnsi="Mangal"/>
-                <w:b/>
-                <w:bCs/>
-              </w:rPr>
-            </w:pPr>
-          </w:p>
-        </w:tc>
-        <w:tc>
-          <w:tcPr>
-            <w:tcW w:w="3330" w:type="dxa"/>
-          </w:tcPr>
-          <w:p>
-            <w:pPr>
-              <w:spacing w:after="0" w:line="240" w:lineRule="auto"/>
-              <w:ind w:right="-154"/>
-              <w:rPr>
-                <w:rFonts w:ascii="Mangal" w:eastAsia="Calibri" w:hAnsi="Mangal"/>
-                <w:b/>
-                <w:bCs/>
-              </w:rPr>
-            </w:pPr>
-          </w:p>
-        </w:tc>
-        <w:tc>
-          <w:tcPr>
-            <w:tcW w:w="1890" w:type="dxa"/>
-          </w:tcPr>
-          <w:p>
-            <w:pPr>
-              <w:spacing w:after="0" w:line="240" w:lineRule="auto"/>
-              <w:ind w:right="-154"/>
-              <w:rPr>
-                <w:rFonts w:ascii="Mangal" w:eastAsia="Calibri" w:hAnsi="Mangal"/>
-                <w:b/>
-                <w:bCs/>
-              </w:rPr>
-            </w:pPr>
-          </w:p>
-        </w:tc>
-        <w:tc>
-          <w:tcPr>
-            <w:tcW w:w="2520" w:type="dxa"/>
-          </w:tcPr>
-          <w:p>
-            <w:pPr>
-              <w:spacing w:after="0" w:line="240" w:lineRule="auto"/>
-              <w:ind w:right="-154"/>
-              <w:rPr>
-                <w:rFonts w:ascii="Mangal" w:eastAsia="Calibri" w:hAnsi="Mangal"/>
-                <w:b/>
-                <w:bCs/>
-              </w:rPr>
-            </w:pPr>
-          </w:p>
-        </w:tc>
-      </w:tr>
-      <w:tr>
-        <w:trPr>
-          <w:trHeight w:val="576"/>
-        </w:trPr>
-        <w:tc>
-          <w:tcPr>
-            <w:tcW w:w="1530" w:type="dxa"/>
-          </w:tcPr>
-          <w:p>
-            <w:pPr>
-              <w:spacing w:after="0" w:line="240" w:lineRule="auto"/>
-              <w:ind w:right="-154"/>
-              <w:rPr>
-                <w:rFonts w:ascii="Mangal" w:eastAsia="Calibri" w:hAnsi="Mangal"/>
-                <w:b/>
-                <w:bCs/>
-              </w:rPr>
-            </w:pPr>
-          </w:p>
-        </w:tc>
-        <w:tc>
-          <w:tcPr>
-            <w:tcW w:w="3330" w:type="dxa"/>
-          </w:tcPr>
-          <w:p>
-            <w:pPr>
-              <w:spacing w:after="0" w:line="240" w:lineRule="auto"/>
-              <w:ind w:right="-154"/>
-              <w:rPr>
-                <w:rFonts w:ascii="Mangal" w:eastAsia="Calibri" w:hAnsi="Mangal"/>
-                <w:b/>
-                <w:bCs/>
-              </w:rPr>
-            </w:pPr>
-          </w:p>
-        </w:tc>
-        <w:tc>
-          <w:tcPr>
-            <w:tcW w:w="1890" w:type="dxa"/>
-          </w:tcPr>
-          <w:p>
-            <w:pPr>
-              <w:spacing w:after="0" w:line="240" w:lineRule="auto"/>
-              <w:ind w:right="-154"/>
-              <w:rPr>
-                <w:rFonts w:ascii="Mangal" w:eastAsia="Calibri" w:hAnsi="Mangal"/>
-                <w:b/>
-                <w:bCs/>
-              </w:rPr>
-            </w:pPr>
-          </w:p>
-        </w:tc>
-        <w:tc>
-          <w:tcPr>
-            <w:tcW w:w="2520" w:type="dxa"/>
-          </w:tcPr>
-          <w:p>
-            <w:pPr>
-              <w:spacing w:after="0" w:line="240" w:lineRule="auto"/>
-              <w:ind w:right="-154"/>
-              <w:rPr>
-                <w:rFonts w:ascii="Mangal" w:eastAsia="Calibri" w:hAnsi="Mangal"/>
-                <w:b/>
-                <w:bCs/>
-              </w:rPr>
-            </w:pPr>
-          </w:p>
-        </w:tc>
-      </w:tr>
-      <w:tr>
-        <w:trPr>
-          <w:trHeight w:val="576"/>
-        </w:trPr>
-        <w:tc>
-          <w:tcPr>
-            <w:tcW w:w="1530" w:type="dxa"/>
-          </w:tcPr>
-          <w:p>
-            <w:pPr>
-              <w:spacing w:after="0" w:line="240" w:lineRule="auto"/>
-              <w:ind w:right="-154"/>
-              <w:rPr>
-                <w:rFonts w:ascii="Mangal" w:eastAsia="Calibri" w:hAnsi="Mangal"/>
-                <w:b/>
-                <w:bCs/>
-              </w:rPr>
-            </w:pPr>
-          </w:p>
-        </w:tc>
-        <w:tc>
-          <w:tcPr>
-            <w:tcW w:w="3330" w:type="dxa"/>
-          </w:tcPr>
-          <w:p>
-            <w:pPr>
-              <w:spacing w:after="0" w:line="240" w:lineRule="auto"/>
-              <w:ind w:right="-154"/>
-              <w:rPr>
-                <w:rFonts w:ascii="Mangal" w:eastAsia="Calibri" w:hAnsi="Mangal"/>
-                <w:b/>
-                <w:bCs/>
-              </w:rPr>
-            </w:pPr>
-          </w:p>
-        </w:tc>
-        <w:tc>
-          <w:tcPr>
-            <w:tcW w:w="1890" w:type="dxa"/>
-          </w:tcPr>
-          <w:p>
-            <w:pPr>
-              <w:spacing w:after="0" w:line="240" w:lineRule="auto"/>
-              <w:ind w:right="-154"/>
-              <w:rPr>
-                <w:rFonts w:ascii="Mangal" w:eastAsia="Calibri" w:hAnsi="Mangal"/>
-                <w:b/>
-                <w:bCs/>
-              </w:rPr>
-            </w:pPr>
-          </w:p>
-        </w:tc>
-        <w:tc>
-          <w:tcPr>
-            <w:tcW w:w="2520" w:type="dxa"/>
-          </w:tcPr>
-          <w:p>
-            <w:pPr>
-              <w:spacing w:after="0" w:line="240" w:lineRule="auto"/>
-              <w:ind w:right="-154"/>
-              <w:rPr>
-                <w:rFonts w:ascii="Mangal" w:eastAsia="Calibri" w:hAnsi="Mangal"/>
-                <w:b/>
-                <w:bCs/>
-              </w:rPr>
-            </w:pPr>
-          </w:p>
-        </w:tc>
-      </w:tr>
-      <w:tr>
-        <w:trPr>
-          <w:trHeight w:val="576"/>
-        </w:trPr>
-        <w:tc>
-          <w:tcPr>
-            <w:tcW w:w="1530" w:type="dxa"/>
-          </w:tcPr>
-          <w:p>
-            <w:pPr>
-              <w:spacing w:after="0" w:line="240" w:lineRule="auto"/>
-              <w:ind w:right="-154"/>
-              <w:rPr>
-                <w:rFonts w:ascii="Mangal" w:eastAsia="Calibri" w:hAnsi="Mangal"/>
-                <w:b/>
-                <w:bCs/>
-              </w:rPr>
-            </w:pPr>
-          </w:p>
-        </w:tc>
-        <w:tc>
-          <w:tcPr>
-            <w:tcW w:w="3330" w:type="dxa"/>
-          </w:tcPr>
-          <w:p>
-            <w:pPr>
-              <w:spacing w:after="0" w:line="240" w:lineRule="auto"/>
-              <w:ind w:right="-154"/>
-              <w:rPr>
-                <w:rFonts w:ascii="Mangal" w:eastAsia="Calibri" w:hAnsi="Mangal"/>
-                <w:b/>
-                <w:bCs/>
-              </w:rPr>
-            </w:pPr>
-          </w:p>
-        </w:tc>
-        <w:tc>
-          <w:tcPr>
-            <w:tcW w:w="1890" w:type="dxa"/>
-          </w:tcPr>
-          <w:p>
-            <w:pPr>
-              <w:spacing w:after="0" w:line="240" w:lineRule="auto"/>
-              <w:ind w:right="-154"/>
-              <w:rPr>
-                <w:rFonts w:ascii="Mangal" w:eastAsia="Calibri" w:hAnsi="Mangal"/>
-                <w:b/>
-                <w:bCs/>
-              </w:rPr>
-            </w:pPr>
-          </w:p>
-        </w:tc>
-        <w:tc>
-          <w:tcPr>
-            <w:tcW w:w="2520" w:type="dxa"/>
-          </w:tcPr>
-          <w:p>
-            <w:pPr>
-              <w:spacing w:after="0" w:line="240" w:lineRule="auto"/>
-              <w:ind w:right="-154"/>
-              <w:rPr>
-                <w:rFonts w:ascii="Mangal" w:eastAsia="Calibri" w:hAnsi="Mangal"/>
-                <w:b/>
-                <w:bCs/>
-              </w:rPr>
-            </w:pPr>
-          </w:p>
-        </w:tc>
-      </w:tr>
-      <w:tr>
-        <w:trPr>
-          <w:trHeight w:val="576"/>
-        </w:trPr>
-        <w:tc>
-          <w:tcPr>
-            <w:tcW w:w="1530" w:type="dxa"/>
-          </w:tcPr>
-          <w:p>
-            <w:pPr>
-              <w:spacing w:after="0" w:line="240" w:lineRule="auto"/>
-              <w:ind w:right="-154"/>
-              <w:rPr>
-                <w:rFonts w:ascii="Mangal" w:eastAsia="Calibri" w:hAnsi="Mangal"/>
-                <w:b/>
-                <w:bCs/>
-              </w:rPr>
-            </w:pPr>
-          </w:p>
-        </w:tc>
-        <w:tc>
-          <w:tcPr>
-            <w:tcW w:w="3330" w:type="dxa"/>
-          </w:tcPr>
-          <w:p>
-            <w:pPr>
-              <w:spacing w:after="0" w:line="240" w:lineRule="auto"/>
-              <w:ind w:right="-154"/>
-              <w:rPr>
-                <w:rFonts w:ascii="Mangal" w:eastAsia="Calibri" w:hAnsi="Mangal"/>
-                <w:b/>
-                <w:bCs/>
-              </w:rPr>
-            </w:pPr>
-          </w:p>
-        </w:tc>
-        <w:tc>
-          <w:tcPr>
-            <w:tcW w:w="1890" w:type="dxa"/>
-          </w:tcPr>
-          <w:p>
-            <w:pPr>
-              <w:spacing w:after="0" w:line="240" w:lineRule="auto"/>
-              <w:ind w:right="-154"/>
-              <w:rPr>
-                <w:rFonts w:ascii="Mangal" w:eastAsia="Calibri" w:hAnsi="Mangal"/>
-                <w:b/>
-                <w:bCs/>
-              </w:rPr>
-            </w:pPr>
-          </w:p>
-        </w:tc>
-        <w:tc>
-          <w:tcPr>
-            <w:tcW w:w="2520" w:type="dxa"/>
-          </w:tcPr>
-          <w:p>
-            <w:pPr>
-              <w:spacing w:after="0" w:line="240" w:lineRule="auto"/>
-              <w:ind w:right="-154"/>
-              <w:rPr>
-                <w:rFonts w:ascii="Mangal" w:eastAsia="Calibri" w:hAnsi="Mangal"/>
-                <w:b/>
-                <w:bCs/>
-              </w:rPr>
-            </w:pPr>
-          </w:p>
-        </w:tc>
-      </w:tr>
-      <w:tr>
-        <w:trPr>
-          <w:trHeight w:val="576"/>
-        </w:trPr>
-        <w:tc>
-          <w:tcPr>
-            <w:tcW w:w="1530" w:type="dxa"/>
-          </w:tcPr>
-          <w:p>
-            <w:pPr>
-              <w:spacing w:after="0" w:line="240" w:lineRule="auto"/>
-              <w:ind w:right="-154"/>
-              <w:rPr>
-                <w:rFonts w:ascii="Mangal" w:eastAsia="Calibri" w:hAnsi="Mangal"/>
-                <w:b/>
-                <w:bCs/>
-              </w:rPr>
-            </w:pPr>
-          </w:p>
-        </w:tc>
-        <w:tc>
-          <w:tcPr>
-            <w:tcW w:w="3330" w:type="dxa"/>
-          </w:tcPr>
-          <w:p>
-            <w:pPr>
-              <w:spacing w:after="0" w:line="240" w:lineRule="auto"/>
-              <w:ind w:right="-154"/>
-              <w:rPr>
-                <w:rFonts w:ascii="Mangal" w:eastAsia="Calibri" w:hAnsi="Mangal"/>
-                <w:b/>
-                <w:bCs/>
-              </w:rPr>
-            </w:pPr>
-          </w:p>
-        </w:tc>
-        <w:tc>
-          <w:tcPr>
-            <w:tcW w:w="1890" w:type="dxa"/>
-          </w:tcPr>
-          <w:p>
-            <w:pPr>
-              <w:spacing w:after="0" w:line="240" w:lineRule="auto"/>
-              <w:ind w:right="-154"/>
-              <w:rPr>
-                <w:rFonts w:ascii="Mangal" w:eastAsia="Calibri" w:hAnsi="Mangal"/>
-                <w:b/>
-                <w:bCs/>
-              </w:rPr>
-            </w:pPr>
-          </w:p>
-        </w:tc>
-        <w:tc>
-          <w:tcPr>
-            <w:tcW w:w="2520" w:type="dxa"/>
-          </w:tcPr>
-          <w:p>
-            <w:pPr>
-              <w:spacing w:after="0" w:line="240" w:lineRule="auto"/>
-              <w:ind w:right="-154"/>
-              <w:rPr>
-                <w:rFonts w:ascii="Mangal" w:eastAsia="Calibri" w:hAnsi="Mangal"/>
-                <w:b/>
-                <w:bCs/>
-              </w:rPr>
-            </w:pPr>
-          </w:p>
-        </w:tc>
-      </w:tr>
-      <w:tr>
-        <w:trPr>
-          <w:trHeight w:val="576"/>
-        </w:trPr>
-        <w:tc>
-          <w:tcPr>
-            <w:tcW w:w="1530" w:type="dxa"/>
-          </w:tcPr>
-          <w:p>
-            <w:pPr>
-              <w:spacing w:after="0" w:line="240" w:lineRule="auto"/>
-              <w:ind w:right="-154"/>
-              <w:rPr>
-                <w:rFonts w:ascii="Mangal" w:eastAsia="Calibri" w:hAnsi="Mangal"/>
-                <w:b/>
-                <w:bCs/>
-              </w:rPr>
-            </w:pPr>
-          </w:p>
-        </w:tc>
-        <w:tc>
-          <w:tcPr>
-            <w:tcW w:w="3330" w:type="dxa"/>
-          </w:tcPr>
-          <w:p>
-            <w:pPr>
-              <w:spacing w:after="0" w:line="240" w:lineRule="auto"/>
-              <w:ind w:right="-154"/>
-              <w:rPr>
-                <w:rFonts w:ascii="Mangal" w:eastAsia="Calibri" w:hAnsi="Mangal"/>
-                <w:b/>
-                <w:bCs/>
-              </w:rPr>
-            </w:pPr>
-          </w:p>
-        </w:tc>
-        <w:tc>
-          <w:tcPr>
-            <w:tcW w:w="1890" w:type="dxa"/>
-          </w:tcPr>
-          <w:p>
-            <w:pPr>
-              <w:spacing w:after="0" w:line="240" w:lineRule="auto"/>
-              <w:ind w:right="-154"/>
-              <w:rPr>
-                <w:rFonts w:ascii="Mangal" w:eastAsia="Calibri" w:hAnsi="Mangal"/>
-                <w:b/>
-                <w:bCs/>
-              </w:rPr>
-            </w:pPr>
-          </w:p>
-        </w:tc>
-        <w:tc>
-          <w:tcPr>
-            <w:tcW w:w="2520" w:type="dxa"/>
-          </w:tcPr>
-          <w:p>
-            <w:pPr>
-              <w:spacing w:after="0" w:line="240" w:lineRule="auto"/>
-              <w:ind w:right="-154"/>
-              <w:rPr>
-                <w:rFonts w:ascii="Mangal" w:eastAsia="Calibri" w:hAnsi="Mangal"/>
-                <w:b/>
-                <w:bCs/>
-              </w:rPr>
-            </w:pPr>
-          </w:p>
-        </w:tc>
-      </w:tr>
-      <w:tr>
-        <w:trPr>
-          <w:trHeight w:val="576"/>
-        </w:trPr>
-        <w:tc>
-          <w:tcPr>
-            <w:tcW w:w="1530" w:type="dxa"/>
-          </w:tcPr>
-          <w:p>
-            <w:pPr>
-              <w:spacing w:after="0" w:line="240" w:lineRule="auto"/>
-              <w:ind w:right="-154"/>
-              <w:rPr>
-                <w:rFonts w:ascii="Mangal" w:eastAsia="Calibri" w:hAnsi="Mangal"/>
-                <w:b/>
-                <w:bCs/>
-              </w:rPr>
-            </w:pPr>
-          </w:p>
-        </w:tc>
-        <w:tc>
-          <w:tcPr>
-            <w:tcW w:w="3330" w:type="dxa"/>
-          </w:tcPr>
-          <w:p>
-            <w:pPr>
-              <w:spacing w:after="0" w:line="240" w:lineRule="auto"/>
-              <w:ind w:right="-154"/>
-              <w:rPr>
-                <w:rFonts w:ascii="Mangal" w:eastAsia="Calibri" w:hAnsi="Mangal"/>
-                <w:b/>
-                <w:bCs/>
-              </w:rPr>
-            </w:pPr>
-          </w:p>
-        </w:tc>
-        <w:tc>
-          <w:tcPr>
-            <w:tcW w:w="1890" w:type="dxa"/>
-          </w:tcPr>
-          <w:p>
-            <w:pPr>
-              <w:spacing w:after="0" w:line="240" w:lineRule="auto"/>
-              <w:ind w:right="-154"/>
-              <w:rPr>
-                <w:rFonts w:ascii="Mangal" w:eastAsia="Calibri" w:hAnsi="Mangal"/>
-                <w:b/>
-                <w:bCs/>
-              </w:rPr>
-            </w:pPr>
-          </w:p>
-        </w:tc>
-        <w:tc>
-          <w:tcPr>
-            <w:tcW w:w="2520" w:type="dxa"/>
-          </w:tcPr>
-          <w:p>
-            <w:pPr>
-              <w:spacing w:after="0" w:line="240" w:lineRule="auto"/>
-              <w:ind w:right="-154"/>
-              <w:rPr>
-                <w:rFonts w:ascii="Mangal" w:eastAsia="Calibri" w:hAnsi="Mangal"/>
-                <w:b/>
-                <w:bCs/>
-              </w:rPr>
-            </w:pPr>
-          </w:p>
-        </w:tc>
-      </w:tr>
-      <w:tr>
-        <w:trPr>
-          <w:trHeight w:val="576"/>
-        </w:trPr>
-        <w:tc>
-          <w:tcPr>
-            <w:tcW w:w="1530" w:type="dxa"/>
-          </w:tcPr>
-          <w:p>
-            <w:pPr>
-              <w:spacing w:after="0" w:line="240" w:lineRule="auto"/>
-              <w:ind w:right="-154"/>
-              <w:rPr>
-                <w:rFonts w:ascii="Mangal" w:eastAsia="Calibri" w:hAnsi="Mangal"/>
-                <w:b/>
-                <w:bCs/>
-              </w:rPr>
-            </w:pPr>
-          </w:p>
-        </w:tc>
-        <w:tc>
-          <w:tcPr>
-            <w:tcW w:w="3330" w:type="dxa"/>
-          </w:tcPr>
-          <w:p>
-            <w:pPr>
-              <w:spacing w:after="0" w:line="240" w:lineRule="auto"/>
-              <w:ind w:right="-154"/>
-              <w:rPr>
-                <w:rFonts w:ascii="Mangal" w:eastAsia="Calibri" w:hAnsi="Mangal"/>
-                <w:b/>
-                <w:bCs/>
-              </w:rPr>
-            </w:pPr>
-          </w:p>
-        </w:tc>
-        <w:tc>
-          <w:tcPr>
-            <w:tcW w:w="1890" w:type="dxa"/>
-          </w:tcPr>
-          <w:p>
-            <w:pPr>
-              <w:spacing w:after="0" w:line="240" w:lineRule="auto"/>
-              <w:ind w:right="-154"/>
-              <w:jc w:val="center"/>
-            </w:pPr>
-            <w:r>
-              <w:rPr>
-                <w:rFonts w:eastAsia="Arial" w:cs="Arial"/>
-                <w:b/>
-                <w:bCs/>
-              </w:rPr>
-              <w:t>TOTAL OF (C</w:t>
-            </w:r>
-            <w:r>
-              <w:rPr>
-                <w:rFonts w:eastAsia="Arial" w:cs="Arial"/>
-                <w:b/>
-                <w:bCs/>
-              </w:rPr>
-              <w:t>)</w:t>
-            </w:r>
-          </w:p>
-        </w:tc>
-        <w:tc>
-          <w:tcPr>
-            <w:tcW w:w="2520" w:type="dxa"/>
-          </w:tcPr>
-          <w:p>
-            <w:pPr>
-              <w:spacing w:after="0" w:line="240" w:lineRule="auto"/>
-              <w:ind w:right="-154"/>
-              <w:jc w:val="center"/>
-            </w:pPr>
-            <w:r>
-              <w:rPr>
-                <w:rFonts w:eastAsia="Arial" w:cstheme="minorBidi"/>
-                <w:b/>
-                <w:bCs/>
-                <w:szCs w:val="22"/>
-                <w:lang w:eastAsia="en-IN"/>
-              </w:rPr>
-              <w:t xml:space="preserve">651312.0</w:t>
-            </w:r>
-          </w:p>
-        </w:tc>
-      </w:tr>
-      <w:tr>
-        <w:trPr>
-          <w:trHeight w:val="576"/>
-        </w:trPr>
-        <w:tc>
-          <w:tcPr>
-            <w:tcW w:w="1530" w:type="dxa"/>
-          </w:tcPr>
-          <w:p>
-            <w:pPr>
-              <w:spacing w:after="0" w:line="240" w:lineRule="auto"/>
-              <w:ind w:right="-154"/>
-              <w:rPr>
-                <w:rFonts w:ascii="Mangal" w:eastAsia="Calibri" w:hAnsi="Mangal"/>
-                <w:b/>
-                <w:bCs/>
-              </w:rPr>
-            </w:pPr>
-          </w:p>
-        </w:tc>
-        <w:tc>
-          <w:tcPr>
-            <w:tcW w:w="3330" w:type="dxa"/>
-          </w:tcPr>
-          <w:p>
-            <w:pPr>
-              <w:spacing w:after="0" w:line="240" w:lineRule="auto"/>
-              <w:ind w:right="-154"/>
-              <w:rPr>
-                <w:rFonts w:ascii="Mangal" w:eastAsia="Calibri" w:hAnsi="Mangal"/>
-                <w:b/>
-                <w:bCs/>
-              </w:rPr>
-            </w:pPr>
-          </w:p>
-        </w:tc>
-        <w:tc>
-          <w:tcPr>
-            <w:tcW w:w="1890" w:type="dxa"/>
-          </w:tcPr>
-          <w:p>
-            <w:pPr>
-              <w:spacing w:after="0" w:line="240" w:lineRule="auto"/>
-              <w:ind w:right="-154"/>
-              <w:jc w:val="center"/>
-            </w:pPr>
-            <w:r>
-              <w:rPr>
-                <w:rFonts w:eastAsia="Arial" w:cs="Arial"/>
-                <w:b/>
-                <w:bCs/>
-              </w:rPr>
-              <w:t>TOTAL (A+B</w:t>
-            </w:r>
-            <w:r>
-              <w:rPr>
-                <w:rFonts w:eastAsia="Arial" w:cs="Arial"/>
-                <w:b/>
-                <w:bCs/>
-              </w:rPr>
-              <w:t>+C</w:t>
-            </w:r>
-            <w:r>
-              <w:rPr>
-                <w:rFonts w:eastAsia="Arial" w:cs="Arial"/>
-                <w:b/>
-                <w:bCs/>
-              </w:rPr>
-              <w:t>)</w:t>
-            </w:r>
-          </w:p>
-        </w:tc>
-        <w:tc>
-          <w:tcPr>
-            <w:tcW w:w="2520" w:type="dxa"/>
-          </w:tcPr>
-          <w:p>
-            <w:pPr>
-              <w:spacing w:after="0" w:line="240" w:lineRule="auto"/>
-              <w:ind w:right="-154"/>
-              <w:jc w:val="center"/>
-            </w:pPr>
-            <w:r>
-              <w:rPr>
-                <w:rFonts w:eastAsia="Arial" w:cs="Arial"/>
-                <w:b/>
-                <w:bCs/>
-                <w:szCs w:val="22"/>
-                <w:lang w:eastAsia="en-IN"/>
-              </w:rPr>
-              <w:t xml:space="preserve">662312.0</w:t>
+                <w:szCs w:val="22"/>
+                <w:lang w:eastAsia="en-IN"/>
+              </w:rPr>
+              <w:t xml:space="preserve">71000.0</w:t>
             </w:r>
           </w:p>
         </w:tc>
@@ -15272,7 +13166,7 @@
         <w:ind w:right="-154"/>
         <w:jc w:val="center"/>
         <w:rPr>
-          <w:rFonts w:asciiTheme="minorBidi" w:hAnsiTheme="minorBidi" w:cstheme="minorBidi"/>
+          <w:rFonts w:asciiTheme="minorBidi" w:eastAsia="Noto Sans Devanagari" w:hAnsiTheme="minorBidi" w:cs="Mangal"/>
           <w:b/>
           <w:bCs/>
           <w:u w:val="single"/>
@@ -15334,210 +13228,348 @@
         <w:t>दाखला</w:t>
       </w:r>
     </w:p>
+    <w:tbl>
+      <w:tblPr>
+        <w:tblStyle w:val="TableGrid"/>
+        <w:tblW w:w="0" w:type="auto"/>
+        <w:tblInd w:w="108" w:type="dxa"/>
+        <w:tblBorders>
+          <w:top w:val="none" w:sz="0" w:space="0" w:color="auto"/>
+          <w:left w:val="none" w:sz="0" w:space="0" w:color="auto"/>
+          <w:bottom w:val="none" w:sz="0" w:space="0" w:color="auto"/>
+          <w:right w:val="none" w:sz="0" w:space="0" w:color="auto"/>
+          <w:insideH w:val="none" w:sz="0" w:space="0" w:color="auto"/>
+          <w:insideV w:val="none" w:sz="0" w:space="0" w:color="auto"/>
+        </w:tblBorders>
+        <w:tblLook w:val="04A0" w:firstRow="1" w:lastRow="0" w:firstColumn="1" w:lastColumn="0" w:noHBand="0" w:noVBand="1"/>
+      </w:tblPr>
+      <w:tblGrid>
+        <w:gridCol w:w="2610"/>
+        <w:gridCol w:w="6660"/>
+      </w:tblGrid>
+      <w:tr>
+        <w:trPr>
+          <w:trHeight w:val="530"/>
+        </w:trPr>
+        <w:tc>
+          <w:tcPr>
+            <w:tcW w:w="2610" w:type="dxa"/>
+          </w:tcPr>
+          <w:p>
+            <w:pPr>
+              <w:pStyle w:val="BodyText"/>
+              <w:tabs>
+                <w:tab w:val="left" w:pos="9369"/>
+              </w:tabs>
+              <w:spacing w:before="271"/>
+              <w:ind w:right="-154"/>
+              <w:rPr>
+                <w:rFonts w:asciiTheme="minorBidi" w:hAnsiTheme="minorBidi" w:cstheme="minorBidi"/>
+                <w:b/>
+                <w:bCs/>
+                <w:u w:val="single"/>
+                <w:lang w:bidi="hi-IN"/>
+              </w:rPr>
+            </w:pPr>
+            <w:r>
+              <w:rPr>
+                <w:rFonts w:ascii="Noto Sans Devanagari" w:eastAsia="Noto Sans Devanagari" w:hAnsi="Noto Sans Devanagari" w:cs="Mangal"/>
+                <w:sz w:val="24"/>
+                <w:szCs w:val="24"/>
+                <w:cs/>
+                <w:lang w:bidi="hi-IN"/>
+              </w:rPr>
+              <w:t>दवाखान्याचे</w:t>
+            </w:r>
+            <w:r>
+              <w:rPr>
+                <w:rFonts w:ascii="Arial" w:eastAsia="Arial" w:hAnsi="Arial" w:cs="Arial"/>
+                <w:sz w:val="24"/>
+                <w:szCs w:val="24"/>
+                <w:lang w:bidi="hi-IN"/>
+              </w:rPr>
+              <w:t xml:space="preserve"> </w:t>
+            </w:r>
+            <w:r>
+              <w:rPr>
+                <w:rFonts w:ascii="Noto Sans Devanagari" w:eastAsia="Noto Sans Devanagari" w:hAnsi="Noto Sans Devanagari" w:cs="Mangal"/>
+                <w:sz w:val="24"/>
+                <w:szCs w:val="24"/>
+                <w:cs/>
+                <w:lang w:bidi="hi-IN"/>
+              </w:rPr>
+              <w:t>नांव</w:t>
+            </w:r>
+          </w:p>
+        </w:tc>
+        <w:tc>
+          <w:tcPr>
+            <w:tcW w:w="6660" w:type="dxa"/>
+          </w:tcPr>
+          <w:p>
+            <w:pPr>
+              <w:pStyle w:val="BodyText"/>
+              <w:tabs>
+                <w:tab w:val="left" w:pos="9369"/>
+              </w:tabs>
+              <w:ind w:left="450" w:right="-154" w:hanging="360"/>
+              <w:jc w:val="center"/>
+              <w:rPr>
+                <w:rFonts w:ascii="Arial" w:eastAsia="Arial" w:hAnsi="Arial" w:cs="Arial"/>
+                <w:sz w:val="24"/>
+                <w:szCs w:val="24"/>
+                <w:lang w:bidi="hi-IN"/>
+              </w:rPr>
+            </w:pPr>
+          </w:p>
+          <w:p>
+            <w:pPr>
+              <w:pStyle w:val="BodyText"/>
+              <w:tabs>
+                <w:tab w:val="left" w:pos="9369"/>
+              </w:tabs>
+              <w:ind w:right="-154"/>
+              <w:rPr>
+                <w:rFonts w:ascii="Mangal" w:hAnsi="Mangal" w:cs="Mangal"/>
+              </w:rPr>
+            </w:pPr>
+            <w:r>
+              <w:rPr>
+                <w:rFonts w:ascii="Arial" w:eastAsia="Arial" w:hAnsi="Arial" w:cs="Arial"/>
+                <w:sz w:val="24"/>
+                <w:szCs w:val="24"/>
+                <w:lang w:bidi="hi-IN"/>
+              </w:rPr>
+              <w:t xml:space="preserve">:    </w:t>
+            </w:r>
+            <w:r>
+              <w:rPr>
+                <w:rFonts w:ascii="Arial" w:eastAsia="Arial" w:hAnsi="Arial" w:cs="Arial"/>
+                <w:b/>
+                <w:bCs/>
+                <w:sz w:val="22"/>
+                <w:szCs w:val="22"/>
+                <w:lang w:bidi="hi-IN"/>
+              </w:rPr>
+              <w:t xml:space="preserve"/>
+            </w:r>
+          </w:p>
+        </w:tc>
+      </w:tr>
+      <w:tr>
+        <w:tc>
+          <w:tcPr>
+            <w:tcW w:w="2610" w:type="dxa"/>
+          </w:tcPr>
+          <w:p>
+            <w:pPr>
+              <w:pStyle w:val="BodyText"/>
+              <w:tabs>
+                <w:tab w:val="left" w:pos="9369"/>
+              </w:tabs>
+              <w:spacing w:before="271"/>
+              <w:ind w:right="-154"/>
+              <w:rPr>
+                <w:rFonts w:asciiTheme="minorBidi" w:hAnsiTheme="minorBidi" w:cstheme="minorBidi"/>
+                <w:b/>
+                <w:bCs/>
+                <w:u w:val="single"/>
+                <w:lang w:bidi="hi-IN"/>
+              </w:rPr>
+            </w:pPr>
+            <w:r>
+              <w:rPr>
+                <w:rFonts w:ascii="Noto Sans Devanagari" w:eastAsia="Noto Sans Devanagari" w:hAnsi="Noto Sans Devanagari" w:cs="Mangal"/>
+                <w:sz w:val="22"/>
+                <w:szCs w:val="22"/>
+                <w:cs/>
+                <w:lang w:bidi="hi-IN"/>
+              </w:rPr>
+              <w:t>आजाराचा</w:t>
+            </w:r>
+            <w:r>
+              <w:rPr>
+                <w:rFonts w:ascii="Arial" w:eastAsia="Arial" w:hAnsi="Arial" w:cs="Arial"/>
+                <w:sz w:val="22"/>
+                <w:szCs w:val="22"/>
+                <w:lang w:bidi="hi-IN"/>
+              </w:rPr>
+              <w:t xml:space="preserve"> </w:t>
+            </w:r>
+            <w:r>
+              <w:rPr>
+                <w:rFonts w:ascii="Noto Sans Devanagari" w:eastAsia="Noto Sans Devanagari" w:hAnsi="Noto Sans Devanagari" w:cs="Mangal"/>
+                <w:sz w:val="22"/>
+                <w:szCs w:val="22"/>
+                <w:cs/>
+                <w:lang w:bidi="hi-IN"/>
+              </w:rPr>
+              <w:t>कालावधी</w:t>
+            </w:r>
+          </w:p>
+        </w:tc>
+        <w:tc>
+          <w:tcPr>
+            <w:tcW w:w="6660" w:type="dxa"/>
+          </w:tcPr>
+          <w:p>
+            <w:pPr>
+              <w:pStyle w:val="BodyText"/>
+              <w:tabs>
+                <w:tab w:val="left" w:pos="9369"/>
+              </w:tabs>
+              <w:ind w:right="-154"/>
+              <w:rPr>
+                <w:rFonts w:ascii="Arial" w:eastAsia="Arial" w:hAnsi="Arial" w:cs="Arial"/>
+                <w:sz w:val="22"/>
+                <w:szCs w:val="22"/>
+                <w:lang w:bidi="hi-IN"/>
+              </w:rPr>
+            </w:pPr>
+          </w:p>
+          <w:p>
+            <w:pPr>
+              <w:pStyle w:val="BodyText"/>
+              <w:tabs>
+                <w:tab w:val="left" w:pos="9369"/>
+              </w:tabs>
+              <w:ind w:right="-154"/>
+              <w:rPr>
+                <w:sz w:val="22"/>
+                <w:szCs w:val="22"/>
+              </w:rPr>
+            </w:pPr>
+            <w:r>
+              <w:rPr>
+                <w:rFonts w:ascii="Arial" w:eastAsia="Arial" w:hAnsi="Arial" w:cs="Arial"/>
+                <w:sz w:val="22"/>
+                <w:szCs w:val="22"/>
+                <w:lang w:bidi="hi-IN"/>
+              </w:rPr>
+              <w:t xml:space="preserve">:     </w:t>
+            </w:r>
+            <w:r>
+              <w:rPr>
+                <w:rFonts w:ascii="Arial" w:eastAsia="Arial" w:hAnsi="Arial" w:cs="Arial"/>
+                <w:b/>
+                <w:bCs/>
+                <w:sz w:val="22"/>
+                <w:szCs w:val="22"/>
+                <w:lang w:eastAsia="en-IN"/>
+              </w:rPr>
+              <w:t xml:space="preserve">06-02-2026  to </w:t>
+            </w:r>
+          </w:p>
+        </w:tc>
+      </w:tr>
+      <w:tr>
+        <w:tc>
+          <w:tcPr>
+            <w:tcW w:w="2610" w:type="dxa"/>
+          </w:tcPr>
+          <w:p>
+            <w:pPr>
+              <w:pStyle w:val="BodyText"/>
+              <w:tabs>
+                <w:tab w:val="left" w:pos="9369"/>
+              </w:tabs>
+              <w:spacing w:before="271"/>
+              <w:ind w:right="-154"/>
+              <w:rPr>
+                <w:rFonts w:asciiTheme="minorBidi" w:hAnsiTheme="minorBidi" w:cstheme="minorBidi"/>
+                <w:b/>
+                <w:bCs/>
+                <w:u w:val="single"/>
+                <w:lang w:bidi="hi-IN"/>
+              </w:rPr>
+            </w:pPr>
+            <w:r>
+              <w:rPr>
+                <w:rFonts w:ascii="Noto Sans Devanagari" w:eastAsia="Noto Sans Devanagari" w:hAnsi="Noto Sans Devanagari" w:cs="Mangal"/>
+                <w:sz w:val="22"/>
+                <w:szCs w:val="22"/>
+                <w:cs/>
+                <w:lang w:bidi="hi-IN"/>
+              </w:rPr>
+              <w:t>रुग्णाचे</w:t>
+            </w:r>
+            <w:r>
+              <w:rPr>
+                <w:rFonts w:ascii="Arial" w:eastAsia="Arial" w:hAnsi="Arial" w:cs="Arial"/>
+                <w:sz w:val="22"/>
+                <w:szCs w:val="22"/>
+                <w:lang w:bidi="hi-IN"/>
+              </w:rPr>
+              <w:t xml:space="preserve"> </w:t>
+            </w:r>
+            <w:r>
+              <w:rPr>
+                <w:rFonts w:ascii="Noto Sans Devanagari" w:eastAsia="Noto Sans Devanagari" w:hAnsi="Noto Sans Devanagari" w:cs="Mangal"/>
+                <w:sz w:val="22"/>
+                <w:szCs w:val="22"/>
+                <w:cs/>
+                <w:lang w:bidi="hi-IN"/>
+              </w:rPr>
+              <w:t>नांव</w:t>
+            </w:r>
+          </w:p>
+        </w:tc>
+        <w:tc>
+          <w:tcPr>
+            <w:tcW w:w="6660" w:type="dxa"/>
+          </w:tcPr>
+          <w:p>
+            <w:pPr>
+              <w:pStyle w:val="BodyText"/>
+              <w:tabs>
+                <w:tab w:val="left" w:pos="9369"/>
+              </w:tabs>
+              <w:spacing w:before="271"/>
+              <w:ind w:right="-154"/>
+              <w:rPr>
+                <w:rFonts w:asciiTheme="minorBidi" w:hAnsiTheme="minorBidi" w:cstheme="minorBidi"/>
+                <w:b/>
+                <w:bCs/>
+                <w:u w:val="single"/>
+                <w:lang w:bidi="hi-IN"/>
+              </w:rPr>
+            </w:pPr>
+            <w:r>
+              <w:rPr>
+                <w:rFonts w:ascii="Arial" w:eastAsia="Arial" w:hAnsi="Arial" w:cs="Arial"/>
+                <w:sz w:val="22"/>
+                <w:szCs w:val="22"/>
+                <w:lang w:bidi="hi-IN"/>
+              </w:rPr>
+              <w:t xml:space="preserve">:     </w:t>
+            </w:r>
+            <w:r>
+              <w:rPr>
+                <w:rFonts w:ascii="Arial" w:eastAsia="Arial" w:hAnsi="Arial" w:cs="Arial"/>
+                <w:b/>
+                <w:bCs/>
+                <w:sz w:val="22"/>
+                <w:szCs w:val="22"/>
+                <w:lang w:bidi="hi-IN"/>
+              </w:rPr>
+              <w:t xml:space="preserve"/>
+            </w:r>
+          </w:p>
+        </w:tc>
+      </w:tr>
+    </w:tbl>
     <w:p>
       <w:pPr>
         <w:pStyle w:val="BodyText"/>
         <w:tabs>
           <w:tab w:val="left" w:pos="9369"/>
         </w:tabs>
-        <w:spacing w:before="271"/>
-        <w:ind w:left="450" w:right="-154" w:hanging="360"/>
-        <w:jc w:val="center"/>
-        <w:rPr>
-          <w:rFonts w:asciiTheme="minorBidi" w:hAnsiTheme="minorBidi" w:cstheme="minorBidi"/>
-          <w:b/>
-          <w:bCs/>
-          <w:sz w:val="2"/>
-          <w:szCs w:val="2"/>
-          <w:u w:val="single"/>
-          <w:lang w:bidi="hi-IN"/>
+        <w:ind w:right="-154"/>
+        <w:rPr>
+          <w:sz w:val="22"/>
+          <w:szCs w:val="22"/>
         </w:rPr>
       </w:pPr>
-    </w:p>
-    <w:p>
-      <w:pPr>
-        <w:pStyle w:val="BodyText"/>
-        <w:tabs>
-          <w:tab w:val="left" w:pos="9369"/>
-        </w:tabs>
-        <w:ind w:left="450" w:right="-154" w:hanging="360"/>
-        <w:rPr>
-          <w:rFonts w:ascii="Mangal" w:hAnsi="Mangal" w:cs="Mangal"/>
-        </w:rPr>
-      </w:pPr>
-      <w:r>
-        <w:rPr>
-          <w:rFonts w:ascii="Noto Sans Devanagari" w:eastAsia="Noto Sans Devanagari" w:hAnsi="Noto Sans Devanagari" w:cs="Mangal"/>
-          <w:sz w:val="24"/>
-          <w:szCs w:val="24"/>
-          <w:cs/>
-          <w:lang w:bidi="hi-IN"/>
-        </w:rPr>
-        <w:t>दवाखान्याचे</w:t>
-      </w:r>
-      <w:r>
-        <w:rPr>
-          <w:rFonts w:ascii="Arial" w:eastAsia="Arial" w:hAnsi="Arial" w:cs="Arial"/>
-          <w:sz w:val="24"/>
-          <w:szCs w:val="24"/>
-          <w:lang w:bidi="hi-IN"/>
-        </w:rPr>
-        <w:t xml:space="preserve"> </w:t>
-      </w:r>
-      <w:r>
-        <w:rPr>
-          <w:rFonts w:ascii="Noto Sans Devanagari" w:eastAsia="Noto Sans Devanagari" w:hAnsi="Noto Sans Devanagari" w:cs="Mangal"/>
-          <w:sz w:val="24"/>
-          <w:szCs w:val="24"/>
-          <w:cs/>
-          <w:lang w:bidi="hi-IN"/>
-        </w:rPr>
-        <w:t>नांव</w:t>
-      </w:r>
-      <w:r>
-        <w:rPr>
-          <w:rFonts w:ascii="Arial" w:eastAsia="Arial" w:hAnsi="Arial" w:cs="Arial"/>
-          <w:sz w:val="24"/>
-          <w:szCs w:val="24"/>
-          <w:lang w:bidi="hi-IN"/>
-        </w:rPr>
-        <w:t xml:space="preserve">    :    </w:t>
-      </w:r>
-      <w:r>
-        <w:rPr>
-          <w:rFonts w:ascii="Arial" w:eastAsia="Arial" w:hAnsi="Arial" w:cs="Arial"/>
-          <w:b/>
-          <w:bCs/>
-          <w:sz w:val="22"/>
-          <w:szCs w:val="22"/>
-          <w:lang w:bidi="hi-IN"/>
-        </w:rPr>
-        <w:t xml:space="preserve">पाटील हॉस्पिटल </w:t>
-      </w:r>
-    </w:p>
-    <w:p>
-      <w:pPr>
-        <w:pStyle w:val="BodyText"/>
-        <w:tabs>
-          <w:tab w:val="left" w:pos="9369"/>
-        </w:tabs>
-        <w:ind w:left="450" w:right="-154" w:hanging="360"/>
-        <w:rPr>
-          <w:sz w:val="22"/>
-          <w:szCs w:val="22"/>
-        </w:rPr>
-      </w:pPr>
-      <w:r>
-        <w:rPr>
-          <w:rFonts w:ascii="Noto Sans Devanagari" w:eastAsia="Noto Sans Devanagari" w:hAnsi="Noto Sans Devanagari" w:cs="Mangal"/>
-          <w:sz w:val="22"/>
-          <w:szCs w:val="22"/>
-          <w:cs/>
-          <w:lang w:bidi="hi-IN"/>
-        </w:rPr>
-        <w:t>आजाराचा</w:t>
-      </w:r>
-      <w:r>
-        <w:rPr>
-          <w:rFonts w:ascii="Arial" w:eastAsia="Arial" w:hAnsi="Arial" w:cs="Arial"/>
-          <w:sz w:val="22"/>
-          <w:szCs w:val="22"/>
-          <w:lang w:bidi="hi-IN"/>
-        </w:rPr>
-        <w:t xml:space="preserve"> </w:t>
-      </w:r>
-      <w:r>
-        <w:rPr>
-          <w:rFonts w:ascii="Noto Sans Devanagari" w:eastAsia="Noto Sans Devanagari" w:hAnsi="Noto Sans Devanagari" w:cs="Mangal"/>
-          <w:sz w:val="22"/>
-          <w:szCs w:val="22"/>
-          <w:cs/>
-          <w:lang w:bidi="hi-IN"/>
-        </w:rPr>
-        <w:t>कालावधी</w:t>
-      </w:r>
-      <w:r>
-        <w:rPr>
-          <w:rFonts w:ascii="Arial" w:eastAsia="Arial" w:hAnsi="Arial" w:cs="Arial"/>
-          <w:sz w:val="22"/>
-          <w:szCs w:val="22"/>
-          <w:lang w:bidi="hi-IN"/>
-        </w:rPr>
-        <w:t xml:space="preserve">  :     </w:t>
-      </w:r>
-      <w:r>
-        <w:rPr>
-          <w:rFonts w:ascii="Arial" w:eastAsia="Arial" w:hAnsi="Arial" w:cs="Arial"/>
-          <w:b/>
-          <w:bCs/>
-          <w:sz w:val="22"/>
-          <w:szCs w:val="22"/>
-          <w:lang w:eastAsia="en-IN"/>
-        </w:rPr>
-        <w:t xml:space="preserve">01/01/2026  to 08/01/2026</w:t>
-      </w:r>
-    </w:p>
-    <w:p>
-      <w:pPr>
-        <w:pStyle w:val="BodyText"/>
-        <w:tabs>
-          <w:tab w:val="left" w:pos="9369"/>
-        </w:tabs>
-        <w:ind w:left="450" w:right="-154" w:hanging="360"/>
-        <w:rPr>
-          <w:sz w:val="22"/>
-          <w:szCs w:val="22"/>
-        </w:rPr>
-      </w:pPr>
-      <w:r>
-        <w:rPr>
-          <w:rFonts w:ascii="Noto Sans Devanagari" w:eastAsia="Noto Sans Devanagari" w:hAnsi="Noto Sans Devanagari" w:cs="Mangal"/>
-          <w:sz w:val="22"/>
-          <w:szCs w:val="22"/>
-          <w:cs/>
-          <w:lang w:bidi="hi-IN"/>
-        </w:rPr>
-        <w:t>रुग्णाचे</w:t>
-      </w:r>
-      <w:r>
-        <w:rPr>
-          <w:rFonts w:ascii="Arial" w:eastAsia="Arial" w:hAnsi="Arial" w:cs="Arial"/>
-          <w:sz w:val="22"/>
-          <w:szCs w:val="22"/>
-          <w:lang w:bidi="hi-IN"/>
-        </w:rPr>
-        <w:t xml:space="preserve"> </w:t>
-      </w:r>
-      <w:r>
-        <w:rPr>
-          <w:rFonts w:ascii="Noto Sans Devanagari" w:eastAsia="Noto Sans Devanagari" w:hAnsi="Noto Sans Devanagari" w:cs="Mangal"/>
-          <w:sz w:val="22"/>
-          <w:szCs w:val="22"/>
-          <w:cs/>
-          <w:lang w:bidi="hi-IN"/>
-        </w:rPr>
-        <w:t>नांव</w:t>
-      </w:r>
-      <w:r>
-        <w:rPr>
-          <w:rFonts w:ascii="Arial" w:eastAsia="Arial" w:hAnsi="Arial" w:cs="Arial"/>
-          <w:sz w:val="22"/>
-          <w:szCs w:val="22"/>
-          <w:lang w:bidi="hi-IN"/>
-        </w:rPr>
-        <w:t xml:space="preserve">        :     </w:t>
-      </w:r>
-      <w:r>
-        <w:rPr>
-          <w:rFonts w:ascii="Arial" w:eastAsia="Arial" w:hAnsi="Arial" w:cs="Arial"/>
-          <w:b/>
-          <w:bCs/>
-          <w:sz w:val="22"/>
-          <w:szCs w:val="22"/>
-          <w:lang w:bidi="hi-IN"/>
-        </w:rPr>
-        <w:t xml:space="preserve">संतोष महादेव बनसोडे </w:t>
-      </w:r>
     </w:p>
     <w:tbl>
       <w:tblPr>
@@ -15549,8 +13581,8 @@
       </w:tblPr>
       <w:tblGrid>
         <w:gridCol w:w="715"/>
-        <w:gridCol w:w="3605"/>
-        <w:gridCol w:w="1618"/>
+        <w:gridCol w:w="3425"/>
+        <w:gridCol w:w="1798"/>
         <w:gridCol w:w="1167"/>
         <w:gridCol w:w="1263"/>
         <w:gridCol w:w="1532"/>
@@ -15640,7 +13672,7 @@
         </w:tc>
         <w:tc>
           <w:tcPr>
-            <w:tcW w:w="3605" w:type="dxa"/>
+            <w:tcW w:w="3425" w:type="dxa"/>
           </w:tcPr>
           <w:p>
             <w:pPr>
@@ -15701,7 +13733,7 @@
         </w:tc>
         <w:tc>
           <w:tcPr>
-            <w:tcW w:w="1618" w:type="dxa"/>
+            <w:tcW w:w="1798" w:type="dxa"/>
           </w:tcPr>
           <w:p>
             <w:pPr>
@@ -15873,6 +13905,9 @@
         </w:tc>
       </w:tr>
       <w:tr>
+        <w:trPr>
+          <w:trHeight w:val="737"/>
+        </w:trPr>
         <w:tc>
           <w:tcPr>
             <w:tcW w:w="715" w:type="dxa"/>
@@ -15913,7 +13948,7 @@
         </w:tc>
         <w:tc>
           <w:tcPr>
-            <w:tcW w:w="3605" w:type="dxa"/>
+            <w:tcW w:w="3425" w:type="dxa"/>
           </w:tcPr>
           <w:p>
             <w:pPr>
@@ -16011,7 +14046,7 @@
         </w:tc>
         <w:tc>
           <w:tcPr>
-            <w:tcW w:w="1618" w:type="dxa"/>
+            <w:tcW w:w="1798" w:type="dxa"/>
           </w:tcPr>
           <w:p>
             <w:pPr>
@@ -16027,7 +14062,7 @@
                 <w:sz w:val="20"/>
                 <w:szCs w:val="20"/>
               </w:rPr>
-              <w:t xml:space="preserve">01/01/2026 to 05/01/2026</w:t>
+              <w:t xml:space="preserve"> to </w:t>
             </w:r>
           </w:p>
         </w:tc>
@@ -16050,7 +14085,7 @@
                 <w:szCs w:val="20"/>
                 <w:lang w:bidi="mr-IN"/>
               </w:rPr>
-              <w:t xml:space="preserve">5</w:t>
+              <w:t xml:space="preserve"/>
             </w:r>
           </w:p>
         </w:tc>
@@ -16072,7 +14107,7 @@
                 <w:sz w:val="20"/>
                 <w:szCs w:val="20"/>
               </w:rPr>
-              <w:t xml:space="preserve">1000</w:t>
+              <w:t xml:space="preserve"/>
             </w:r>
           </w:p>
         </w:tc>
@@ -16094,7 +14129,7 @@
                 <w:sz w:val="20"/>
                 <w:szCs w:val="20"/>
               </w:rPr>
-              <w:t xml:space="preserve">5000</w:t>
+              <w:t xml:space="preserve"/>
             </w:r>
           </w:p>
         </w:tc>
@@ -16140,7 +14175,7 @@
         </w:tc>
         <w:tc>
           <w:tcPr>
-            <w:tcW w:w="3605" w:type="dxa"/>
+            <w:tcW w:w="3425" w:type="dxa"/>
           </w:tcPr>
           <w:p>
             <w:pPr>
@@ -16354,7 +14389,7 @@
         </w:tc>
         <w:tc>
           <w:tcPr>
-            <w:tcW w:w="1618" w:type="dxa"/>
+            <w:tcW w:w="1798" w:type="dxa"/>
           </w:tcPr>
           <w:p>
             <w:pPr>
@@ -16370,7 +14405,7 @@
                 <w:sz w:val="20"/>
                 <w:szCs w:val="20"/>
               </w:rPr>
-              <w:t xml:space="preserve"/>
+              <w:t xml:space="preserve"> to </w:t>
             </w:r>
           </w:p>
         </w:tc>
@@ -16484,7 +14519,7 @@
         </w:tc>
         <w:tc>
           <w:tcPr>
-            <w:tcW w:w="3605" w:type="dxa"/>
+            <w:tcW w:w="3425" w:type="dxa"/>
           </w:tcPr>
           <w:p>
             <w:pPr>
@@ -16602,7 +14637,7 @@
         </w:tc>
         <w:tc>
           <w:tcPr>
-            <w:tcW w:w="1618" w:type="dxa"/>
+            <w:tcW w:w="1798" w:type="dxa"/>
           </w:tcPr>
           <w:p>
             <w:pPr>
@@ -16619,7 +14654,7 @@
                 <w:sz w:val="20"/>
                 <w:szCs w:val="20"/>
               </w:rPr>
-              <w:t xml:space="preserve"/>
+              <w:t xml:space="preserve"> to </w:t>
             </w:r>
           </w:p>
         </w:tc>
@@ -16738,7 +14773,7 @@
         </w:tc>
         <w:tc>
           <w:tcPr>
-            <w:tcW w:w="3605" w:type="dxa"/>
+            <w:tcW w:w="3425" w:type="dxa"/>
           </w:tcPr>
           <w:p>
             <w:pPr>
@@ -16873,7 +14908,7 @@
         </w:tc>
         <w:tc>
           <w:tcPr>
-            <w:tcW w:w="1618" w:type="dxa"/>
+            <w:tcW w:w="1798" w:type="dxa"/>
           </w:tcPr>
           <w:p>
             <w:pPr>
@@ -16883,7 +14918,6 @@
               </w:tabs>
               <w:spacing w:before="271"/>
               <w:ind w:right="-154"/>
-              <w:jc w:val="center"/>
               <w:rPr>
                 <w:rFonts w:asciiTheme="minorBidi" w:hAnsiTheme="minorBidi" w:cstheme="minorBidi"/>
                 <w:b/>
@@ -17011,7 +15045,7 @@
         </w:tc>
         <w:tc>
           <w:tcPr>
-            <w:tcW w:w="3605" w:type="dxa"/>
+            <w:tcW w:w="3425" w:type="dxa"/>
           </w:tcPr>
           <w:p>
             <w:pPr>
@@ -17156,7 +15190,7 @@
         </w:tc>
         <w:tc>
           <w:tcPr>
-            <w:tcW w:w="1618" w:type="dxa"/>
+            <w:tcW w:w="1798" w:type="dxa"/>
           </w:tcPr>
           <w:p>
             <w:pPr>
@@ -17166,7 +15200,6 @@
               </w:tabs>
               <w:spacing w:before="271" w:line="173" w:lineRule="atLeast"/>
               <w:ind w:left="90" w:right="-154"/>
-              <w:jc w:val="center"/>
               <w:rPr>
                 <w:rFonts w:asciiTheme="minorBidi" w:hAnsiTheme="minorBidi" w:cstheme="minorBidi"/>
                 <w:b/>
@@ -17295,7 +15328,7 @@
         </w:tc>
         <w:tc>
           <w:tcPr>
-            <w:tcW w:w="3605" w:type="dxa"/>
+            <w:tcW w:w="3425" w:type="dxa"/>
           </w:tcPr>
           <w:p>
             <w:pPr>
@@ -17410,7 +15443,7 @@
         </w:tc>
         <w:tc>
           <w:tcPr>
-            <w:tcW w:w="1618" w:type="dxa"/>
+            <w:tcW w:w="1798" w:type="dxa"/>
           </w:tcPr>
           <w:p>
             <w:pPr>
@@ -17427,7 +15460,7 @@
                 <w:sz w:val="20"/>
                 <w:szCs w:val="20"/>
               </w:rPr>
-              <w:t xml:space="preserve">06/01/2026 to 08/01/2026</w:t>
+              <w:t xml:space="preserve"> to </w:t>
             </w:r>
           </w:p>
         </w:tc>
@@ -17451,7 +15484,7 @@
                 <w:szCs w:val="20"/>
                 <w:lang w:bidi="mr-IN"/>
               </w:rPr>
-              <w:t xml:space="preserve">3</w:t>
+              <w:t xml:space="preserve"/>
             </w:r>
           </w:p>
         </w:tc>
@@ -17474,7 +15507,7 @@
                 <w:sz w:val="20"/>
                 <w:szCs w:val="20"/>
               </w:rPr>
-              <w:t xml:space="preserve">2000</w:t>
+              <w:t xml:space="preserve"/>
             </w:r>
           </w:p>
         </w:tc>
@@ -17497,7 +15530,7 @@
                 <w:sz w:val="20"/>
                 <w:szCs w:val="20"/>
               </w:rPr>
-              <w:t xml:space="preserve">6000</w:t>
+              <w:t xml:space="preserve"/>
             </w:r>
           </w:p>
         </w:tc>
@@ -17547,7 +15580,7 @@
         </w:tc>
         <w:tc>
           <w:tcPr>
-            <w:tcW w:w="3605" w:type="dxa"/>
+            <w:tcW w:w="3425" w:type="dxa"/>
           </w:tcPr>
           <w:p>
             <w:pPr>
@@ -17634,7 +15667,7 @@
         </w:tc>
         <w:tc>
           <w:tcPr>
-            <w:tcW w:w="1618" w:type="dxa"/>
+            <w:tcW w:w="1798" w:type="dxa"/>
           </w:tcPr>
           <w:p>
             <w:pPr>
@@ -17644,7 +15677,6 @@
               </w:tabs>
               <w:spacing w:before="271"/>
               <w:ind w:left="450" w:right="-154" w:hanging="360"/>
-              <w:jc w:val="center"/>
               <w:rPr>
                 <w:rFonts w:asciiTheme="minorBidi" w:hAnsiTheme="minorBidi" w:cstheme="minorBidi"/>
                 <w:b/>
@@ -17670,7 +15702,6 @@
               </w:tabs>
               <w:spacing w:before="271"/>
               <w:ind w:left="450" w:right="-154" w:hanging="360"/>
-              <w:jc w:val="center"/>
               <w:rPr>
                 <w:rFonts w:asciiTheme="minorBidi" w:hAnsiTheme="minorBidi" w:cstheme="minorBidi"/>
                 <w:b/>
@@ -17696,7 +15727,6 @@
               </w:tabs>
               <w:spacing w:before="271"/>
               <w:ind w:left="450" w:right="342" w:hanging="360"/>
-              <w:jc w:val="center"/>
               <w:rPr>
                 <w:rFonts w:asciiTheme="minorBidi" w:hAnsiTheme="minorBidi" w:cstheme="minorBidi"/>
                 <w:b/>
@@ -17722,7 +15752,6 @@
               </w:tabs>
               <w:spacing w:before="271"/>
               <w:ind w:left="450" w:right="-154" w:hanging="360"/>
-              <w:jc w:val="center"/>
               <w:rPr>
                 <w:rFonts w:asciiTheme="minorBidi" w:hAnsiTheme="minorBidi" w:cstheme="minorBidi"/>
                 <w:b/>
@@ -17769,7 +15798,7 @@
         </w:tc>
         <w:tc>
           <w:tcPr>
-            <w:tcW w:w="3605" w:type="dxa"/>
+            <w:tcW w:w="3425" w:type="dxa"/>
           </w:tcPr>
           <w:p>
             <w:pPr>
@@ -17794,7 +15823,7 @@
         </w:tc>
         <w:tc>
           <w:tcPr>
-            <w:tcW w:w="1618" w:type="dxa"/>
+            <w:tcW w:w="1798" w:type="dxa"/>
           </w:tcPr>
           <w:p>
             <w:pPr>
@@ -17804,7 +15833,6 @@
               </w:tabs>
               <w:spacing w:before="271"/>
               <w:ind w:left="450" w:right="-154" w:hanging="360"/>
-              <w:jc w:val="center"/>
               <w:rPr>
                 <w:rFonts w:asciiTheme="minorBidi" w:hAnsiTheme="minorBidi" w:cstheme="minorBidi"/>
                 <w:b/>
@@ -17830,7 +15858,6 @@
               </w:tabs>
               <w:spacing w:before="271"/>
               <w:ind w:left="450" w:right="-154" w:hanging="360"/>
-              <w:jc w:val="center"/>
               <w:rPr>
                 <w:rFonts w:asciiTheme="minorBidi" w:hAnsiTheme="minorBidi" w:cstheme="minorBidi"/>
                 <w:b/>
@@ -17856,7 +15883,6 @@
               </w:tabs>
               <w:spacing w:before="271"/>
               <w:ind w:left="450" w:right="-154" w:hanging="360"/>
-              <w:jc w:val="center"/>
               <w:rPr>
                 <w:rFonts w:asciiTheme="minorBidi" w:hAnsiTheme="minorBidi" w:cstheme="minorBidi"/>
                 <w:b/>
@@ -17891,7 +15917,7 @@
                 <w:sz w:val="22"/>
                 <w:szCs w:val="22"/>
               </w:rPr>
-              <w:t xml:space="preserve">11000</w:t>
+              <w:t xml:space="preserve">0.0</w:t>
             </w:r>
           </w:p>
         </w:tc>
@@ -17980,7 +16006,7 @@
           <w:szCs w:val="22"/>
           <w:lang w:bidi="mr-IN"/>
         </w:rPr>
-        <w:t xml:space="preserve">लातूर </w:t>
+        <w:t xml:space="preserve"/>
       </w:r>
     </w:p>
     <w:p>
@@ -18050,7 +16076,7 @@
           <w:sz w:val="22"/>
           <w:szCs w:val="22"/>
         </w:rPr>
-        <w:t xml:space="preserve">27/01/2026</w:t>
+        <w:t xml:space="preserve">06-03-2026</w:t>
       </w:r>
       <w:r>
         <w:rPr>
@@ -18203,41 +16229,6 @@
     </w:tbl>
     <w:p>
       <w:pPr>
-        <w:pStyle w:val="BodyText"/>
-        <w:tabs>
-          <w:tab w:val="left" w:pos="9369"/>
-        </w:tabs>
-        <w:ind w:left="450" w:right="-154" w:hanging="360"/>
-        <w:rPr>
-          <w:rFonts w:asciiTheme="minorBidi" w:hAnsiTheme="minorBidi" w:cstheme="minorBidi"/>
-          <w:sz w:val="22"/>
-          <w:szCs w:val="22"/>
-        </w:rPr>
-      </w:pPr>
-    </w:p>
-    <w:p>
-      <w:pPr>
-        <w:pStyle w:val="BodyText"/>
-        <w:tabs>
-          <w:tab w:val="left" w:pos="9369"/>
-        </w:tabs>
-        <w:ind w:left="450" w:right="-154" w:hanging="360"/>
-        <w:rPr>
-          <w:sz w:val="22"/>
-          <w:szCs w:val="22"/>
-        </w:rPr>
-      </w:pPr>
-      <w:r>
-        <w:rPr>
-          <w:rFonts w:asciiTheme="minorBidi" w:eastAsia="Arial" w:hAnsiTheme="minorBidi" w:cstheme="minorBidi"/>
-          <w:sz w:val="22"/>
-          <w:szCs w:val="22"/>
-        </w:rPr>
-        <w:t xml:space="preserve">                                        </w:t>
-      </w:r>
-    </w:p>
-    <w:p>
-      <w:pPr>
         <w:spacing w:after="0" w:line="240" w:lineRule="auto"/>
         <w:rPr>
           <w:rFonts w:asciiTheme="minorBidi" w:eastAsia="Times New Roman" w:hAnsiTheme="minorBidi" w:cs="Mangal"/>
@@ -18504,6 +16495,14 @@
       </w:r>
       <w:r>
         <w:rPr>
+          <w:rFonts w:asciiTheme="minorBidi" w:eastAsia="Arial" w:hAnsiTheme="minorBidi" w:cstheme="minorBidi"/>
+          <w:szCs w:val="22"/>
+          <w:lang w:eastAsia="en-IN"/>
+        </w:rPr>
+        <w:t xml:space="preserve"> </w:t>
+      </w:r>
+      <w:r>
+        <w:rPr>
           <w:rFonts w:eastAsia="Arial" w:cstheme="minorBidi"/>
           <w:b/>
           <w:bCs/>
@@ -18511,7 +16510,18 @@
           <w:u w:val="single"/>
           <w:lang w:eastAsia="en-IN"/>
         </w:rPr>
-        <w:t xml:space="preserve">संतोष महादेव बनसोडे</w:t>
+        <w:t xml:space="preserve">चैतन्य विठ्ठलराव सुरवसे (स्था. अभियांत्रिकी सहाय्यक)</w:t>
+      </w:r>
+      <w:r>
+        <w:rPr>
+          <w:rFonts w:eastAsia="Arial" w:cstheme="minorBidi"/>
+          <w:b/>
+          <w:bCs/>
+          <w:szCs w:val="22"/>
+          <w:u w:val="single"/>
+          <w:lang w:eastAsia="en-IN"/>
+        </w:rPr>
+        <w:t xml:space="preserve"> </w:t>
       </w:r>
       <w:r>
         <w:rPr>
@@ -18530,7 +16540,17 @@
           <w:cs/>
           <w:lang w:eastAsia="en-IN"/>
         </w:rPr>
-        <w:t xml:space="preserve">सत्य प्रतिज्ञेवर प्रमाणित करीतो </w:t>
+        <w:t>सत</w:t>
+      </w:r>
+      <w:proofErr w:type="gramEnd"/>
+      <w:r>
+        <w:rPr>
+          <w:rFonts w:asciiTheme="minorBidi" w:hAnsiTheme="minorBidi" w:cs="Mangal"/>
+          <w:szCs w:val="22"/>
+          <w:cs/>
+          <w:lang w:eastAsia="en-IN"/>
+        </w:rPr>
+        <w:t xml:space="preserve">्य प्रतिज्ञेवर प्रमाणित करीतो </w:t>
       </w:r>
       <w:r>
         <w:rPr>
@@ -18593,6 +16613,14 @@
       </w:r>
       <w:r>
         <w:rPr>
+          <w:rFonts w:asciiTheme="minorBidi" w:eastAsia="Arial" w:hAnsiTheme="minorBidi" w:cstheme="minorBidi"/>
+          <w:szCs w:val="22"/>
+          <w:lang w:eastAsia="en-IN"/>
+        </w:rPr>
+        <w:t xml:space="preserve"> </w:t>
+      </w:r>
+      <w:r>
+        <w:rPr>
           <w:rFonts w:eastAsia="Arial" w:cstheme="minorBidi"/>
           <w:b/>
           <w:bCs/>
@@ -18600,7 +16628,7 @@
           <w:u w:val="single"/>
           <w:lang w:eastAsia="en-IN"/>
         </w:rPr>
-        <w:t xml:space="preserve">कोषागार कार्यालय, लातूर </w:t>
+        <w:t xml:space="preserve">सा. बा. उपविभाग, शिरूर अनंतपाळ </w:t>
       </w:r>
       <w:r>
         <w:rPr>
@@ -18618,7 +16646,7 @@
           <w:bCs/>
           <w:u w:val="single"/>
         </w:rPr>
-        <w:t xml:space="preserve">उप कोषागार अधिकारी </w:t>
+        <w:t xml:space="preserve"/>
       </w:r>
       <w:r>
         <w:rPr>
@@ -18792,7 +16820,7 @@
           <w:szCs w:val="22"/>
           <w:u w:val="single"/>
         </w:rPr>
-        <w:t xml:space="preserve">संतोष महादेव बनसोडे </w:t>
+        <w:t xml:space="preserve"/>
       </w:r>
       <w:r>
         <w:rPr>
@@ -19152,7 +17180,7 @@
                 <w:sz w:val="24"/>
                 <w:szCs w:val="24"/>
               </w:rPr>
-              <w:t xml:space="preserve">संतोष महादेव बनसोडे (उप कोषागार अधिकारी)</w:t>
+              <w:t xml:space="preserve">चैतन्य विठ्ठलराव सुरवसे (स्था. अभियांत्रिकी सहाय्यक)</w:t>
             </w:r>
           </w:p>
         </w:tc>
@@ -19186,7 +17214,7 @@
                 <w:szCs w:val="22"/>
                 <w:lang w:eastAsia="en-IN"/>
               </w:rPr>
-              <w:t xml:space="preserve">कोषागार कार्यालय, लातूर </w:t>
+              <w:t xml:space="preserve">सा. बा. उपविभाग, शिरूर अनंतपाळ </w:t>
             </w:r>
           </w:p>
         </w:tc>
@@ -19449,6 +17477,16 @@
       </w:r>
       <w:r>
         <w:rPr>
+          <w:rFonts w:asciiTheme="minorBidi" w:hAnsiTheme="minorBidi" w:cs="Mangal"/>
+          <w:b/>
+          <w:bCs/>
+          <w:szCs w:val="22"/>
+          <w:lang w:eastAsia="en-IN"/>
+        </w:rPr>
+        <w:t xml:space="preserve">  </w:t>
+      </w:r>
+      <w:r>
+        <w:rPr>
           <w:rFonts w:eastAsia="Arial" w:cstheme="minorBidi"/>
           <w:b/>
           <w:bCs/>
@@ -19457,7 +17495,7 @@
           <w:u w:val="single"/>
           <w:lang w:eastAsia="en-IN"/>
         </w:rPr>
-        <w:t xml:space="preserve">संतोष महादेव बनसोडे (उप कोषागार अधिकारी)</w:t>
+        <w:t xml:space="preserve">चैतन्य विठ्ठलराव सुरवसे (स्था. अभियांत्रिकी सहाय्यक)</w:t>
       </w:r>
       <w:r>
         <w:rPr>
@@ -19469,6 +17507,17 @@
           <w:lang w:eastAsia="en-IN"/>
         </w:rPr>
         <w:t xml:space="preserve"> </w:t>
+      </w:r>
+      <w:r>
+        <w:rPr>
+          <w:rFonts w:eastAsia="Arial" w:cstheme="minorBidi"/>
+          <w:b/>
+          <w:bCs/>
+          <w:sz w:val="24"/>
+          <w:szCs w:val="24"/>
+          <w:lang w:eastAsia="en-IN"/>
+        </w:rPr>
+        <w:t xml:space="preserve">  </w:t>
       </w:r>
       <w:r>
         <w:rPr>
@@ -19615,7 +17664,7 @@
           <w:szCs w:val="22"/>
           <w:lang w:eastAsia="en-IN"/>
         </w:rPr>
-        <w:t xml:space="preserve">लातूर </w:t>
+        <w:t xml:space="preserve"/>
       </w:r>
     </w:p>
     <w:p>
@@ -19659,7 +17708,7 @@
           <w:szCs w:val="22"/>
           <w:lang w:eastAsia="en-IN"/>
         </w:rPr>
-        <w:t xml:space="preserve">27/01/2026</w:t>
+        <w:t xml:space="preserve">06-03-2026</w:t>
       </w:r>
       <w:r>
         <w:rPr>
@@ -19809,7 +17858,7 @@
                 <w:sz w:val="24"/>
                 <w:szCs w:val="24"/>
               </w:rPr>
-              <w:t xml:space="preserve">संतोष महादेव बनसोडे (उप कोषागार अधिकारी)</w:t>
+              <w:t xml:space="preserve">चैतन्य विठ्ठलराव सुरवसे (स्था. अभियांत्रिकी सहाय्यक)</w:t>
             </w:r>
           </w:p>
         </w:tc>
@@ -19843,7 +17892,7 @@
                 <w:szCs w:val="22"/>
                 <w:lang w:eastAsia="en-IN"/>
               </w:rPr>
-              <w:t xml:space="preserve">कोषागार कार्यालय, लातूर </w:t>
+              <w:t xml:space="preserve">सा. बा. उपविभाग, शिरूर अनंतपाळ </w:t>
             </w:r>
           </w:p>
         </w:tc>
@@ -19973,13 +18022,21 @@
       <w:r>
         <w:rPr>
           <w:rFonts w:eastAsia="Arial" w:cs="Arial"/>
+          <w:szCs w:val="22"/>
+          <w:lang w:eastAsia="en-IN"/>
+        </w:rPr>
+        <w:t xml:space="preserve"> </w:t>
+      </w:r>
+      <w:r>
+        <w:rPr>
+          <w:rFonts w:eastAsia="Arial" w:cs="Arial"/>
           <w:b/>
           <w:bCs/>
           <w:szCs w:val="22"/>
           <w:u w:val="single"/>
           <w:lang w:eastAsia="en-IN"/>
         </w:rPr>
-        <w:t xml:space="preserve">कोषागार कार्यालय, लातूर </w:t>
+        <w:t xml:space="preserve">सा. बा. उपविभाग, शिरूर अनंतपाळ </w:t>
       </w:r>
     </w:p>
     <w:p>
@@ -20073,13 +18130,21 @@
       <w:r>
         <w:rPr>
           <w:rFonts w:eastAsia="Arial" w:cs="Arial"/>
+          <w:szCs w:val="22"/>
+          <w:lang w:eastAsia="en-IN"/>
+        </w:rPr>
+        <w:t xml:space="preserve">  </w:t>
+      </w:r>
+      <w:r>
+        <w:rPr>
+          <w:rFonts w:eastAsia="Arial" w:cs="Arial"/>
           <w:b/>
           <w:bCs/>
           <w:szCs w:val="22"/>
           <w:u w:val="single"/>
           <w:lang w:eastAsia="en-IN"/>
         </w:rPr>
-        <w:t xml:space="preserve">संतोष महादेव बनसोडे</w:t>
+        <w:t xml:space="preserve">चैतन्य विठ्ठलराव सुरवसे (स्था. अभियांत्रिकी सहाय्यक)</w:t>
       </w:r>
       <w:r>
         <w:rPr>
@@ -20091,6 +18156,14 @@
       </w:r>
       <w:r>
         <w:rPr>
+          <w:rFonts w:eastAsia="Arial" w:cs="Arial"/>
+          <w:szCs w:val="22"/>
+          <w:lang w:eastAsia="en-IN"/>
+        </w:rPr>
+        <w:t xml:space="preserve">  </w:t>
+      </w:r>
+      <w:r>
+        <w:rPr>
           <w:rFonts w:ascii="Noto Sans Devanagari" w:hAnsi="Noto Sans Devanagari" w:cs="Mangal"/>
           <w:szCs w:val="22"/>
           <w:cs/>
@@ -20134,11 +18207,19 @@
       </w:r>
       <w:r>
         <w:rPr>
-          <w:rFonts w:eastAsia="Arial" w:cs="Arial"/>
-          <w:szCs w:val="22"/>
-          <w:lang w:eastAsia="en-IN"/>
-        </w:rPr>
-        <w:t xml:space="preserve">______ </w:t>
+          <w:rFonts w:ascii="Times New Roman" w:eastAsia="Arial" w:hAnsi="Times New Roman" w:cs="Times New Roman"/>
+          <w:szCs w:val="22"/>
+          <w:lang w:eastAsia="en-IN"/>
+        </w:rPr>
+        <w:t>____</w:t>
+      </w:r>
+      <w:r>
+        <w:rPr>
+          <w:rFonts w:eastAsia="Arial" w:cs="Arial"/>
+          <w:szCs w:val="22"/>
+          <w:lang w:eastAsia="en-IN"/>
+        </w:rPr>
+        <w:t xml:space="preserve"> </w:t>
       </w:r>
       <w:r>
         <w:rPr>
@@ -20457,7 +18538,7 @@
           <w:szCs w:val="22"/>
           <w:lang w:eastAsia="en-IN"/>
         </w:rPr>
-        <w:t xml:space="preserve">लातूर </w:t>
+        <w:t xml:space="preserve"/>
       </w:r>
     </w:p>
     <w:p>
@@ -20502,7 +18583,7 @@
           <w:szCs w:val="22"/>
           <w:lang w:eastAsia="en-IN"/>
         </w:rPr>
-        <w:t xml:space="preserve">27/01/2026</w:t>
+        <w:t xml:space="preserve">06-03-2026</w:t>
       </w:r>
       <w:r>
         <w:rPr>
@@ -20639,7 +18720,7 @@
                 <w:sz w:val="24"/>
                 <w:szCs w:val="24"/>
               </w:rPr>
-              <w:t xml:space="preserve">संतोष महादेव बनसोडे (उप कोषागार अधिकारी)</w:t>
+              <w:t xml:space="preserve">चैतन्य विठ्ठलराव सुरवसे (स्था. अभियांत्रिकी सहाय्यक)</w:t>
             </w:r>
           </w:p>
         </w:tc>
@@ -20673,7 +18754,7 @@
                 <w:szCs w:val="22"/>
                 <w:lang w:eastAsia="en-IN"/>
               </w:rPr>
-              <w:t xml:space="preserve">कोषागार कार्यालय, लातूर </w:t>
+              <w:t xml:space="preserve">सा. बा. उपविभाग, शिरूर अनंतपाळ </w:t>
             </w:r>
           </w:p>
         </w:tc>
@@ -20818,13 +18899,21 @@
       <w:r>
         <w:rPr>
           <w:rFonts w:eastAsia="Arial" w:cs="Arial"/>
+          <w:szCs w:val="22"/>
+          <w:lang w:eastAsia="en-IN"/>
+        </w:rPr>
+        <w:t xml:space="preserve">    </w:t>
+      </w:r>
+      <w:r>
+        <w:rPr>
+          <w:rFonts w:eastAsia="Arial" w:cs="Arial"/>
           <w:b/>
           <w:bCs/>
           <w:szCs w:val="22"/>
           <w:u w:val="single"/>
           <w:lang w:eastAsia="en-IN"/>
         </w:rPr>
-        <w:t xml:space="preserve">संतोष महादेव बनसोडे</w:t>
+        <w:t xml:space="preserve">चैतन्य विठ्ठलराव सुरवसे (स्था. अभियांत्रिकी सहाय्यक)</w:t>
       </w:r>
       <w:r>
         <w:rPr>
@@ -20836,6 +18925,14 @@
       </w:r>
       <w:r>
         <w:rPr>
+          <w:rFonts w:eastAsia="Arial" w:cs="Arial"/>
+          <w:szCs w:val="22"/>
+          <w:lang w:eastAsia="en-IN"/>
+        </w:rPr>
+        <w:t xml:space="preserve">   </w:t>
+      </w:r>
+      <w:r>
+        <w:rPr>
           <w:rFonts w:ascii="Noto Sans Devanagari" w:hAnsi="Noto Sans Devanagari" w:cs="Mangal"/>
           <w:szCs w:val="22"/>
           <w:cs/>
@@ -20854,13 +18951,32 @@
       <w:r>
         <w:rPr>
           <w:rFonts w:eastAsia="Arial" w:cs="Arial"/>
+          <w:szCs w:val="22"/>
+          <w:lang w:eastAsia="en-IN"/>
+        </w:rPr>
+        <w:t xml:space="preserve">    </w:t>
+      </w:r>
+      <w:r>
+        <w:rPr>
+          <w:rFonts w:eastAsia="Arial" w:cs="Arial"/>
           <w:b/>
           <w:bCs/>
           <w:szCs w:val="22"/>
           <w:u w:val="single"/>
           <w:lang w:eastAsia="en-IN"/>
         </w:rPr>
-        <w:t xml:space="preserve">उप कोषागार अधिकारी </w:t>
+        <w:t xml:space="preserve"/>
+      </w:r>
+      <w:r>
+        <w:rPr>
+          <w:rFonts w:eastAsia="Arial" w:cs="Arial"/>
+          <w:b/>
+          <w:bCs/>
+          <w:szCs w:val="22"/>
+          <w:u w:val="single"/>
+          <w:lang w:eastAsia="en-IN"/>
+        </w:rPr>
+        <w:t xml:space="preserve">  </w:t>
       </w:r>
       <w:r>
         <w:rPr>
@@ -20905,6 +19021,14 @@
       </w:r>
       <w:r>
         <w:rPr>
+          <w:rFonts w:eastAsia="Arial" w:cs="Arial"/>
+          <w:szCs w:val="22"/>
+          <w:lang w:eastAsia="en-IN"/>
+        </w:rPr>
+        <w:t xml:space="preserve">  </w:t>
+      </w:r>
+      <w:r>
+        <w:rPr>
           <w:rStyle w:val="citation-863"/>
           <w:rFonts w:eastAsia="Arial" w:cs="Arial"/>
           <w:b/>
@@ -20912,17 +19036,37 @@
           <w:szCs w:val="22"/>
           <w:u w:val="single"/>
         </w:rPr>
-        <w:t xml:space="preserve">संतोष महादेव बनसोडे </w:t>
-      </w:r>
-      <w:r>
-        <w:rPr>
-          <w:rFonts w:eastAsia="Arial" w:cs="Arial"/>
-          <w:szCs w:val="22"/>
+        <w:t xml:space="preserve"/>
+      </w:r>
+      <w:r>
+        <w:rPr>
+          <w:rFonts w:eastAsia="Arial" w:cs="Arial"/>
+          <w:b/>
+          <w:bCs/>
+          <w:szCs w:val="22"/>
+          <w:lang w:eastAsia="en-IN"/>
+        </w:rPr>
+        <w:t xml:space="preserve">   </w:t>
+      </w:r>
+      <w:r>
+        <w:rPr>
+          <w:rFonts w:eastAsia="Arial" w:cs="Arial"/>
+          <w:b/>
+          <w:bCs/>
+          <w:szCs w:val="22"/>
+          <w:lang w:eastAsia="en-IN"/>
         </w:rPr>
         <w:t xml:space="preserve"> </w:t>
       </w:r>
       <w:r>
         <w:rPr>
+          <w:rFonts w:eastAsia="Arial" w:cs="Arial"/>
+          <w:szCs w:val="22"/>
+        </w:rPr>
+        <w:t xml:space="preserve"> </w:t>
+      </w:r>
+      <w:r>
+        <w:rPr>
           <w:rFonts w:ascii="Noto Sans Devanagari" w:hAnsi="Noto Sans Devanagari" w:cs="Mangal"/>
           <w:szCs w:val="22"/>
           <w:cs/>
@@ -20932,6 +19076,14 @@
       </w:r>
       <w:r>
         <w:rPr>
+          <w:rFonts w:ascii="Noto Sans Devanagari" w:hAnsi="Noto Sans Devanagari" w:cs="Mangal"/>
+          <w:szCs w:val="22"/>
+          <w:lang w:eastAsia="en-IN"/>
+        </w:rPr>
+        <w:t xml:space="preserve"> </w:t>
+      </w:r>
+      <w:r>
+        <w:rPr>
           <w:rFonts w:eastAsia="Arial" w:cs="Arial"/>
           <w:b/>
           <w:bCs/>
@@ -20939,7 +19091,7 @@
           <w:u w:val="single"/>
           <w:lang w:eastAsia="en-IN"/>
         </w:rPr>
-        <w:t xml:space="preserve">37 </w:t>
+        <w:t xml:space="preserve"/>
       </w:r>
       <w:r>
         <w:rPr>
@@ -20951,6 +19103,14 @@
       </w:r>
       <w:r>
         <w:rPr>
+          <w:rFonts w:eastAsia="Arial" w:cs="Arial"/>
+          <w:szCs w:val="22"/>
+          <w:lang w:eastAsia="en-IN"/>
+        </w:rPr>
+        <w:t xml:space="preserve"> </w:t>
+      </w:r>
+      <w:r>
+        <w:rPr>
           <w:rFonts w:ascii="Noto Sans Devanagari" w:hAnsi="Noto Sans Devanagari" w:cs="Mangal"/>
           <w:szCs w:val="22"/>
           <w:cs/>
@@ -20973,7 +19133,24 @@
           <w:cs/>
           <w:lang w:eastAsia="en-IN"/>
         </w:rPr>
-        <w:t xml:space="preserve">नाते </w:t>
+        <w:t>नाते</w:t>
+      </w:r>
+      <w:r>
+        <w:rPr>
+          <w:rFonts w:ascii="Noto Sans Devanagari" w:hAnsi="Noto Sans Devanagari" w:cs="Mangal"/>
+          <w:szCs w:val="22"/>
+          <w:lang w:eastAsia="en-IN"/>
+        </w:rPr>
+        <w:t xml:space="preserve">  </w:t>
+      </w:r>
+      <w:r>
+        <w:rPr>
+          <w:rFonts w:ascii="Noto Sans Devanagari" w:hAnsi="Noto Sans Devanagari" w:cs="Mangal"/>
+          <w:szCs w:val="22"/>
+          <w:cs/>
+          <w:lang w:eastAsia="en-IN"/>
+        </w:rPr>
+        <w:t xml:space="preserve"> </w:t>
       </w:r>
       <w:r>
         <w:rPr>
@@ -20984,7 +19161,7 @@
           <w:u w:val="single"/>
           <w:lang w:eastAsia="en-IN"/>
         </w:rPr>
-        <w:t xml:space="preserve">स्वतः </w:t>
+        <w:t xml:space="preserve"/>
       </w:r>
       <w:r>
         <w:rPr>
@@ -20998,6 +19175,16 @@
       </w:r>
       <w:r>
         <w:rPr>
+          <w:rFonts w:eastAsia="Arial" w:cs="Arial"/>
+          <w:b/>
+          <w:bCs/>
+          <w:szCs w:val="22"/>
+          <w:lang w:eastAsia="en-IN"/>
+        </w:rPr>
+        <w:t xml:space="preserve"> </w:t>
+      </w:r>
+      <w:r>
+        <w:rPr>
           <w:rFonts w:ascii="Noto Sans Devanagari" w:hAnsi="Noto Sans Devanagari" w:cs="Mangal"/>
           <w:szCs w:val="22"/>
           <w:cs/>
@@ -21024,6 +19211,14 @@
       </w:r>
       <w:r>
         <w:rPr>
+          <w:rFonts w:ascii="Noto Sans Devanagari" w:hAnsi="Noto Sans Devanagari" w:cs="Mangal"/>
+          <w:szCs w:val="22"/>
+          <w:lang w:eastAsia="en-IN"/>
+        </w:rPr>
+        <w:t xml:space="preserve">  </w:t>
+      </w:r>
+      <w:r>
+        <w:rPr>
           <w:rStyle w:val="citation-863"/>
           <w:rFonts w:eastAsia="Arial" w:cs="Arial"/>
           <w:b/>
@@ -21031,7 +19226,18 @@
           <w:szCs w:val="22"/>
           <w:u w:val="single"/>
         </w:rPr>
-        <w:t xml:space="preserve">संतोष महादेव बनसोडे </w:t>
+        <w:t xml:space="preserve"/>
+      </w:r>
+      <w:r>
+        <w:rPr>
+          <w:rFonts w:eastAsia="Arial" w:cs="Arial"/>
+          <w:b/>
+          <w:bCs/>
+          <w:szCs w:val="22"/>
+          <w:u w:val="single"/>
+          <w:lang w:eastAsia="en-IN"/>
+        </w:rPr>
+        <w:t xml:space="preserve">  </w:t>
       </w:r>
       <w:r>
         <w:rPr>
@@ -21109,7 +19315,7 @@
           <w:szCs w:val="22"/>
           <w:lang w:eastAsia="en-IN"/>
         </w:rPr>
-        <w:t xml:space="preserve">लातूर </w:t>
+        <w:t xml:space="preserve"/>
       </w:r>
     </w:p>
     <w:p>
@@ -21159,7 +19365,7 @@
           <w:szCs w:val="22"/>
           <w:lang w:eastAsia="en-IN"/>
         </w:rPr>
-        <w:t xml:space="preserve">27/01/2026</w:t>
+        <w:t xml:space="preserve">06-03-2026</w:t>
       </w:r>
       <w:r>
         <w:rPr>
@@ -21309,7 +19515,7 @@
                 <w:sz w:val="24"/>
                 <w:szCs w:val="24"/>
               </w:rPr>
-              <w:t xml:space="preserve">संतोष महादेव बनसोडे (उप कोषागार अधिकारी)</w:t>
+              <w:t xml:space="preserve">चैतन्य विठ्ठलराव सुरवसे (स्था. अभियांत्रिकी सहाय्यक)</w:t>
             </w:r>
           </w:p>
         </w:tc>
@@ -21343,7 +19549,7 @@
                 <w:szCs w:val="22"/>
                 <w:lang w:eastAsia="en-IN"/>
               </w:rPr>
-              <w:t xml:space="preserve">कोषागार कार्यालय, लातूर </w:t>
+              <w:t xml:space="preserve">सा. बा. उपविभाग, शिरूर अनंतपाळ </w:t>
             </w:r>
           </w:p>
         </w:tc>
@@ -21407,7 +19613,9 @@
         <w:ind w:left="540" w:right="-154" w:hanging="270"/>
         <w:jc w:val="center"/>
         <w:rPr>
-          <w:rFonts w:asciiTheme="minorBidi" w:eastAsia="Times New Roman" w:hAnsiTheme="minorBidi" w:cstheme="minorBidi"/>
+          <w:rFonts w:asciiTheme="minorBidi" w:hAnsiTheme="minorBidi" w:cs="Mangal"/>
+          <w:b/>
+          <w:bCs/>
           <w:sz w:val="32"/>
           <w:szCs w:val="32"/>
           <w:u w:val="single"/>
@@ -21433,156 +19641,229 @@
       <w:pPr>
         <w:spacing w:after="0" w:line="240" w:lineRule="auto"/>
         <w:ind w:left="540" w:right="-154" w:hanging="270"/>
+        <w:jc w:val="center"/>
         <w:rPr>
           <w:rFonts w:asciiTheme="minorBidi" w:eastAsia="Times New Roman" w:hAnsiTheme="minorBidi" w:cstheme="minorBidi"/>
-          <w:szCs w:val="22"/>
+          <w:sz w:val="32"/>
+          <w:szCs w:val="32"/>
+          <w:u w:val="single"/>
           <w:lang w:eastAsia="en-IN"/>
         </w:rPr>
       </w:pPr>
     </w:p>
+    <w:tbl>
+      <w:tblPr>
+        <w:tblStyle w:val="TableGrid"/>
+        <w:tblW w:w="0" w:type="auto"/>
+        <w:tblInd w:w="288" w:type="dxa"/>
+        <w:tblBorders>
+          <w:top w:val="none" w:sz="0" w:space="0" w:color="auto"/>
+          <w:left w:val="none" w:sz="0" w:space="0" w:color="auto"/>
+          <w:bottom w:val="none" w:sz="0" w:space="0" w:color="auto"/>
+          <w:right w:val="none" w:sz="0" w:space="0" w:color="auto"/>
+          <w:insideH w:val="none" w:sz="0" w:space="0" w:color="auto"/>
+          <w:insideV w:val="none" w:sz="0" w:space="0" w:color="auto"/>
+        </w:tblBorders>
+        <w:tblLook w:val="04A0" w:firstRow="1" w:lastRow="0" w:firstColumn="1" w:lastColumn="0" w:noHBand="0" w:noVBand="1"/>
+      </w:tblPr>
+      <w:tblGrid>
+        <w:gridCol w:w="2250"/>
+        <w:gridCol w:w="7593"/>
+      </w:tblGrid>
+      <w:tr>
+        <w:tc>
+          <w:tcPr>
+            <w:tcW w:w="2250" w:type="dxa"/>
+          </w:tcPr>
+          <w:p>
+            <w:pPr>
+              <w:spacing w:after="0" w:line="240" w:lineRule="auto"/>
+              <w:ind w:right="-154"/>
+              <w:rPr>
+                <w:rFonts w:asciiTheme="minorBidi" w:eastAsia="Times New Roman" w:hAnsiTheme="minorBidi" w:cstheme="minorBidi"/>
+                <w:szCs w:val="22"/>
+                <w:lang w:eastAsia="en-IN"/>
+              </w:rPr>
+            </w:pPr>
+            <w:r>
+              <w:rPr>
+                <w:rFonts w:asciiTheme="minorBidi" w:hAnsiTheme="minorBidi" w:cs="Mangal"/>
+                <w:sz w:val="24"/>
+                <w:szCs w:val="24"/>
+                <w:cs/>
+                <w:lang w:eastAsia="en-IN"/>
+              </w:rPr>
+              <w:t>कर्मचाऱ्याचे नाव</w:t>
+            </w:r>
+          </w:p>
+        </w:tc>
+        <w:tc>
+          <w:tcPr>
+            <w:tcW w:w="7593" w:type="dxa"/>
+          </w:tcPr>
+          <w:p>
+            <w:pPr>
+              <w:spacing w:after="0" w:line="240" w:lineRule="auto"/>
+              <w:ind w:right="-154"/>
+              <w:rPr>
+                <w:rFonts w:asciiTheme="minorBidi" w:eastAsia="Times New Roman" w:hAnsiTheme="minorBidi" w:cstheme="minorBidi"/>
+                <w:szCs w:val="22"/>
+                <w:lang w:eastAsia="en-IN"/>
+              </w:rPr>
+            </w:pPr>
+            <w:r>
+              <w:rPr>
+                <w:rFonts w:asciiTheme="minorBidi" w:eastAsia="Arial" w:hAnsiTheme="minorBidi" w:cstheme="minorBidi"/>
+                <w:sz w:val="24"/>
+                <w:szCs w:val="24"/>
+                <w:lang w:eastAsia="en-IN"/>
+              </w:rPr>
+              <w:t xml:space="preserve">-   </w:t>
+            </w:r>
+            <w:r>
+              <w:rPr>
+                <w:rFonts w:eastAsia="Arial" w:cs="Arial"/>
+                <w:b/>
+                <w:bCs/>
+                <w:szCs w:val="22"/>
+                <w:lang w:eastAsia="en-IN"/>
+              </w:rPr>
+              <w:t xml:space="preserve">चैतन्य विठ्ठलराव सुरवसे (स्था. अभियांत्रिकी सहाय्यक)</w:t>
+            </w:r>
+          </w:p>
+        </w:tc>
+      </w:tr>
+      <w:tr>
+        <w:tc>
+          <w:tcPr>
+            <w:tcW w:w="2250" w:type="dxa"/>
+          </w:tcPr>
+          <w:p>
+            <w:pPr>
+              <w:spacing w:after="0" w:line="240" w:lineRule="auto"/>
+              <w:ind w:right="-154"/>
+              <w:rPr>
+                <w:rFonts w:asciiTheme="minorBidi" w:eastAsia="Times New Roman" w:hAnsiTheme="minorBidi" w:cstheme="minorBidi"/>
+                <w:szCs w:val="22"/>
+                <w:lang w:eastAsia="en-IN"/>
+              </w:rPr>
+            </w:pPr>
+            <w:r>
+              <w:rPr>
+                <w:rFonts w:ascii="Noto Sans Devanagari" w:hAnsi="Noto Sans Devanagari" w:cs="Mangal"/>
+                <w:szCs w:val="22"/>
+                <w:cs/>
+                <w:lang w:eastAsia="en-IN"/>
+              </w:rPr>
+              <w:t>हुद्दा</w:t>
+            </w:r>
+          </w:p>
+        </w:tc>
+        <w:tc>
+          <w:tcPr>
+            <w:tcW w:w="7593" w:type="dxa"/>
+          </w:tcPr>
+          <w:p>
+            <w:pPr>
+              <w:spacing w:after="0" w:line="240" w:lineRule="auto"/>
+              <w:ind w:right="-154"/>
+              <w:rPr>
+                <w:rFonts w:asciiTheme="minorBidi" w:eastAsia="Times New Roman" w:hAnsiTheme="minorBidi" w:cstheme="minorBidi"/>
+                <w:szCs w:val="22"/>
+                <w:lang w:eastAsia="en-IN"/>
+              </w:rPr>
+            </w:pPr>
+            <w:r>
+              <w:rPr>
+                <w:rFonts w:eastAsia="Arial" w:cs="Arial"/>
+                <w:szCs w:val="22"/>
+                <w:lang w:eastAsia="en-IN"/>
+              </w:rPr>
+              <w:t xml:space="preserve">-  </w:t>
+            </w:r>
+            <w:r>
+              <w:rPr>
+                <w:rFonts w:eastAsia="Arial" w:cs="Arial"/>
+                <w:b/>
+                <w:bCs/>
+                <w:szCs w:val="22"/>
+                <w:lang w:eastAsia="en-IN"/>
+              </w:rPr>
+              <w:t xml:space="preserve"/>
+            </w:r>
+          </w:p>
+        </w:tc>
+      </w:tr>
+      <w:tr>
+        <w:tc>
+          <w:tcPr>
+            <w:tcW w:w="2250" w:type="dxa"/>
+          </w:tcPr>
+          <w:p>
+            <w:pPr>
+              <w:spacing w:after="0" w:line="240" w:lineRule="auto"/>
+              <w:ind w:right="-154"/>
+              <w:rPr>
+                <w:rFonts w:asciiTheme="minorBidi" w:eastAsia="Times New Roman" w:hAnsiTheme="minorBidi" w:cstheme="minorBidi"/>
+                <w:szCs w:val="22"/>
+                <w:lang w:eastAsia="en-IN"/>
+              </w:rPr>
+            </w:pPr>
+            <w:r>
+              <w:rPr>
+                <w:rFonts w:ascii="Noto Sans Devanagari" w:hAnsi="Noto Sans Devanagari" w:cs="Mangal"/>
+                <w:szCs w:val="22"/>
+                <w:cs/>
+                <w:lang w:eastAsia="en-IN"/>
+              </w:rPr>
+              <w:t xml:space="preserve">राहण्याचा पत्ता  </w:t>
+            </w:r>
+          </w:p>
+        </w:tc>
+        <w:tc>
+          <w:tcPr>
+            <w:tcW w:w="7593" w:type="dxa"/>
+          </w:tcPr>
+          <w:p>
+            <w:pPr>
+              <w:spacing w:after="0" w:line="240" w:lineRule="auto"/>
+              <w:ind w:right="-154"/>
+              <w:rPr>
+                <w:rFonts w:asciiTheme="minorBidi" w:eastAsia="Times New Roman" w:hAnsiTheme="minorBidi" w:cstheme="minorBidi"/>
+                <w:szCs w:val="22"/>
+                <w:lang w:eastAsia="en-IN"/>
+              </w:rPr>
+            </w:pPr>
+            <w:r>
+              <w:rPr>
+                <w:rFonts w:eastAsia="Arial" w:cs="Arial"/>
+                <w:szCs w:val="22"/>
+                <w:lang w:eastAsia="en-IN"/>
+              </w:rPr>
+              <w:t xml:space="preserve">-  </w:t>
+            </w:r>
+            <w:r>
+              <w:rPr>
+                <w:rFonts w:eastAsia="Arial" w:cs="Arial"/>
+                <w:b/>
+                <w:bCs/>
+                <w:szCs w:val="22"/>
+                <w:lang w:eastAsia="en-IN"/>
+              </w:rPr>
+              <w:t xml:space="preserve">NILANGA</w:t>
+            </w:r>
+          </w:p>
+        </w:tc>
+      </w:tr>
+    </w:tbl>
     <w:p>
       <w:pPr>
         <w:spacing w:after="0" w:line="240" w:lineRule="auto"/>
-        <w:ind w:left="540" w:right="-154" w:hanging="270"/>
+        <w:ind w:right="-154"/>
         <w:rPr>
           <w:rFonts w:asciiTheme="minorBidi" w:hAnsiTheme="minorBidi" w:cstheme="minorBidi"/>
           <w:sz w:val="24"/>
           <w:szCs w:val="22"/>
-        </w:rPr>
-      </w:pPr>
-      <w:r>
-        <w:rPr>
-          <w:rFonts w:asciiTheme="minorBidi" w:hAnsiTheme="minorBidi" w:cs="Mangal"/>
-          <w:sz w:val="24"/>
-          <w:szCs w:val="24"/>
-          <w:cs/>
-          <w:lang w:eastAsia="en-IN"/>
-        </w:rPr>
-        <w:t xml:space="preserve">कर्मचाऱ्याचे नाव </w:t>
-      </w:r>
-      <w:r>
-        <w:rPr>
-          <w:rFonts w:asciiTheme="minorBidi" w:eastAsia="Arial" w:hAnsiTheme="minorBidi" w:cs="Arial"/>
-          <w:sz w:val="24"/>
-          <w:szCs w:val="24"/>
-          <w:lang w:eastAsia="en-IN"/>
-        </w:rPr>
-        <w:tab/>
-      </w:r>
-      <w:r>
-        <w:rPr>
-          <w:rFonts w:asciiTheme="minorBidi" w:eastAsia="Arial" w:hAnsiTheme="minorBidi" w:cstheme="minorBidi"/>
-          <w:sz w:val="24"/>
-          <w:szCs w:val="24"/>
-          <w:lang w:eastAsia="en-IN"/>
-        </w:rPr>
-        <w:t xml:space="preserve">-   </w:t>
-      </w:r>
-      <w:r>
-        <w:rPr>
-          <w:rFonts w:eastAsia="Arial" w:cs="Arial"/>
-          <w:b/>
-          <w:bCs/>
-          <w:szCs w:val="22"/>
-          <w:lang w:eastAsia="en-IN"/>
-        </w:rPr>
-        <w:t xml:space="preserve">संतोष महादेव बनसोडे</w:t>
-      </w:r>
-    </w:p>
-    <w:p>
-      <w:pPr>
-        <w:spacing w:after="0" w:line="240" w:lineRule="auto"/>
-        <w:ind w:left="540" w:right="-154" w:hanging="270"/>
-        <w:rPr>
-          <w:rFonts w:ascii="Mangal" w:hAnsi="Mangal" w:cs="Mangal"/>
-          <w:szCs w:val="22"/>
-        </w:rPr>
-      </w:pPr>
-      <w:r>
-        <w:rPr>
-          <w:rFonts w:ascii="Noto Sans Devanagari" w:hAnsi="Noto Sans Devanagari" w:cs="Mangal"/>
-          <w:szCs w:val="22"/>
-          <w:cs/>
-          <w:lang w:eastAsia="en-IN"/>
-        </w:rPr>
-        <w:t>हुद्दा</w:t>
-      </w:r>
-      <w:r>
-        <w:rPr>
-          <w:rFonts w:eastAsia="Arial" w:cs="Arial"/>
-          <w:szCs w:val="22"/>
-          <w:lang w:eastAsia="en-IN"/>
-        </w:rPr>
-        <w:tab/>
-        <w:t xml:space="preserve">        </w:t>
-      </w:r>
-      <w:r>
-        <w:rPr>
-          <w:rFonts w:eastAsia="Arial" w:cs="Arial"/>
-          <w:szCs w:val="22"/>
-          <w:lang w:eastAsia="en-IN"/>
-        </w:rPr>
-        <w:tab/>
-        <w:t xml:space="preserve">-  </w:t>
-      </w:r>
-      <w:r>
-        <w:rPr>
-          <w:rFonts w:eastAsia="Arial" w:cs="Arial"/>
-          <w:b/>
-          <w:bCs/>
-          <w:szCs w:val="22"/>
-          <w:lang w:eastAsia="en-IN"/>
-        </w:rPr>
-        <w:t xml:space="preserve">उप कोषागार अधिकारी </w:t>
-      </w:r>
-    </w:p>
-    <w:p>
-      <w:pPr>
-        <w:spacing w:after="0" w:line="240" w:lineRule="auto"/>
-        <w:ind w:left="540" w:right="-154" w:hanging="270"/>
-        <w:rPr>
-          <w:rFonts w:ascii="Mangal" w:hAnsi="Mangal" w:cs="Mangal"/>
-          <w:szCs w:val="22"/>
-        </w:rPr>
-      </w:pPr>
-      <w:r>
-        <w:rPr>
-          <w:rFonts w:ascii="Noto Sans Devanagari" w:hAnsi="Noto Sans Devanagari" w:cs="Mangal"/>
-          <w:szCs w:val="22"/>
-          <w:cs/>
-          <w:lang w:eastAsia="en-IN"/>
-        </w:rPr>
-        <w:t xml:space="preserve">राहण्याचा पत्ता  </w:t>
-      </w:r>
-      <w:r>
-        <w:rPr>
-          <w:rFonts w:eastAsia="Arial" w:cs="Arial"/>
-          <w:szCs w:val="22"/>
-          <w:lang w:eastAsia="en-IN"/>
-        </w:rPr>
-        <w:tab/>
-        <w:t xml:space="preserve">-  </w:t>
-      </w:r>
-      <w:r>
-        <w:rPr>
-          <w:rFonts w:eastAsia="Arial" w:cs="Arial"/>
-          <w:b/>
-          <w:bCs/>
-          <w:szCs w:val="22"/>
-          <w:lang w:eastAsia="en-IN"/>
-        </w:rPr>
-        <w:t xml:space="preserve">लातूर </w:t>
-      </w:r>
-    </w:p>
-    <w:p>
-      <w:pPr>
-        <w:spacing w:after="0" w:line="240" w:lineRule="auto"/>
-        <w:ind w:left="540" w:right="-154" w:hanging="270"/>
-        <w:rPr>
-          <w:rFonts w:asciiTheme="minorBidi" w:eastAsia="Times New Roman" w:hAnsiTheme="minorBidi" w:cstheme="minorBidi"/>
-          <w:sz w:val="24"/>
-          <w:szCs w:val="24"/>
-          <w:lang w:eastAsia="en-IN"/>
         </w:rPr>
       </w:pPr>
     </w:p>
@@ -21854,7 +20135,7 @@
                 <w:szCs w:val="24"/>
                 <w:lang w:eastAsia="en-IN"/>
               </w:rPr>
-              <w:t xml:space="preserve">मीरा संतोष बनसोडे </w:t>
+              <w:t xml:space="preserve"/>
             </w:r>
           </w:p>
         </w:tc>
@@ -21880,7 +20161,7 @@
                 <w:szCs w:val="24"/>
                 <w:lang w:eastAsia="en-IN"/>
               </w:rPr>
-              <w:t xml:space="preserve">पत्नी </w:t>
+              <w:t xml:space="preserve"/>
             </w:r>
           </w:p>
         </w:tc>
@@ -21906,7 +20187,7 @@
                 <w:szCs w:val="24"/>
                 <w:lang w:eastAsia="en-IN"/>
               </w:rPr>
-              <w:t xml:space="preserve">३१ </w:t>
+              <w:t xml:space="preserve"/>
             </w:r>
           </w:p>
         </w:tc>
@@ -21932,7 +20213,7 @@
                 <w:szCs w:val="24"/>
                 <w:lang w:eastAsia="en-IN"/>
               </w:rPr>
-              <w:t xml:space="preserve">घरकाम </w:t>
+              <w:t xml:space="preserve"/>
             </w:r>
           </w:p>
         </w:tc>
@@ -21989,7 +20270,7 @@
                 <w:szCs w:val="24"/>
                 <w:lang w:eastAsia="en-IN"/>
               </w:rPr>
-              <w:t xml:space="preserve">विराज संतोष बनसोडे </w:t>
+              <w:t xml:space="preserve"/>
             </w:r>
           </w:p>
         </w:tc>
@@ -22015,7 +20296,7 @@
                 <w:szCs w:val="24"/>
                 <w:lang w:eastAsia="en-IN"/>
               </w:rPr>
-              <w:t xml:space="preserve">मुलगा </w:t>
+              <w:t xml:space="preserve"/>
             </w:r>
           </w:p>
         </w:tc>
@@ -22042,7 +20323,7 @@
                 <w:szCs w:val="24"/>
                 <w:lang w:eastAsia="en-IN"/>
               </w:rPr>
-              <w:t xml:space="preserve">८ </w:t>
+              <w:t xml:space="preserve"/>
             </w:r>
           </w:p>
         </w:tc>
@@ -22068,7 +20349,7 @@
                 <w:szCs w:val="24"/>
                 <w:lang w:eastAsia="en-IN"/>
               </w:rPr>
-              <w:t xml:space="preserve">शिक्षण </w:t>
+              <w:t xml:space="preserve"/>
             </w:r>
           </w:p>
         </w:tc>
@@ -22125,7 +20406,7 @@
                 <w:szCs w:val="24"/>
                 <w:lang w:eastAsia="en-IN"/>
               </w:rPr>
-              <w:t xml:space="preserve">विक्रम संतोष बनसोडे </w:t>
+              <w:t xml:space="preserve"/>
             </w:r>
           </w:p>
         </w:tc>
@@ -22151,7 +20432,7 @@
                 <w:szCs w:val="24"/>
                 <w:lang w:eastAsia="en-IN"/>
               </w:rPr>
-              <w:t xml:space="preserve">मुलगा </w:t>
+              <w:t xml:space="preserve"/>
             </w:r>
           </w:p>
         </w:tc>
@@ -22180,7 +20461,7 @@
                 <w:szCs w:val="24"/>
                 <w:lang w:eastAsia="en-IN"/>
               </w:rPr>
-              <w:t xml:space="preserve">१ </w:t>
+              <w:t xml:space="preserve"/>
             </w:r>
           </w:p>
         </w:tc>
@@ -22206,7 +20487,7 @@
                 <w:szCs w:val="24"/>
                 <w:lang w:eastAsia="en-IN"/>
               </w:rPr>
-              <w:t xml:space="preserve">शिक्षण </w:t>
+              <w:t xml:space="preserve"/>
             </w:r>
           </w:p>
         </w:tc>
@@ -22870,7 +21151,7 @@
                 <w:sz w:val="24"/>
                 <w:szCs w:val="24"/>
               </w:rPr>
-              <w:t xml:space="preserve">संतोष महादेव बनसोडे (उप कोषागार अधिकारी)</w:t>
+              <w:t xml:space="preserve">चैतन्य विठ्ठलराव सुरवसे (स्था. अभियांत्रिकी सहाय्यक)</w:t>
             </w:r>
           </w:p>
         </w:tc>
@@ -22904,7 +21185,7 @@
                 <w:szCs w:val="22"/>
                 <w:lang w:eastAsia="en-IN"/>
               </w:rPr>
-              <w:t xml:space="preserve">कोषागार कार्यालय, लातूर </w:t>
+              <w:t xml:space="preserve">सा. बा. उपविभाग, शिरूर अनंतपाळ </w:t>
             </w:r>
           </w:p>
         </w:tc>
@@ -23091,6 +21372,17 @@
       </w:r>
       <w:r>
         <w:rPr>
+          <w:rFonts w:ascii="Arial" w:eastAsia="Arial" w:hAnsi="Arial" w:cstheme="minorBidi"/>
+          <w:b/>
+          <w:bCs/>
+          <w:w w:val="90"/>
+          <w:sz w:val="24"/>
+          <w:szCs w:val="24"/>
+        </w:rPr>
+        <w:t xml:space="preserve"> </w:t>
+      </w:r>
+      <w:r>
+        <w:rPr>
           <w:rStyle w:val="citation-863"/>
           <w:rFonts w:ascii="Arial" w:eastAsia="Arial" w:hAnsi="Arial" w:cstheme="minorBidi"/>
           <w:b/>
@@ -23099,7 +21391,7 @@
           <w:szCs w:val="24"/>
           <w:u w:val="single"/>
         </w:rPr>
-        <w:t xml:space="preserve">Santosh Mahadev Bansode</w:t>
+        <w:t xml:space="preserve"/>
       </w:r>
     </w:p>
     <w:p>
@@ -23273,7 +21565,7 @@
           <w:szCs w:val="18"/>
           <w:lang w:eastAsia="en-IN"/>
         </w:rPr>
-        <w:t xml:space="preserve">01/01/2026  to 08/01/2026</w:t>
+        <w:t xml:space="preserve">06-02-2026  to </w:t>
       </w:r>
     </w:p>
     <w:p>
@@ -23414,7 +21706,7 @@
           <w:szCs w:val="18"/>
           <w:lang w:eastAsia="en-IN"/>
         </w:rPr>
-        <w:t xml:space="preserve">01/01/2026  to </w:t>
+        <w:t xml:space="preserve">06-02-2026  to </w:t>
       </w:r>
     </w:p>
     <w:p>
@@ -23440,7 +21732,7 @@
           <w:szCs w:val="18"/>
           <w:lang w:eastAsia="en-IN"/>
         </w:rPr>
-        <w:t xml:space="preserve">08/01/2026</w:t>
+        <w:t xml:space="preserve"/>
       </w:r>
       <w:r>
         <w:rPr>
@@ -23976,7 +22268,7 @@
           <w:u w:val="single"/>
           <w:lang w:eastAsia="en-IN"/>
         </w:rPr>
-        <w:t xml:space="preserve">Santosh Mahadev Bansode</w:t>
+        <w:t xml:space="preserve"/>
       </w:r>
       <w:r>
         <w:rPr>
@@ -24015,7 +22307,7 @@
           <w:szCs w:val="24"/>
           <w:lang w:eastAsia="en-IN"/>
         </w:rPr>
-        <w:t xml:space="preserve">Place: लातूर </w:t>
+        <w:t xml:space="preserve">Place: </w:t>
       </w:r>
       <w:r>
         <w:rPr>
@@ -24072,7 +22364,7 @@
           <w:szCs w:val="24"/>
           <w:lang w:eastAsia="en-IN"/>
         </w:rPr>
-        <w:t xml:space="preserve">Date:  27/01/2026</w:t>
+        <w:t xml:space="preserve">Date:  06-03-2026</w:t>
       </w:r>
       <w:r>
         <w:rPr>
@@ -24366,24 +22658,14 @@
           <w:szCs w:val="24"/>
           <w:lang w:eastAsia="en-IN"/>
         </w:rPr>
-        <w:t xml:space="preserve">,   </w:t>
-      </w:r>
-      <w:r>
-        <w:rPr>
-          <w:rFonts w:eastAsia="Arial" w:cs="Arial"/>
-          <w:b/>
-          <w:bCs/>
-          <w:sz w:val="24"/>
-          <w:szCs w:val="24"/>
-          <w:lang w:eastAsia="en-IN"/>
-        </w:rPr>
-        <w:t xml:space="preserve">संतोष महादेव बनसोडे</w:t>
-      </w:r>
-      <w:r>
-        <w:rPr>
-          <w:rFonts w:eastAsia="Arial" w:cs="Arial"/>
-          <w:sz w:val="24"/>
-          <w:szCs w:val="22"/>
+        <w:t xml:space="preserve">,  </w:t>
+      </w:r>
+      <w:r>
+        <w:rPr>
+          <w:rFonts w:eastAsia="Arial" w:cs="Arial"/>
+          <w:sz w:val="24"/>
+          <w:szCs w:val="24"/>
+          <w:lang w:eastAsia="en-IN"/>
         </w:rPr>
         <w:t xml:space="preserve"> </w:t>
       </w:r>
@@ -24394,6 +22676,42 @@
           <w:szCs w:val="24"/>
           <w:lang w:eastAsia="en-IN"/>
         </w:rPr>
+        <w:t xml:space="preserve"> </w:t>
+      </w:r>
+      <w:r>
+        <w:rPr>
+          <w:rFonts w:eastAsia="Arial" w:cs="Arial"/>
+          <w:b/>
+          <w:bCs/>
+          <w:sz w:val="24"/>
+          <w:szCs w:val="24"/>
+          <w:lang w:eastAsia="en-IN"/>
+        </w:rPr>
+        <w:t xml:space="preserve">चैतन्य विठ्ठलराव सुरवसे (स्था. अभियांत्रिकी सहाय्यक)</w:t>
+      </w:r>
+      <w:r>
+        <w:rPr>
+          <w:rFonts w:eastAsia="Arial" w:cs="Arial"/>
+          <w:sz w:val="24"/>
+          <w:szCs w:val="22"/>
+        </w:rPr>
+        <w:t xml:space="preserve"> </w:t>
+      </w:r>
+      <w:r>
+        <w:rPr>
+          <w:rFonts w:eastAsia="Arial" w:cs="Arial"/>
+          <w:sz w:val="24"/>
+          <w:szCs w:val="22"/>
+        </w:rPr>
+        <w:t xml:space="preserve"> </w:t>
+      </w:r>
+      <w:r>
+        <w:rPr>
+          <w:rFonts w:eastAsia="Arial" w:cs="Arial"/>
+          <w:sz w:val="24"/>
+          <w:szCs w:val="24"/>
+          <w:lang w:eastAsia="en-IN"/>
+        </w:rPr>
         <w:t xml:space="preserve">  </w:t>
       </w:r>
       <w:r>
@@ -24432,7 +22750,25 @@
           <w:szCs w:val="24"/>
           <w:lang w:eastAsia="en-IN"/>
         </w:rPr>
-        <w:t xml:space="preserve">. </w:t>
+        <w:t>.</w:t>
+      </w:r>
+      <w:r>
+        <w:rPr>
+          <w:rFonts w:eastAsia="Arial" w:cs="Arial"/>
+          <w:sz w:val="24"/>
+          <w:szCs w:val="24"/>
+          <w:lang w:eastAsia="en-IN"/>
+        </w:rPr>
+        <w:t xml:space="preserve"> </w:t>
+      </w:r>
+      <w:r>
+        <w:rPr>
+          <w:rFonts w:eastAsia="Arial" w:cs="Arial"/>
+          <w:sz w:val="24"/>
+          <w:szCs w:val="24"/>
+          <w:lang w:eastAsia="en-IN"/>
+        </w:rPr>
+        <w:t xml:space="preserve"> </w:t>
       </w:r>
       <w:r>
         <w:rPr>
@@ -24456,13 +22792,99 @@
       </w:r>
       <w:r>
         <w:rPr>
+          <w:rFonts w:eastAsia="Arial" w:cs="Arial"/>
+          <w:sz w:val="24"/>
+          <w:szCs w:val="24"/>
+          <w:lang w:eastAsia="en-IN"/>
+        </w:rPr>
+        <w:t xml:space="preserve"> </w:t>
+      </w:r>
+      <w:r>
+        <w:rPr>
           <w:rFonts w:ascii="Noto Sans Devanagari" w:hAnsi="Noto Sans Devanagari" w:cs="Mangal"/>
           <w:sz w:val="24"/>
           <w:szCs w:val="24"/>
           <w:cs/>
           <w:lang w:eastAsia="en-IN"/>
         </w:rPr>
-        <w:t>य</w:t>
+        <w:t xml:space="preserve">यांच्या    </w:t>
+      </w:r>
+      <w:r>
+        <w:rPr>
+          <w:rFonts w:eastAsia="Arial" w:cs="Arial"/>
+          <w:b/>
+          <w:bCs/>
+          <w:sz w:val="24"/>
+          <w:szCs w:val="24"/>
+          <w:lang w:eastAsia="en-IN"/>
+        </w:rPr>
+        <w:t xml:space="preserve"/>
+      </w:r>
+      <w:r>
+        <w:rPr>
+          <w:rFonts w:eastAsia="Arial" w:cs="Arial"/>
+          <w:sz w:val="24"/>
+          <w:szCs w:val="22"/>
+        </w:rPr>
+        <w:t xml:space="preserve">    </w:t>
+      </w:r>
+      <w:r>
+        <w:rPr>
+          <w:rFonts w:eastAsia="Arial" w:cs="Arial"/>
+          <w:sz w:val="24"/>
+          <w:szCs w:val="24"/>
+          <w:lang w:eastAsia="en-IN"/>
+        </w:rPr>
+        <w:t xml:space="preserve"> </w:t>
+      </w:r>
+      <w:r>
+        <w:rPr>
+          <w:rFonts w:ascii="Noto Sans Devanagari" w:hAnsi="Noto Sans Devanagari" w:cs="Mangal"/>
+          <w:sz w:val="24"/>
+          <w:szCs w:val="24"/>
+          <w:cs/>
+          <w:lang w:eastAsia="en-IN"/>
+        </w:rPr>
+        <w:t xml:space="preserve">येथील दवाखान्यात दिनांक    </w:t>
+      </w:r>
+      <w:r>
+        <w:rPr>
+          <w:rFonts w:eastAsia="Arial" w:cs="Arial"/>
+          <w:b/>
+          <w:bCs/>
+          <w:sz w:val="24"/>
+          <w:szCs w:val="24"/>
+          <w:lang w:eastAsia="en-IN"/>
+        </w:rPr>
+        <w:t xml:space="preserve">06-02-2026</w:t>
+      </w:r>
+      <w:r>
+        <w:rPr>
+          <w:rFonts w:eastAsia="Arial" w:cs="Arial" w:hint="cs"/>
+          <w:sz w:val="24"/>
+          <w:szCs w:val="24"/>
+          <w:lang w:eastAsia="en-IN"/>
+        </w:rPr>
+        <w:t xml:space="preserve"> </w:t>
+      </w:r>
+      <w:r>
+        <w:rPr>
+          <w:rFonts w:eastAsia="Arial" w:cs="Arial"/>
+          <w:sz w:val="24"/>
+          <w:szCs w:val="24"/>
+          <w:lang w:eastAsia="en-IN"/>
+        </w:rPr>
+        <w:t xml:space="preserve"> </w:t>
+      </w:r>
+      <w:r>
+        <w:rPr>
+          <w:rFonts w:ascii="Noto Sans Devanagari" w:hAnsi="Noto Sans Devanagari" w:cs="Mangal"/>
+          <w:sz w:val="24"/>
+          <w:szCs w:val="24"/>
+          <w:cs/>
+          <w:lang w:eastAsia="en-IN"/>
+        </w:rPr>
+        <w:t>त</w:t>
       </w:r>
       <w:proofErr w:type="gramEnd"/>
       <w:r>
@@ -24473,95 +22895,36 @@
           <w:cs/>
           <w:lang w:eastAsia="en-IN"/>
         </w:rPr>
-        <w:t xml:space="preserve">ांच्या    </w:t>
-      </w:r>
-      <w:r>
-        <w:rPr>
-          <w:rFonts w:eastAsia="Arial" w:cs="Arial"/>
-          <w:b/>
-          <w:bCs/>
-          <w:sz w:val="24"/>
-          <w:szCs w:val="24"/>
-          <w:lang w:eastAsia="en-IN"/>
-        </w:rPr>
-        <w:t xml:space="preserve">पाटील हॉस्पिटल </w:t>
-      </w:r>
-      <w:r>
-        <w:rPr>
-          <w:rFonts w:eastAsia="Arial" w:cs="Arial"/>
-          <w:sz w:val="24"/>
-          <w:szCs w:val="22"/>
-        </w:rPr>
-        <w:t xml:space="preserve">    </w:t>
-      </w:r>
-      <w:r>
-        <w:rPr>
-          <w:rFonts w:eastAsia="Arial" w:cs="Arial"/>
-          <w:sz w:val="24"/>
-          <w:szCs w:val="24"/>
-          <w:lang w:eastAsia="en-IN"/>
+        <w:t xml:space="preserve">े </w:t>
+      </w:r>
+      <w:r>
+        <w:rPr>
+          <w:rFonts w:eastAsia="Arial" w:cs="Arial"/>
+          <w:b/>
+          <w:bCs/>
+          <w:sz w:val="24"/>
+          <w:szCs w:val="24"/>
+          <w:lang w:eastAsia="en-IN"/>
+        </w:rPr>
+        <w:t xml:space="preserve"/>
+      </w:r>
+      <w:r>
+        <w:rPr>
+          <w:rFonts w:eastAsia="Arial" w:cs="Arial"/>
+          <w:w w:val="80"/>
+          <w:sz w:val="24"/>
+          <w:szCs w:val="22"/>
+        </w:rPr>
+        <w:t xml:space="preserve">   </w:t>
+      </w:r>
+      <w:r>
+        <w:rPr>
+          <w:rFonts w:eastAsia="Arial" w:cs="Arial"/>
+          <w:w w:val="80"/>
+          <w:sz w:val="24"/>
+          <w:szCs w:val="22"/>
         </w:rPr>
         <w:t xml:space="preserve"> </w:t>
-      </w:r>
-      <w:r>
-        <w:rPr>
-          <w:rFonts w:ascii="Noto Sans Devanagari" w:hAnsi="Noto Sans Devanagari" w:cs="Mangal"/>
-          <w:sz w:val="24"/>
-          <w:szCs w:val="24"/>
-          <w:cs/>
-          <w:lang w:eastAsia="en-IN"/>
-        </w:rPr>
-        <w:t xml:space="preserve">येथील दवाखान्यात दिनांक    </w:t>
-      </w:r>
-      <w:r>
-        <w:rPr>
-          <w:rFonts w:eastAsia="Arial" w:cs="Arial"/>
-          <w:b/>
-          <w:bCs/>
-          <w:sz w:val="24"/>
-          <w:szCs w:val="24"/>
-          <w:lang w:eastAsia="en-IN"/>
-        </w:rPr>
-        <w:t xml:space="preserve">01/01/2026</w:t>
-      </w:r>
-      <w:r>
-        <w:rPr>
-          <w:rFonts w:eastAsia="Arial" w:cs="Arial" w:hint="cs"/>
-          <w:sz w:val="24"/>
-          <w:szCs w:val="24"/>
-          <w:lang w:eastAsia="en-IN"/>
-        </w:rPr>
-        <w:t xml:space="preserve"> </w:t>
-      </w:r>
-      <w:r>
-        <w:rPr>
-          <w:rFonts w:ascii="Noto Sans Devanagari" w:hAnsi="Noto Sans Devanagari" w:cs="Mangal"/>
-          <w:sz w:val="24"/>
-          <w:szCs w:val="24"/>
-          <w:cs/>
-          <w:lang w:eastAsia="en-IN"/>
-        </w:rPr>
-        <w:t xml:space="preserve">ते </w:t>
-      </w:r>
-      <w:r>
-        <w:rPr>
-          <w:rFonts w:eastAsia="Arial" w:cs="Arial"/>
-          <w:b/>
-          <w:bCs/>
-          <w:sz w:val="24"/>
-          <w:szCs w:val="24"/>
-          <w:lang w:eastAsia="en-IN"/>
-        </w:rPr>
-        <w:t xml:space="preserve">08/01/2026</w:t>
-      </w:r>
-      <w:r>
-        <w:rPr>
-          <w:rFonts w:eastAsia="Arial" w:cs="Arial"/>
-          <w:w w:val="80"/>
-          <w:sz w:val="24"/>
-          <w:szCs w:val="22"/>
-        </w:rPr>
-        <w:t xml:space="preserve">   </w:t>
       </w:r>
       <w:r>
         <w:rPr>
@@ -25039,8 +23402,11 @@
     </w:p>
     <w:p>
       <w:pPr>
+        <w:tabs>
+          <w:tab w:val="left" w:pos="630"/>
+        </w:tabs>
         <w:spacing w:after="0"/>
-        <w:ind w:left="180" w:right="-154"/>
+        <w:ind w:left="630" w:right="555" w:firstLine="270"/>
       </w:pPr>
       <w:r>
         <w:rPr>
@@ -25075,13 +23441,20 @@
       </w:r>
       <w:r>
         <w:rPr>
+          <w:rFonts w:eastAsia="Arial" w:cs="Arial"/>
+          <w:szCs w:val="22"/>
+        </w:rPr>
+        <w:t xml:space="preserve">   </w:t>
+      </w:r>
+      <w:r>
+        <w:rPr>
           <w:rStyle w:val="citation-863"/>
           <w:rFonts w:eastAsia="Arial" w:cs="Arial"/>
           <w:b/>
           <w:bCs/>
           <w:szCs w:val="22"/>
         </w:rPr>
-        <w:t xml:space="preserve">संतोष महादेव बनसोडे (उप कोषागार अधिकारी)</w:t>
+        <w:t xml:space="preserve">चैतन्य विठ्ठलराव सुरवसे (स्था. अभियांत्रिकी सहाय्यक)</w:t>
       </w:r>
       <w:r>
         <w:rPr>
@@ -25090,6 +23463,14 @@
           <w:szCs w:val="22"/>
         </w:rPr>
         <w:t xml:space="preserve"> </w:t>
+      </w:r>
+      <w:r>
+        <w:rPr>
+          <w:rStyle w:val="citation-863"/>
+          <w:rFonts w:eastAsia="Arial" w:cs="Arial"/>
+          <w:szCs w:val="22"/>
+        </w:rPr>
+        <w:t xml:space="preserve">  </w:t>
       </w:r>
       <w:r>
         <w:rPr>
@@ -25379,8 +23760,11 @@
     </w:p>
     <w:p>
       <w:pPr>
+        <w:tabs>
+          <w:tab w:val="left" w:pos="630"/>
+        </w:tabs>
         <w:spacing w:after="0"/>
-        <w:ind w:left="180" w:right="-154"/>
+        <w:ind w:left="1350" w:right="-154" w:hanging="1170"/>
         <w:rPr>
           <w:rFonts w:ascii="Mangal" w:hAnsi="Mangal" w:cs="Mangal"/>
           <w:szCs w:val="22"/>
@@ -25478,8 +23862,11 @@
     </w:p>
     <w:p>
       <w:pPr>
+        <w:tabs>
+          <w:tab w:val="left" w:pos="630"/>
+        </w:tabs>
         <w:spacing w:after="0"/>
-        <w:ind w:left="180" w:right="-154"/>
+        <w:ind w:left="540" w:right="-154" w:firstLine="90"/>
         <w:rPr>
           <w:rFonts w:ascii="Mangal" w:hAnsi="Mangal" w:cs="Mangal"/>
           <w:szCs w:val="22"/>
@@ -25584,7 +23971,7 @@
                 <w:sz w:val="24"/>
                 <w:szCs w:val="24"/>
               </w:rPr>
-              <w:t xml:space="preserve">संतोष महादेव बनसोडे (उप कोषागार अधिकारी)</w:t>
+              <w:t xml:space="preserve">चैतन्य विठ्ठलराव सुरवसे (स्था. अभियांत्रिकी सहाय्यक)</w:t>
             </w:r>
           </w:p>
         </w:tc>
@@ -25618,7 +24005,7 @@
                 <w:szCs w:val="22"/>
                 <w:lang w:eastAsia="en-IN"/>
               </w:rPr>
-              <w:t xml:space="preserve">कोषागार कार्यालय, लातूर </w:t>
+              <w:t xml:space="preserve">सा. बा. उपविभाग, शिरूर अनंतपाळ </w:t>
             </w:r>
           </w:p>
         </w:tc>
@@ -25639,6 +24026,14 @@
           <w:sz w:val="24"/>
           <w:szCs w:val="24"/>
         </w:rPr>
+        <w:t>******************</w:t>
+      </w:r>
+      <w:r>
+        <w:rPr>
+          <w:rFonts w:eastAsia="Arial" w:cs="Arial"/>
+          <w:sz w:val="24"/>
+          <w:szCs w:val="24"/>
+        </w:rPr>
         <w:t>********************************************************************</w:t>
       </w:r>
     </w:p>
@@ -25678,7 +24073,7 @@
     <w:p>
       <w:pPr>
         <w:spacing w:after="0"/>
-        <w:ind w:left="180" w:right="-154" w:firstLine="540"/>
+        <w:ind w:left="720" w:right="375" w:firstLine="720"/>
         <w:rPr>
           <w:rFonts w:ascii="Mangal" w:hAnsi="Mangal" w:cs="Mangal"/>
           <w:szCs w:val="22"/>
@@ -25702,11 +24097,28 @@
       <w:r>
         <w:rPr>
           <w:rFonts w:eastAsia="Arial" w:cs="Arial"/>
-          <w:b/>
-          <w:bCs/>
-          <w:szCs w:val="22"/>
-        </w:rPr>
-        <w:t xml:space="preserve">संतोष महादेव बनसोडे (उप कोषागार अधिकारी)</w:t>
+          <w:szCs w:val="22"/>
+        </w:rPr>
+        <w:t xml:space="preserve">   </w:t>
+      </w:r>
+      <w:r>
+        <w:rPr>
+          <w:rFonts w:eastAsia="Arial" w:cs="Arial"/>
+          <w:b/>
+          <w:bCs/>
+          <w:szCs w:val="22"/>
+        </w:rPr>
+        <w:t xml:space="preserve">चैतन्य विठ्ठलराव सुरवसे (स्था. अभियांत्रिकी सहाय्यक)</w:t>
+      </w:r>
+      <w:r>
+        <w:rPr>
+          <w:rFonts w:eastAsia="Arial" w:cs="Arial"/>
+          <w:b/>
+          <w:bCs/>
+          <w:szCs w:val="22"/>
+          <w:lang w:eastAsia="en-IN"/>
+        </w:rPr>
+        <w:t xml:space="preserve">   </w:t>
       </w:r>
       <w:r>
         <w:rPr>
@@ -25899,7 +24311,7 @@
     <w:p>
       <w:pPr>
         <w:spacing w:after="0"/>
-        <w:ind w:left="180" w:right="-154" w:firstLine="540"/>
+        <w:ind w:left="1170" w:right="-154" w:firstLine="270"/>
         <w:rPr>
           <w:rFonts w:ascii="Mangal" w:hAnsi="Mangal" w:cs="Mangal"/>
           <w:szCs w:val="22"/>
@@ -25984,7 +24396,7 @@
     <w:p>
       <w:pPr>
         <w:spacing w:after="0"/>
-        <w:ind w:left="180" w:right="-154"/>
+        <w:ind w:left="720" w:right="-154"/>
         <w:rPr>
           <w:rFonts w:ascii="Mangal" w:hAnsi="Mangal" w:cs="Mangal"/>
           <w:szCs w:val="22"/>
@@ -26095,7 +24507,7 @@
                 <w:sz w:val="24"/>
                 <w:szCs w:val="24"/>
               </w:rPr>
-              <w:t xml:space="preserve">संतोष महादेव बनसोडे (उप कोषागार अधिकारी)</w:t>
+              <w:t xml:space="preserve">चैतन्य विठ्ठलराव सुरवसे (स्था. अभियांत्रिकी सहाय्यक)</w:t>
             </w:r>
           </w:p>
         </w:tc>
@@ -26129,7 +24541,7 @@
                 <w:szCs w:val="22"/>
                 <w:lang w:eastAsia="en-IN"/>
               </w:rPr>
-              <w:t xml:space="preserve">कोषागार कार्यालय, लातूर </w:t>
+              <w:t xml:space="preserve">सा. बा. उपविभाग, शिरूर अनंतपाळ </w:t>
             </w:r>
           </w:p>
         </w:tc>
@@ -26150,7 +24562,7 @@
           <w:sz w:val="24"/>
           <w:szCs w:val="24"/>
         </w:rPr>
-        <w:t>******************************************************************</w:t>
+        <w:t>**************************************************************************************</w:t>
       </w:r>
     </w:p>
     <w:p>
@@ -26189,7 +24601,7 @@
     <w:p>
       <w:pPr>
         <w:spacing w:after="0"/>
-        <w:ind w:right="-154"/>
+        <w:ind w:left="810" w:right="285" w:firstLine="630"/>
         <w:rPr>
           <w:rFonts w:ascii="Mangal" w:hAnsi="Mangal" w:cs="Mangal"/>
         </w:rPr>
@@ -26204,9 +24616,450 @@
       </w:r>
       <w:r>
         <w:rPr>
-          <w:rFonts w:eastAsia="Arial" w:cs="Arial"/>
-          <w:sz w:val="24"/>
-          <w:szCs w:val="24"/>
+          <w:rFonts w:ascii="Noto Sans Devanagari" w:hAnsi="Noto Sans Devanagari" w:cs="Mangal"/>
+          <w:szCs w:val="22"/>
+          <w:cs/>
+        </w:rPr>
+        <w:t>प्रमाणित</w:t>
+      </w:r>
+      <w:r>
+        <w:rPr>
+          <w:rFonts w:eastAsia="Arial" w:cs="Arial"/>
+          <w:szCs w:val="22"/>
+        </w:rPr>
+        <w:t xml:space="preserve"> </w:t>
+      </w:r>
+      <w:r>
+        <w:rPr>
+          <w:rFonts w:eastAsia="Arial" w:cs="Arial"/>
+          <w:szCs w:val="22"/>
+        </w:rPr>
+        <w:t xml:space="preserve">  </w:t>
+      </w:r>
+      <w:r>
+        <w:rPr>
+          <w:rFonts w:ascii="Noto Sans Devanagari" w:hAnsi="Noto Sans Devanagari" w:cs="Mangal"/>
+          <w:szCs w:val="22"/>
+          <w:cs/>
+        </w:rPr>
+        <w:t>करण्यात</w:t>
+      </w:r>
+      <w:r>
+        <w:rPr>
+          <w:rFonts w:eastAsia="Arial" w:cs="Arial"/>
+          <w:szCs w:val="22"/>
+        </w:rPr>
+        <w:t xml:space="preserve"> </w:t>
+      </w:r>
+      <w:r>
+        <w:rPr>
+          <w:rFonts w:eastAsia="Arial" w:cs="Arial"/>
+          <w:szCs w:val="22"/>
+        </w:rPr>
+        <w:t xml:space="preserve">  </w:t>
+      </w:r>
+      <w:r>
+        <w:rPr>
+          <w:rFonts w:ascii="Noto Sans Devanagari" w:hAnsi="Noto Sans Devanagari" w:cs="Mangal"/>
+          <w:szCs w:val="22"/>
+          <w:cs/>
+        </w:rPr>
+        <w:t>येते</w:t>
+      </w:r>
+      <w:r>
+        <w:rPr>
+          <w:rFonts w:eastAsia="Arial" w:cs="Arial"/>
+          <w:szCs w:val="22"/>
+        </w:rPr>
+        <w:t xml:space="preserve"> </w:t>
+      </w:r>
+      <w:r>
+        <w:rPr>
+          <w:rFonts w:eastAsia="Arial" w:cs="Arial"/>
+          <w:szCs w:val="22"/>
+        </w:rPr>
+        <w:t xml:space="preserve">  </w:t>
+      </w:r>
+      <w:r>
+        <w:rPr>
+          <w:rFonts w:ascii="Noto Sans Devanagari" w:hAnsi="Noto Sans Devanagari" w:cs="Mangal"/>
+          <w:szCs w:val="22"/>
+          <w:cs/>
+        </w:rPr>
+        <w:t>की</w:t>
+      </w:r>
+      <w:r>
+        <w:rPr>
+          <w:rFonts w:eastAsia="Arial" w:cs="Arial"/>
+          <w:szCs w:val="22"/>
+        </w:rPr>
+        <w:t xml:space="preserve">, </w:t>
+      </w:r>
+      <w:r>
+        <w:rPr>
+          <w:rFonts w:eastAsia="Arial" w:cs="Arial"/>
+          <w:szCs w:val="22"/>
+        </w:rPr>
+        <w:t xml:space="preserve">  </w:t>
+      </w:r>
+      <w:r>
+        <w:rPr>
+          <w:rFonts w:ascii="Noto Sans Devanagari" w:hAnsi="Noto Sans Devanagari" w:cs="Mangal"/>
+          <w:szCs w:val="22"/>
+          <w:cs/>
+        </w:rPr>
+        <w:t>सदरचा</w:t>
+      </w:r>
+      <w:r>
+        <w:rPr>
+          <w:rFonts w:ascii="Noto Sans Devanagari" w:hAnsi="Noto Sans Devanagari" w:cs="Mangal"/>
+          <w:szCs w:val="22"/>
+        </w:rPr>
+        <w:t xml:space="preserve">  </w:t>
+      </w:r>
+      <w:r>
+        <w:rPr>
+          <w:rFonts w:eastAsia="Arial" w:cs="Arial"/>
+          <w:szCs w:val="22"/>
+        </w:rPr>
+        <w:t xml:space="preserve"> </w:t>
+      </w:r>
+      <w:r>
+        <w:rPr>
+          <w:rFonts w:ascii="Noto Sans Devanagari" w:hAnsi="Noto Sans Devanagari" w:cs="Mangal"/>
+          <w:szCs w:val="22"/>
+          <w:cs/>
+        </w:rPr>
+        <w:t>वैद्यकीय</w:t>
+      </w:r>
+      <w:r>
+        <w:rPr>
+          <w:rFonts w:eastAsia="Arial" w:cs="Arial"/>
+          <w:szCs w:val="22"/>
+        </w:rPr>
+        <w:t xml:space="preserve"> </w:t>
+      </w:r>
+      <w:r>
+        <w:rPr>
+          <w:rFonts w:eastAsia="Arial" w:cs="Arial"/>
+          <w:szCs w:val="22"/>
+        </w:rPr>
+        <w:t xml:space="preserve">  </w:t>
+      </w:r>
+      <w:r>
+        <w:rPr>
+          <w:rFonts w:ascii="Noto Sans Devanagari" w:hAnsi="Noto Sans Devanagari" w:cs="Mangal"/>
+          <w:szCs w:val="22"/>
+          <w:cs/>
+        </w:rPr>
+        <w:t>प्रस्ताव</w:t>
+      </w:r>
+      <w:r>
+        <w:rPr>
+          <w:rFonts w:ascii="Noto Sans Devanagari" w:hAnsi="Noto Sans Devanagari" w:cs="Mangal"/>
+          <w:szCs w:val="22"/>
+        </w:rPr>
+        <w:t xml:space="preserve">  </w:t>
+      </w:r>
+      <w:r>
+        <w:rPr>
+          <w:rFonts w:eastAsia="Arial" w:cs="Arial"/>
+          <w:szCs w:val="22"/>
+        </w:rPr>
+        <w:t xml:space="preserve"> </w:t>
+      </w:r>
+      <w:r>
+        <w:rPr>
+          <w:rFonts w:ascii="Noto Sans Devanagari" w:hAnsi="Noto Sans Devanagari" w:cs="Mangal"/>
+          <w:szCs w:val="22"/>
+          <w:cs/>
+        </w:rPr>
+        <w:t>मी</w:t>
+      </w:r>
+      <w:r>
+        <w:rPr>
+          <w:rFonts w:eastAsia="Arial" w:cs="Arial"/>
+          <w:szCs w:val="22"/>
+        </w:rPr>
+        <w:t xml:space="preserve"> </w:t>
+      </w:r>
+      <w:r>
+        <w:rPr>
+          <w:rFonts w:eastAsia="Arial" w:cs="Arial"/>
+          <w:szCs w:val="22"/>
+        </w:rPr>
+        <w:t xml:space="preserve">  </w:t>
+      </w:r>
+      <w:r>
+        <w:rPr>
+          <w:rFonts w:eastAsia="Arial" w:cs="Arial"/>
+          <w:b/>
+          <w:bCs/>
+          <w:szCs w:val="22"/>
+        </w:rPr>
+        <w:t xml:space="preserve">चैतन्य विठ्ठलराव सुरवसे (स्था. अभियांत्रिकी सहाय्यक)</w:t>
+      </w:r>
+      <w:r>
+        <w:rPr>
+          <w:rFonts w:eastAsia="Arial" w:cs="Arial"/>
+          <w:b/>
+          <w:bCs/>
+          <w:szCs w:val="22"/>
+          <w:lang w:eastAsia="en-IN"/>
+        </w:rPr>
+        <w:t xml:space="preserve"> </w:t>
+      </w:r>
+      <w:r>
+        <w:rPr>
+          <w:rFonts w:eastAsia="Arial" w:cs="Arial"/>
+          <w:b/>
+          <w:bCs/>
+          <w:szCs w:val="22"/>
+          <w:lang w:eastAsia="en-IN"/>
+        </w:rPr>
+        <w:t xml:space="preserve"> </w:t>
+      </w:r>
+      <w:r>
+        <w:rPr>
+          <w:rFonts w:eastAsia="Arial" w:cs="Arial"/>
+          <w:b/>
+          <w:bCs/>
+          <w:szCs w:val="22"/>
+          <w:lang w:eastAsia="en-IN"/>
+        </w:rPr>
+        <w:t xml:space="preserve"> </w:t>
+      </w:r>
+      <w:r>
+        <w:rPr>
+          <w:rFonts w:ascii="Noto Sans Devanagari" w:hAnsi="Noto Sans Devanagari" w:cs="Mangal"/>
+          <w:szCs w:val="22"/>
+          <w:cs/>
+        </w:rPr>
+        <w:t>यापूर्वी</w:t>
+      </w:r>
+      <w:r>
+        <w:rPr>
+          <w:rFonts w:eastAsia="Arial" w:cs="Arial"/>
+          <w:szCs w:val="22"/>
+        </w:rPr>
+        <w:t xml:space="preserve"> </w:t>
+      </w:r>
+      <w:r>
+        <w:rPr>
+          <w:rFonts w:ascii="Noto Sans Devanagari" w:hAnsi="Noto Sans Devanagari" w:cs="Mangal"/>
+          <w:szCs w:val="22"/>
+          <w:cs/>
+        </w:rPr>
+        <w:t>इतरत्र</w:t>
+      </w:r>
+      <w:r>
+        <w:rPr>
+          <w:rFonts w:eastAsia="Arial" w:cs="Arial"/>
+          <w:szCs w:val="22"/>
+        </w:rPr>
+        <w:t xml:space="preserve"> </w:t>
+      </w:r>
+      <w:r>
+        <w:rPr>
+          <w:rFonts w:ascii="Noto Sans Devanagari" w:hAnsi="Noto Sans Devanagari" w:cs="Mangal"/>
+          <w:szCs w:val="22"/>
+          <w:cs/>
+        </w:rPr>
+        <w:t>कुठेही</w:t>
+      </w:r>
+      <w:r>
+        <w:rPr>
+          <w:rFonts w:eastAsia="Arial" w:cs="Arial"/>
+          <w:szCs w:val="22"/>
+        </w:rPr>
+        <w:t xml:space="preserve"> </w:t>
+      </w:r>
+      <w:r>
+        <w:rPr>
+          <w:rFonts w:ascii="Noto Sans Devanagari" w:hAnsi="Noto Sans Devanagari" w:cs="Mangal"/>
+          <w:szCs w:val="22"/>
+          <w:cs/>
+        </w:rPr>
+        <w:t>सादर</w:t>
+      </w:r>
+      <w:r>
+        <w:rPr>
+          <w:rFonts w:eastAsia="Arial" w:cs="Arial"/>
+          <w:szCs w:val="22"/>
+        </w:rPr>
+        <w:t xml:space="preserve"> </w:t>
+      </w:r>
+      <w:r>
+        <w:rPr>
+          <w:rFonts w:ascii="Noto Sans Devanagari" w:hAnsi="Noto Sans Devanagari" w:cs="Mangal"/>
+          <w:szCs w:val="22"/>
+          <w:cs/>
+        </w:rPr>
+        <w:t>केलेला</w:t>
+      </w:r>
+      <w:r>
+        <w:rPr>
+          <w:rFonts w:eastAsia="Arial" w:cs="Arial"/>
+          <w:szCs w:val="22"/>
+        </w:rPr>
+        <w:t xml:space="preserve"> </w:t>
+      </w:r>
+      <w:r>
+        <w:rPr>
+          <w:rFonts w:ascii="Noto Sans Devanagari" w:hAnsi="Noto Sans Devanagari" w:cs="Mangal"/>
+          <w:szCs w:val="22"/>
+          <w:cs/>
+        </w:rPr>
+        <w:t>नाही</w:t>
+      </w:r>
+      <w:r>
+        <w:rPr>
+          <w:rFonts w:eastAsia="Arial" w:cs="Arial"/>
+          <w:szCs w:val="22"/>
+        </w:rPr>
+        <w:t xml:space="preserve"> </w:t>
+      </w:r>
+      <w:r>
+        <w:rPr>
+          <w:rFonts w:ascii="Noto Sans Devanagari" w:hAnsi="Noto Sans Devanagari" w:cs="Mangal"/>
+          <w:szCs w:val="22"/>
+          <w:cs/>
+        </w:rPr>
+        <w:t>अथवा</w:t>
+      </w:r>
+      <w:r>
+        <w:rPr>
+          <w:rFonts w:eastAsia="Arial" w:cs="Arial"/>
+          <w:szCs w:val="22"/>
+        </w:rPr>
+        <w:t xml:space="preserve"> </w:t>
+      </w:r>
+      <w:r>
+        <w:rPr>
+          <w:rFonts w:ascii="Noto Sans Devanagari" w:hAnsi="Noto Sans Devanagari" w:cs="Mangal"/>
+          <w:szCs w:val="22"/>
+          <w:cs/>
+        </w:rPr>
+        <w:t>सदर</w:t>
+      </w:r>
+      <w:r>
+        <w:rPr>
+          <w:rFonts w:eastAsia="Arial" w:cs="Arial"/>
+          <w:szCs w:val="22"/>
+        </w:rPr>
+        <w:t xml:space="preserve"> </w:t>
+      </w:r>
+      <w:r>
+        <w:rPr>
+          <w:rFonts w:ascii="Noto Sans Devanagari" w:hAnsi="Noto Sans Devanagari" w:cs="Mangal"/>
+          <w:szCs w:val="22"/>
+          <w:cs/>
+        </w:rPr>
+        <w:t>वैद्यकीय</w:t>
+      </w:r>
+      <w:r>
+        <w:rPr>
+          <w:rFonts w:eastAsia="Arial" w:cs="Arial"/>
+          <w:szCs w:val="22"/>
+        </w:rPr>
+        <w:t xml:space="preserve"> </w:t>
+      </w:r>
+      <w:r>
+        <w:rPr>
+          <w:rFonts w:ascii="Noto Sans Devanagari" w:hAnsi="Noto Sans Devanagari" w:cs="Mangal"/>
+          <w:szCs w:val="22"/>
+          <w:cs/>
+        </w:rPr>
+        <w:t>खर्चाबाबत</w:t>
+      </w:r>
+      <w:r>
+        <w:rPr>
+          <w:rFonts w:eastAsia="Arial" w:cs="Arial"/>
+          <w:szCs w:val="22"/>
+        </w:rPr>
+        <w:t xml:space="preserve"> </w:t>
+      </w:r>
+      <w:r>
+        <w:rPr>
+          <w:rFonts w:ascii="Noto Sans Devanagari" w:hAnsi="Noto Sans Devanagari" w:cs="Mangal"/>
+          <w:szCs w:val="22"/>
+          <w:cs/>
+        </w:rPr>
+        <w:t>अग्रीम</w:t>
+      </w:r>
+      <w:r>
+        <w:rPr>
+          <w:rFonts w:eastAsia="Arial" w:cs="Arial"/>
+          <w:szCs w:val="22"/>
+        </w:rPr>
+        <w:t xml:space="preserve"> </w:t>
+      </w:r>
+      <w:r>
+        <w:rPr>
+          <w:rFonts w:ascii="Noto Sans Devanagari" w:hAnsi="Noto Sans Devanagari" w:cs="Mangal"/>
+          <w:szCs w:val="22"/>
+          <w:cs/>
+        </w:rPr>
+        <w:t>उचल</w:t>
+      </w:r>
+      <w:r>
+        <w:rPr>
+          <w:rFonts w:eastAsia="Arial" w:cs="Arial"/>
+          <w:szCs w:val="22"/>
+        </w:rPr>
+        <w:t xml:space="preserve"> </w:t>
+      </w:r>
+      <w:r>
+        <w:rPr>
+          <w:rFonts w:ascii="Noto Sans Devanagari" w:hAnsi="Noto Sans Devanagari" w:cs="Mangal"/>
+          <w:szCs w:val="22"/>
+          <w:cs/>
+        </w:rPr>
+        <w:t>घेतलेली</w:t>
+      </w:r>
+      <w:r>
+        <w:rPr>
+          <w:rFonts w:eastAsia="Arial" w:cs="Arial"/>
+          <w:szCs w:val="22"/>
+        </w:rPr>
+        <w:t xml:space="preserve"> </w:t>
+      </w:r>
+      <w:r>
+        <w:rPr>
+          <w:rFonts w:ascii="Noto Sans Devanagari" w:hAnsi="Noto Sans Devanagari" w:cs="Mangal"/>
+          <w:szCs w:val="22"/>
+          <w:cs/>
+        </w:rPr>
+        <w:t>नाही</w:t>
+      </w:r>
+      <w:r>
+        <w:rPr>
+          <w:rFonts w:eastAsia="Arial" w:cs="Arial"/>
+          <w:szCs w:val="22"/>
+        </w:rPr>
+        <w:t>.</w:t>
+      </w:r>
+    </w:p>
+    <w:p>
+      <w:pPr>
+        <w:spacing w:after="0"/>
+        <w:ind w:left="1440" w:right="-154" w:hanging="1260"/>
+        <w:rPr>
+          <w:rFonts w:ascii="Mangal" w:hAnsi="Mangal" w:cs="Mangal"/>
+          <w:szCs w:val="22"/>
+        </w:rPr>
+      </w:pPr>
+      <w:r>
+        <w:rPr>
+          <w:rFonts w:eastAsia="Arial" w:cs="Arial"/>
+          <w:szCs w:val="22"/>
+        </w:rPr>
+        <w:t xml:space="preserve"> </w:t>
+      </w:r>
+      <w:r>
+        <w:rPr>
+          <w:rFonts w:eastAsia="Arial" w:cs="Arial"/>
+          <w:szCs w:val="22"/>
         </w:rPr>
         <w:tab/>
       </w:r>
@@ -26216,6 +25069,21 @@
           <w:szCs w:val="22"/>
           <w:cs/>
         </w:rPr>
+        <w:t>करिता</w:t>
+      </w:r>
+      <w:r>
+        <w:rPr>
+          <w:rFonts w:eastAsia="Arial" w:cs="Arial"/>
+          <w:szCs w:val="22"/>
+        </w:rPr>
+        <w:t xml:space="preserve"> </w:t>
+      </w:r>
+      <w:r>
+        <w:rPr>
+          <w:rFonts w:ascii="Noto Sans Devanagari" w:hAnsi="Noto Sans Devanagari" w:cs="Mangal"/>
+          <w:szCs w:val="22"/>
+          <w:cs/>
+        </w:rPr>
         <w:t>प्रमाणित</w:t>
       </w:r>
       <w:r>
@@ -26223,7 +25091,7 @@
           <w:rFonts w:eastAsia="Arial" w:cs="Arial"/>
           <w:szCs w:val="22"/>
         </w:rPr>
-        <w:t xml:space="preserve"> </w:t>
+        <w:t> </w:t>
       </w:r>
       <w:r>
         <w:rPr>
@@ -26238,7 +25106,7 @@
           <w:rFonts w:eastAsia="Arial" w:cs="Arial"/>
           <w:szCs w:val="22"/>
         </w:rPr>
-        <w:t xml:space="preserve"> </w:t>
+        <w:t> </w:t>
       </w:r>
       <w:r>
         <w:rPr>
@@ -26247,300 +25115,6 @@
           <w:cs/>
         </w:rPr>
         <w:t>येते</w:t>
-      </w:r>
-      <w:r>
-        <w:rPr>
-          <w:rFonts w:eastAsia="Arial" w:cs="Arial"/>
-          <w:szCs w:val="22"/>
-        </w:rPr>
-        <w:t xml:space="preserve"> </w:t>
-      </w:r>
-      <w:r>
-        <w:rPr>
-          <w:rFonts w:ascii="Noto Sans Devanagari" w:hAnsi="Noto Sans Devanagari" w:cs="Mangal"/>
-          <w:szCs w:val="22"/>
-          <w:cs/>
-        </w:rPr>
-        <w:t>की</w:t>
-      </w:r>
-      <w:r>
-        <w:rPr>
-          <w:rFonts w:eastAsia="Arial" w:cs="Arial"/>
-          <w:szCs w:val="22"/>
-        </w:rPr>
-        <w:t xml:space="preserve">, </w:t>
-      </w:r>
-      <w:r>
-        <w:rPr>
-          <w:rFonts w:ascii="Noto Sans Devanagari" w:hAnsi="Noto Sans Devanagari" w:cs="Mangal"/>
-          <w:szCs w:val="22"/>
-          <w:cs/>
-        </w:rPr>
-        <w:t>सदरचा</w:t>
-      </w:r>
-      <w:r>
-        <w:rPr>
-          <w:rFonts w:eastAsia="Arial" w:cs="Arial"/>
-          <w:szCs w:val="22"/>
-        </w:rPr>
-        <w:t xml:space="preserve"> </w:t>
-      </w:r>
-      <w:r>
-        <w:rPr>
-          <w:rFonts w:ascii="Noto Sans Devanagari" w:hAnsi="Noto Sans Devanagari" w:cs="Mangal"/>
-          <w:szCs w:val="22"/>
-          <w:cs/>
-        </w:rPr>
-        <w:t>वैद्यकीय</w:t>
-      </w:r>
-      <w:r>
-        <w:rPr>
-          <w:rFonts w:eastAsia="Arial" w:cs="Arial"/>
-          <w:szCs w:val="22"/>
-        </w:rPr>
-        <w:t xml:space="preserve"> </w:t>
-      </w:r>
-      <w:r>
-        <w:rPr>
-          <w:rFonts w:ascii="Noto Sans Devanagari" w:hAnsi="Noto Sans Devanagari" w:cs="Mangal"/>
-          <w:szCs w:val="22"/>
-          <w:cs/>
-        </w:rPr>
-        <w:t>प्रस्ताव</w:t>
-      </w:r>
-      <w:r>
-        <w:rPr>
-          <w:rFonts w:eastAsia="Arial" w:cs="Arial"/>
-          <w:szCs w:val="22"/>
-        </w:rPr>
-        <w:t xml:space="preserve"> </w:t>
-      </w:r>
-      <w:r>
-        <w:rPr>
-          <w:rFonts w:ascii="Noto Sans Devanagari" w:hAnsi="Noto Sans Devanagari" w:cs="Mangal"/>
-          <w:szCs w:val="22"/>
-          <w:cs/>
-        </w:rPr>
-        <w:t>मी</w:t>
-      </w:r>
-      <w:r>
-        <w:rPr>
-          <w:rFonts w:eastAsia="Arial" w:cs="Arial"/>
-          <w:szCs w:val="22"/>
-        </w:rPr>
-        <w:t xml:space="preserve"> </w:t>
-      </w:r>
-      <w:r>
-        <w:rPr>
-          <w:rFonts w:eastAsia="Arial" w:cs="Arial"/>
-          <w:b/>
-          <w:bCs/>
-          <w:szCs w:val="22"/>
-        </w:rPr>
-        <w:t xml:space="preserve">संतोष महादेव बनसोडे (उप कोषागार अधिकारी) </w:t>
-      </w:r>
-      <w:r>
-        <w:rPr>
-          <w:rFonts w:ascii="Noto Sans Devanagari" w:hAnsi="Noto Sans Devanagari" w:cs="Mangal"/>
-          <w:szCs w:val="22"/>
-          <w:cs/>
-        </w:rPr>
-        <w:t>यापूर्वी</w:t>
-      </w:r>
-      <w:r>
-        <w:rPr>
-          <w:rFonts w:eastAsia="Arial" w:cs="Arial"/>
-          <w:szCs w:val="22"/>
-        </w:rPr>
-        <w:t xml:space="preserve"> </w:t>
-      </w:r>
-      <w:r>
-        <w:rPr>
-          <w:rFonts w:ascii="Noto Sans Devanagari" w:hAnsi="Noto Sans Devanagari" w:cs="Mangal"/>
-          <w:szCs w:val="22"/>
-          <w:cs/>
-        </w:rPr>
-        <w:t>इतरत्र</w:t>
-      </w:r>
-      <w:r>
-        <w:rPr>
-          <w:rFonts w:eastAsia="Arial" w:cs="Arial"/>
-          <w:szCs w:val="22"/>
-        </w:rPr>
-        <w:t xml:space="preserve"> </w:t>
-      </w:r>
-      <w:r>
-        <w:rPr>
-          <w:rFonts w:ascii="Noto Sans Devanagari" w:hAnsi="Noto Sans Devanagari" w:cs="Mangal"/>
-          <w:szCs w:val="22"/>
-          <w:cs/>
-        </w:rPr>
-        <w:t>कुठेही</w:t>
-      </w:r>
-      <w:r>
-        <w:rPr>
-          <w:rFonts w:eastAsia="Arial" w:cs="Arial"/>
-          <w:szCs w:val="22"/>
-        </w:rPr>
-        <w:t xml:space="preserve"> </w:t>
-      </w:r>
-      <w:r>
-        <w:rPr>
-          <w:rFonts w:ascii="Noto Sans Devanagari" w:hAnsi="Noto Sans Devanagari" w:cs="Mangal"/>
-          <w:szCs w:val="22"/>
-          <w:cs/>
-        </w:rPr>
-        <w:t>सादर</w:t>
-      </w:r>
-      <w:r>
-        <w:rPr>
-          <w:rFonts w:eastAsia="Arial" w:cs="Arial"/>
-          <w:szCs w:val="22"/>
-        </w:rPr>
-        <w:t xml:space="preserve"> </w:t>
-      </w:r>
-      <w:r>
-        <w:rPr>
-          <w:rFonts w:ascii="Noto Sans Devanagari" w:hAnsi="Noto Sans Devanagari" w:cs="Mangal"/>
-          <w:szCs w:val="22"/>
-          <w:cs/>
-        </w:rPr>
-        <w:t>केलेला</w:t>
-      </w:r>
-      <w:r>
-        <w:rPr>
-          <w:rFonts w:eastAsia="Arial" w:cs="Arial"/>
-          <w:szCs w:val="22"/>
-        </w:rPr>
-        <w:t xml:space="preserve"> </w:t>
-      </w:r>
-      <w:r>
-        <w:rPr>
-          <w:rFonts w:ascii="Noto Sans Devanagari" w:hAnsi="Noto Sans Devanagari" w:cs="Mangal"/>
-          <w:szCs w:val="22"/>
-          <w:cs/>
-        </w:rPr>
-        <w:t>नाही</w:t>
-      </w:r>
-      <w:r>
-        <w:rPr>
-          <w:rFonts w:eastAsia="Arial" w:cs="Arial"/>
-          <w:szCs w:val="22"/>
-        </w:rPr>
-        <w:t xml:space="preserve"> </w:t>
-      </w:r>
-      <w:r>
-        <w:rPr>
-          <w:rFonts w:ascii="Noto Sans Devanagari" w:hAnsi="Noto Sans Devanagari" w:cs="Mangal"/>
-          <w:szCs w:val="22"/>
-          <w:cs/>
-        </w:rPr>
-        <w:t>अथवा</w:t>
-      </w:r>
-      <w:r>
-        <w:rPr>
-          <w:rFonts w:eastAsia="Arial" w:cs="Arial"/>
-          <w:szCs w:val="22"/>
-        </w:rPr>
-        <w:t xml:space="preserve"> </w:t>
-      </w:r>
-      <w:r>
-        <w:rPr>
-          <w:rFonts w:ascii="Noto Sans Devanagari" w:hAnsi="Noto Sans Devanagari" w:cs="Mangal"/>
-          <w:szCs w:val="22"/>
-          <w:cs/>
-        </w:rPr>
-        <w:t>सदर</w:t>
-      </w:r>
-      <w:r>
-        <w:rPr>
-          <w:rFonts w:eastAsia="Arial" w:cs="Arial"/>
-          <w:szCs w:val="22"/>
-        </w:rPr>
-        <w:t xml:space="preserve"> </w:t>
-      </w:r>
-      <w:r>
-        <w:rPr>
-          <w:rFonts w:ascii="Noto Sans Devanagari" w:hAnsi="Noto Sans Devanagari" w:cs="Mangal"/>
-          <w:szCs w:val="22"/>
-          <w:cs/>
-        </w:rPr>
-        <w:t>वैद्यकीय</w:t>
-      </w:r>
-      <w:r>
-        <w:rPr>
-          <w:rFonts w:eastAsia="Arial" w:cs="Arial"/>
-          <w:szCs w:val="22"/>
-        </w:rPr>
-        <w:t xml:space="preserve"> </w:t>
-      </w:r>
-      <w:r>
-        <w:rPr>
-          <w:rFonts w:ascii="Noto Sans Devanagari" w:hAnsi="Noto Sans Devanagari" w:cs="Mangal"/>
-          <w:szCs w:val="22"/>
-          <w:cs/>
-        </w:rPr>
-        <w:t>खर्चाबाबत</w:t>
-      </w:r>
-      <w:r>
-        <w:rPr>
-          <w:rFonts w:eastAsia="Arial" w:cs="Arial"/>
-          <w:szCs w:val="22"/>
-        </w:rPr>
-        <w:t xml:space="preserve"> </w:t>
-      </w:r>
-      <w:r>
-        <w:rPr>
-          <w:rFonts w:ascii="Noto Sans Devanagari" w:hAnsi="Noto Sans Devanagari" w:cs="Mangal"/>
-          <w:szCs w:val="22"/>
-          <w:cs/>
-        </w:rPr>
-        <w:t>अग्रीम</w:t>
-      </w:r>
-      <w:r>
-        <w:rPr>
-          <w:rFonts w:eastAsia="Arial" w:cs="Arial"/>
-          <w:szCs w:val="22"/>
-        </w:rPr>
-        <w:t xml:space="preserve"> </w:t>
-      </w:r>
-      <w:r>
-        <w:rPr>
-          <w:rFonts w:ascii="Noto Sans Devanagari" w:hAnsi="Noto Sans Devanagari" w:cs="Mangal"/>
-          <w:szCs w:val="22"/>
-          <w:cs/>
-        </w:rPr>
-        <w:t>उचल</w:t>
-      </w:r>
-      <w:r>
-        <w:rPr>
-          <w:rFonts w:eastAsia="Arial" w:cs="Arial"/>
-          <w:szCs w:val="22"/>
-        </w:rPr>
-        <w:t xml:space="preserve"> </w:t>
-      </w:r>
-      <w:r>
-        <w:rPr>
-          <w:rFonts w:ascii="Noto Sans Devanagari" w:hAnsi="Noto Sans Devanagari" w:cs="Mangal"/>
-          <w:szCs w:val="22"/>
-          <w:cs/>
-        </w:rPr>
-        <w:t>घेतलेली</w:t>
-      </w:r>
-      <w:r>
-        <w:rPr>
-          <w:rFonts w:eastAsia="Arial" w:cs="Arial"/>
-          <w:szCs w:val="22"/>
-        </w:rPr>
-        <w:t xml:space="preserve"> </w:t>
-      </w:r>
-      <w:r>
-        <w:rPr>
-          <w:rFonts w:ascii="Noto Sans Devanagari" w:hAnsi="Noto Sans Devanagari" w:cs="Mangal"/>
-          <w:szCs w:val="22"/>
-          <w:cs/>
-        </w:rPr>
-        <w:t>नाही</w:t>
       </w:r>
       <w:r>
         <w:rPr>
@@ -26559,95 +25133,11 @@
           <w:szCs w:val="22"/>
         </w:rPr>
       </w:pPr>
-      <w:r>
-        <w:rPr>
-          <w:rFonts w:eastAsia="Arial" w:cs="Arial"/>
-          <w:szCs w:val="22"/>
-        </w:rPr>
-        <w:t xml:space="preserve"> </w:t>
-      </w:r>
-      <w:r>
-        <w:rPr>
-          <w:rFonts w:eastAsia="Arial" w:cs="Arial"/>
-          <w:szCs w:val="22"/>
-        </w:rPr>
-        <w:tab/>
-      </w:r>
-      <w:r>
-        <w:rPr>
-          <w:rFonts w:ascii="Noto Sans Devanagari" w:hAnsi="Noto Sans Devanagari" w:cs="Mangal"/>
-          <w:szCs w:val="22"/>
-          <w:cs/>
-        </w:rPr>
-        <w:t>करिता</w:t>
-      </w:r>
-      <w:r>
-        <w:rPr>
-          <w:rFonts w:eastAsia="Arial" w:cs="Arial"/>
-          <w:szCs w:val="22"/>
-        </w:rPr>
-        <w:t xml:space="preserve"> </w:t>
-      </w:r>
-      <w:r>
-        <w:rPr>
-          <w:rFonts w:ascii="Noto Sans Devanagari" w:hAnsi="Noto Sans Devanagari" w:cs="Mangal"/>
-          <w:szCs w:val="22"/>
-          <w:cs/>
-        </w:rPr>
-        <w:t>प्रमाणित</w:t>
-      </w:r>
-      <w:r>
-        <w:rPr>
-          <w:rFonts w:eastAsia="Arial" w:cs="Arial"/>
-          <w:szCs w:val="22"/>
-        </w:rPr>
-        <w:t> </w:t>
-      </w:r>
-      <w:r>
-        <w:rPr>
-          <w:rFonts w:ascii="Noto Sans Devanagari" w:hAnsi="Noto Sans Devanagari" w:cs="Mangal"/>
-          <w:szCs w:val="22"/>
-          <w:cs/>
-        </w:rPr>
-        <w:t>करण्यात</w:t>
-      </w:r>
-      <w:r>
-        <w:rPr>
-          <w:rFonts w:eastAsia="Arial" w:cs="Arial"/>
-          <w:szCs w:val="22"/>
-        </w:rPr>
-        <w:t> </w:t>
-      </w:r>
-      <w:r>
-        <w:rPr>
-          <w:rFonts w:ascii="Noto Sans Devanagari" w:hAnsi="Noto Sans Devanagari" w:cs="Mangal"/>
-          <w:szCs w:val="22"/>
-          <w:cs/>
-        </w:rPr>
-        <w:t>येते</w:t>
-      </w:r>
-      <w:r>
-        <w:rPr>
-          <w:rFonts w:eastAsia="Arial" w:cs="Arial"/>
-          <w:szCs w:val="22"/>
-        </w:rPr>
-        <w:t>.</w:t>
-      </w:r>
     </w:p>
     <w:p>
       <w:pPr>
         <w:spacing w:after="0"/>
-        <w:ind w:left="180" w:right="-154"/>
-        <w:rPr>
-          <w:rFonts w:ascii="Mangal" w:hAnsi="Mangal" w:cs="Mangal"/>
-          <w:szCs w:val="22"/>
-        </w:rPr>
-      </w:pPr>
-    </w:p>
-    <w:p>
-      <w:pPr>
-        <w:spacing w:after="0"/>
-        <w:ind w:left="180" w:right="-154"/>
+        <w:ind w:left="900" w:right="-154"/>
         <w:rPr>
           <w:rFonts w:ascii="Mangal" w:hAnsi="Mangal" w:cs="Mangal"/>
           <w:szCs w:val="22"/>
@@ -26760,7 +25250,7 @@
                 <w:sz w:val="24"/>
                 <w:szCs w:val="24"/>
               </w:rPr>
-              <w:t xml:space="preserve">संतोष महादेव बनसोडे (उप कोषागार अधिकारी)</w:t>
+              <w:t xml:space="preserve">चैतन्य विठ्ठलराव सुरवसे (स्था. अभियांत्रिकी सहाय्यक)</w:t>
             </w:r>
           </w:p>
         </w:tc>
@@ -26794,7 +25284,7 @@
                 <w:szCs w:val="22"/>
                 <w:lang w:eastAsia="en-IN"/>
               </w:rPr>
-              <w:t xml:space="preserve">कोषागार कार्यालय, लातूर </w:t>
+              <w:t xml:space="preserve">सा. बा. उपविभाग, शिरूर अनंतपाळ </w:t>
             </w:r>
           </w:p>
         </w:tc>
@@ -27195,17 +25685,25 @@
           <w:sz w:val="24"/>
           <w:szCs w:val="24"/>
         </w:rPr>
-        <w:t xml:space="preserve">,  </w:t>
-      </w:r>
-      <w:r>
-        <w:rPr>
-          <w:rFonts w:eastAsia="Arial" w:cs="Arial"/>
-          <w:b/>
-          <w:bCs/>
-          <w:sz w:val="24"/>
-          <w:szCs w:val="24"/>
-        </w:rPr>
-        <w:t xml:space="preserve">संतोष महादेव बनसोडे (उप कोषागार अधिकारी)</w:t>
+        <w:t xml:space="preserve">, </w:t>
+      </w:r>
+      <w:r>
+        <w:rPr>
+          <w:rFonts w:eastAsia="Arial" w:cs="Arial"/>
+          <w:sz w:val="24"/>
+          <w:szCs w:val="24"/>
+        </w:rPr>
+        <w:t xml:space="preserve"> </w:t>
+      </w:r>
+      <w:r>
+        <w:rPr>
+          <w:rFonts w:eastAsia="Arial" w:cs="Arial"/>
+          <w:b/>
+          <w:bCs/>
+          <w:sz w:val="24"/>
+          <w:szCs w:val="24"/>
+        </w:rPr>
+        <w:t xml:space="preserve">चैतन्य विठ्ठलराव सुरवसे (स्था. अभियांत्रिकी सहाय्यक)</w:t>
       </w:r>
       <w:r>
         <w:rPr>
@@ -27292,17 +25790,63 @@
           <w:sz w:val="24"/>
           <w:szCs w:val="24"/>
         </w:rPr>
-        <w:t xml:space="preserve">  </w:t>
-      </w:r>
-      <w:r>
-        <w:rPr>
-          <w:rFonts w:eastAsia="Arial" w:cs="Arial"/>
-          <w:b/>
-          <w:bCs/>
-          <w:szCs w:val="22"/>
-          <w:lang w:eastAsia="en-IN"/>
-        </w:rPr>
-        <w:t xml:space="preserve">01/01/2026 </w:t>
+        <w:t xml:space="preserve"> </w:t>
+      </w:r>
+      <w:r>
+        <w:rPr>
+          <w:rFonts w:eastAsia="Arial" w:cs="Arial"/>
+          <w:sz w:val="24"/>
+          <w:szCs w:val="24"/>
+        </w:rPr>
+        <w:t xml:space="preserve"> </w:t>
+      </w:r>
+      <w:r>
+        <w:rPr>
+          <w:rFonts w:eastAsia="Arial" w:cs="Arial"/>
+          <w:sz w:val="24"/>
+          <w:szCs w:val="24"/>
+        </w:rPr>
+        <w:t xml:space="preserve"> </w:t>
+      </w:r>
+      <w:r>
+        <w:rPr>
+          <w:rFonts w:eastAsia="Arial" w:cs="Arial"/>
+          <w:b/>
+          <w:bCs/>
+          <w:szCs w:val="22"/>
+          <w:lang w:eastAsia="en-IN"/>
+        </w:rPr>
+        <w:t xml:space="preserve">06-02-2026</w:t>
+      </w:r>
+      <w:r>
+        <w:rPr>
+          <w:rFonts w:eastAsia="Arial" w:cs="Arial"/>
+          <w:b/>
+          <w:bCs/>
+          <w:szCs w:val="22"/>
+          <w:lang w:eastAsia="en-IN"/>
+        </w:rPr>
+        <w:t xml:space="preserve"> </w:t>
+      </w:r>
+      <w:r>
+        <w:rPr>
+          <w:rFonts w:eastAsia="Arial" w:cs="Arial"/>
+          <w:b/>
+          <w:bCs/>
+          <w:szCs w:val="22"/>
+          <w:lang w:eastAsia="en-IN"/>
+        </w:rPr>
+        <w:t xml:space="preserve"> </w:t>
+      </w:r>
+      <w:r>
+        <w:rPr>
+          <w:rFonts w:eastAsia="Arial" w:cs="Arial"/>
+          <w:b/>
+          <w:bCs/>
+          <w:szCs w:val="22"/>
+          <w:lang w:eastAsia="en-IN"/>
+        </w:rPr>
+        <w:t xml:space="preserve"> </w:t>
       </w:r>
       <w:r>
         <w:rPr>
@@ -27313,17 +25857,47 @@
           <w:cs/>
           <w:lang w:eastAsia="en-IN"/>
         </w:rPr>
-        <w:t xml:space="preserve">ते</w:t>
-      </w:r>
-      <w:r>
-        <w:rPr>
-          <w:rFonts w:eastAsia="Arial" w:cs="Arial"/>
-          <w:b/>
-          <w:bCs/>
-          <w:szCs w:val="22"/>
-          <w:lang w:eastAsia="en-IN"/>
-        </w:rPr>
-        <w:t xml:space="preserve"> 08/01/2026</w:t>
+        <w:t>ते</w:t>
+      </w:r>
+      <w:r>
+        <w:rPr>
+          <w:rFonts w:ascii="Noto Sans Devanagari" w:hAnsi="Noto Sans Devanagari" w:cs="Mangal"/>
+          <w:b/>
+          <w:bCs/>
+          <w:szCs w:val="22"/>
+          <w:lang w:eastAsia="en-IN"/>
+        </w:rPr>
+        <w:t xml:space="preserve"> </w:t>
+      </w:r>
+      <w:r>
+        <w:rPr>
+          <w:rFonts w:eastAsia="Arial" w:cs="Arial"/>
+          <w:b/>
+          <w:bCs/>
+          <w:szCs w:val="22"/>
+          <w:lang w:eastAsia="en-IN"/>
+        </w:rPr>
+        <w:t xml:space="preserve"> </w:t>
+      </w:r>
+      <w:r>
+        <w:rPr>
+          <w:rFonts w:eastAsia="Arial" w:cs="Arial"/>
+          <w:b/>
+          <w:bCs/>
+          <w:szCs w:val="22"/>
+          <w:lang w:eastAsia="en-IN"/>
+        </w:rPr>
+        <w:t xml:space="preserve"> </w:t>
+      </w:r>
+      <w:r>
+        <w:rPr>
+          <w:rFonts w:eastAsia="Arial" w:cs="Arial"/>
+          <w:b/>
+          <w:bCs/>
+          <w:szCs w:val="22"/>
+          <w:lang w:eastAsia="en-IN"/>
+        </w:rPr>
+        <w:t xml:space="preserve"/>
       </w:r>
       <w:r>
         <w:rPr>
@@ -27826,7 +26400,7 @@
           <w:sz w:val="24"/>
           <w:szCs w:val="24"/>
         </w:rPr>
-        <w:t xml:space="preserve">लातूर </w:t>
+        <w:t xml:space="preserve"/>
       </w:r>
     </w:p>
     <w:p>
@@ -27864,7 +26438,7 @@
           <w:sz w:val="24"/>
           <w:szCs w:val="24"/>
         </w:rPr>
-        <w:t xml:space="preserve">27/01/2026</w:t>
+        <w:t xml:space="preserve">06-03-2026</w:t>
       </w:r>
       <w:r>
         <w:rPr>
@@ -27939,7 +26513,7 @@
                 <w:sz w:val="24"/>
                 <w:szCs w:val="24"/>
               </w:rPr>
-              <w:t xml:space="preserve">संतोष महादेव बनसोडे (उप कोषागार अधिकारी)</w:t>
+              <w:t xml:space="preserve">चैतन्य विठ्ठलराव सुरवसे (स्था. अभियांत्रिकी सहाय्यक)</w:t>
             </w:r>
           </w:p>
         </w:tc>
@@ -27973,7 +26547,7 @@
                 <w:szCs w:val="22"/>
                 <w:lang w:eastAsia="en-IN"/>
               </w:rPr>
-              <w:t xml:space="preserve">कोषागार कार्यालय, लातूर </w:t>
+              <w:t xml:space="preserve">सा. बा. उपविभाग, शिरूर अनंतपाळ </w:t>
             </w:r>
           </w:p>
         </w:tc>
@@ -27982,7 +26556,7 @@
     <w:p>
       <w:pPr>
         <w:spacing w:after="0"/>
-        <w:ind w:left="360" w:right="26"/>
+        <w:ind w:left="180" w:right="-154"/>
         <w:jc w:val="center"/>
         <w:rPr>
           <w:rFonts w:ascii="Mangal" w:hAnsi="Mangal" w:cs="Mangal"/>
@@ -27994,7 +26568,7 @@
           <w:sz w:val="24"/>
           <w:szCs w:val="24"/>
         </w:rPr>
-        <w:t>*************************************************************************</w:t>
+        <w:t>**************************************************************************************</w:t>
       </w:r>
     </w:p>
     <w:p>
@@ -28239,7 +26813,7 @@
           <w:szCs w:val="24"/>
           <w:lang w:eastAsia="en-IN"/>
         </w:rPr>
-        <w:t xml:space="preserve"> संतोष महादेव बनसोडे (उप कोषागार अधिकारी)</w:t>
+        <w:t xml:space="preserve"> चैतन्य विठ्ठलराव सुरवसे (स्था. अभियांत्रिकी सहाय्यक)</w:t>
       </w:r>
       <w:r>
         <w:rPr>
@@ -28570,7 +27144,7 @@
           <w:sz w:val="24"/>
           <w:szCs w:val="24"/>
         </w:rPr>
-        <w:t xml:space="preserve">लातूर </w:t>
+        <w:t xml:space="preserve"/>
       </w:r>
     </w:p>
     <w:p>
@@ -28606,7 +27180,7 @@
           <w:sz w:val="24"/>
           <w:szCs w:val="24"/>
         </w:rPr>
-        <w:t xml:space="preserve">27/01/2026</w:t>
+        <w:t xml:space="preserve">06-03-2026</w:t>
       </w:r>
       <w:r>
         <w:rPr>
@@ -28704,7 +27278,7 @@
                 <w:sz w:val="24"/>
                 <w:szCs w:val="24"/>
               </w:rPr>
-              <w:t xml:space="preserve">संतोष महादेव बनसोडे (उप कोषागार अधिकारी)</w:t>
+              <w:t xml:space="preserve">चैतन्य विठ्ठलराव सुरवसे (स्था. अभियांत्रिकी सहाय्यक)</w:t>
             </w:r>
           </w:p>
         </w:tc>
@@ -28738,7 +27312,7 @@
                 <w:szCs w:val="22"/>
                 <w:lang w:eastAsia="en-IN"/>
               </w:rPr>
-              <w:t xml:space="preserve">कोषागार कार्यालय, लातूर </w:t>
+              <w:t xml:space="preserve">सा. बा. उपविभाग, शिरूर अनंतपाळ </w:t>
             </w:r>
           </w:p>
         </w:tc>
@@ -28875,7 +27449,7 @@
                 <w:szCs w:val="24"/>
                 <w:lang w:eastAsia="en-IN"/>
               </w:rPr>
-              <w:t xml:space="preserve">कोषागार कार्यालय, लातूर </w:t>
+              <w:t xml:space="preserve">सा. बा. उपविभाग, शिरूर अनंतपाळ </w:t>
             </w:r>
           </w:p>
         </w:tc>
@@ -29021,6 +27595,8 @@
         </w:rPr>
         <w:br w:type="page"/>
       </w:r>
+      <w:bookmarkStart w:id="0" w:name="_GoBack"/>
+      <w:bookmarkEnd w:id="0"/>
     </w:p>
     <w:p>
       <w:pPr>
@@ -29471,7 +28047,7 @@
                 <w:cs/>
                 <w:lang w:val="mr-IN" w:eastAsia="en-IN"/>
               </w:rPr>
-              <w:t xml:space="preserve">संतोष महादेव बनसोडे</w:t>
+              <w:t xml:space="preserve">चैतन्य विठ्ठलराव सुरवसे (स्था. अभियांत्रिकी सहाय्यक)</w:t>
             </w:r>
           </w:p>
         </w:tc>
@@ -29603,7 +28179,7 @@
                 <w:szCs w:val="22"/>
                 <w:lang w:eastAsia="en-IN"/>
               </w:rPr>
-              <w:t xml:space="preserve">संतोष महादेव बनसोडे  </w:t>
+              <w:t xml:space="preserve"> </w:t>
             </w:r>
             <w:r>
               <w:rPr>
@@ -29624,7 +28200,7 @@
                 <w:szCs w:val="22"/>
                 <w:lang w:eastAsia="en-IN"/>
               </w:rPr>
-              <w:t xml:space="preserve">स्वतः </w:t>
+              <w:t xml:space="preserve"/>
             </w:r>
           </w:p>
         </w:tc>
@@ -29715,7 +28291,7 @@
                 <w:szCs w:val="22"/>
                 <w:lang w:eastAsia="en-IN"/>
               </w:rPr>
-              <w:t xml:space="preserve">01/01/2026 to 08/01/2026</w:t>
+              <w:t xml:space="preserve">06-02-2026 to </w:t>
             </w:r>
           </w:p>
         </w:tc>
@@ -29793,7 +28369,7 @@
                 <w:szCs w:val="22"/>
                 <w:lang w:bidi="hi-IN"/>
               </w:rPr>
-              <w:t xml:space="preserve">पाटील हॉस्पिटल </w:t>
+              <w:t xml:space="preserve"/>
             </w:r>
           </w:p>
         </w:tc>
@@ -30174,7 +28750,7 @@
                 <w:sz w:val="22"/>
                 <w:szCs w:val="22"/>
               </w:rPr>
-              <w:t xml:space="preserve">11000.00</w:t>
+              <w:t xml:space="preserve">71000.0</w:t>
             </w:r>
           </w:p>
         </w:tc>
@@ -30283,7 +28859,7 @@
                 <w:sz w:val="22"/>
                 <w:szCs w:val="22"/>
               </w:rPr>
-              <w:t xml:space="preserve">11000</w:t>
+              <w:t xml:space="preserve">0.0</w:t>
             </w:r>
           </w:p>
         </w:tc>
@@ -30392,7 +28968,7 @@
                 <w:sz w:val="22"/>
                 <w:szCs w:val="22"/>
               </w:rPr>
-              <w:t xml:space="preserve">651312.0</w:t>
+              <w:t xml:space="preserve">0.0</w:t>
             </w:r>
           </w:p>
         </w:tc>
@@ -30531,7 +29107,7 @@
                 <w:sz w:val="22"/>
                 <w:szCs w:val="22"/>
               </w:rPr>
-              <w:t xml:space="preserve"/>
+              <w:t xml:space="preserve">0.0</w:t>
             </w:r>
           </w:p>
         </w:tc>
@@ -30644,7 +29220,7 @@
                 <w:sz w:val="22"/>
                 <w:szCs w:val="22"/>
               </w:rPr>
-              <w:t xml:space="preserve">662312.0</w:t>
+              <w:t xml:space="preserve">71000.0</w:t>
             </w:r>
           </w:p>
         </w:tc>
@@ -30882,7 +29458,7 @@
                 <w:sz w:val="22"/>
                 <w:szCs w:val="22"/>
               </w:rPr>
-              <w:t xml:space="preserve">9900.00</w:t>
+              <w:t xml:space="preserve">63900.0</w:t>
             </w:r>
           </w:p>
         </w:tc>
@@ -31000,7 +29576,7 @@
                 <w:sz w:val="22"/>
                 <w:szCs w:val="22"/>
               </w:rPr>
-              <w:t xml:space="preserve">586181.00</w:t>
+              <w:t xml:space="preserve">0.0</w:t>
             </w:r>
           </w:p>
         </w:tc>
@@ -31118,7 +29694,7 @@
                 <w:sz w:val="22"/>
                 <w:szCs w:val="22"/>
               </w:rPr>
-              <w:t xml:space="preserve">0.00</w:t>
+              <w:t xml:space="preserve">0.0</w:t>
             </w:r>
           </w:p>
         </w:tc>
@@ -31558,7 +30134,7 @@
               <w:rPr>
                 <w:rFonts w:ascii="Arial" w:eastAsia="Arial" w:hAnsi="Arial" w:cs="Arial"/>
               </w:rPr>
-              <w:t xml:space="preserve">01/01/2026 to 05/01/2026</w:t>
+              <w:t xml:space="preserve"> to </w:t>
             </w:r>
           </w:p>
         </w:tc>
@@ -31578,7 +30154,7 @@
               <w:rPr>
                 <w:rFonts w:ascii="Arial" w:eastAsia="Arial" w:hAnsi="Arial" w:cs="Arial"/>
               </w:rPr>
-              <w:t xml:space="preserve">5000</w:t>
+              <w:t xml:space="preserve"/>
             </w:r>
           </w:p>
         </w:tc>
@@ -31606,7 +30182,7 @@
                 <w:sz w:val="22"/>
                 <w:szCs w:val="22"/>
               </w:rPr>
-              <w:t xml:space="preserve">4750.00</w:t>
+              <w:t xml:space="preserve">0.0</w:t>
             </w:r>
           </w:p>
         </w:tc>
@@ -31781,7 +30357,7 @@
               <w:rPr>
                 <w:rFonts w:ascii="Arial" w:eastAsia="Arial" w:hAnsi="Arial" w:cs="Arial"/>
               </w:rPr>
-              <w:t xml:space="preserve"/>
+              <w:t xml:space="preserve"> to </w:t>
             </w:r>
           </w:p>
         </w:tc>
@@ -31829,7 +30405,7 @@
                 <w:sz w:val="22"/>
                 <w:szCs w:val="22"/>
               </w:rPr>
-              <w:t xml:space="preserve">0.00</w:t>
+              <w:t xml:space="preserve">0.0</w:t>
             </w:r>
           </w:p>
         </w:tc>
@@ -31952,7 +30528,7 @@
               <w:rPr>
                 <w:rFonts w:eastAsia="Arial" w:cs="Arial"/>
               </w:rPr>
-              <w:t xml:space="preserve"/>
+              <w:t xml:space="preserve"> to </w:t>
             </w:r>
           </w:p>
         </w:tc>
@@ -31997,7 +30573,7 @@
                 <w:sz w:val="22"/>
                 <w:szCs w:val="22"/>
               </w:rPr>
-              <w:t xml:space="preserve">0.00</w:t>
+              <w:t xml:space="preserve">0.0</w:t>
             </w:r>
           </w:p>
         </w:tc>
@@ -32277,7 +30853,7 @@
               <w:rPr>
                 <w:rFonts w:ascii="Arial" w:eastAsia="Arial" w:hAnsi="Arial" w:cs="Arial"/>
               </w:rPr>
-              <w:t xml:space="preserve">06/01/2026 to 08/01/2026</w:t>
+              <w:t xml:space="preserve"> to </w:t>
             </w:r>
           </w:p>
         </w:tc>
@@ -32297,7 +30873,7 @@
               <w:rPr>
                 <w:rFonts w:ascii="Arial" w:eastAsia="Arial" w:hAnsi="Arial" w:cs="Arial"/>
               </w:rPr>
-              <w:t xml:space="preserve">6000</w:t>
+              <w:t xml:space="preserve"/>
             </w:r>
           </w:p>
         </w:tc>
@@ -32325,7 +30901,7 @@
                 <w:sz w:val="22"/>
                 <w:szCs w:val="22"/>
               </w:rPr>
-              <w:t xml:space="preserve">6000</w:t>
+              <w:t xml:space="preserve"/>
             </w:r>
           </w:p>
         </w:tc>
@@ -32406,7 +30982,7 @@
                 <w:sz w:val="22"/>
                 <w:szCs w:val="22"/>
               </w:rPr>
-              <w:t xml:space="preserve">10750.00</w:t>
+              <w:t xml:space="preserve">0.0</w:t>
             </w:r>
           </w:p>
         </w:tc>
@@ -32560,7 +31136,7 @@
                 <w:sz w:val="22"/>
                 <w:szCs w:val="22"/>
               </w:rPr>
-              <w:t xml:space="preserve">606831.00</w:t>
+              <w:t xml:space="preserve">63900.0</w:t>
             </w:r>
           </w:p>
         </w:tc>
@@ -33562,7 +32138,7 @@
 </file>
 
 <file path=customXml/itemProps1.xml><?xml version="1.0" encoding="utf-8"?>
-<ds:datastoreItem xmlns:ds="http://schemas.openxmlformats.org/officeDocument/2006/customXml" ds:itemID="{1A1CF3EA-2B78-4C8D-A6D5-E4F13106B454}">
+<ds:datastoreItem xmlns:ds="http://schemas.openxmlformats.org/officeDocument/2006/customXml" ds:itemID="{597B50E9-9B21-4244-A13D-EE31CC8490D8}">
   <ds:schemaRefs>
     <ds:schemaRef ds:uri="http://schemas.openxmlformats.org/officeDocument/2006/bibliography"/>
   </ds:schemaRefs>
